--- a/01-电源电路/04-电池充放电管理/备用电池切换电路/备用电池切换电路.docx
+++ b/01-电源电路/04-电池充放电管理/备用电池切换电路/备用电池切换电路.docx
@@ -2267,6 +2267,20 @@
     </w:p>
     <w:bookmarkEnd w:id="26"/>
     <w:bookmarkEnd w:id="27"/>
+    <w:p>
+      <w:pPr>
+        <w:spacing w:before="360"/>
+        <w:jc w:val="center"/>
+      </w:pPr>
+      <w:r>
+        <w:rPr>
+          <w:rFonts w:ascii="Times New Roman" w:hAnsi="Times New Roman"/>
+          <w:color w:val="555555"/>
+          <w:sz w:val="21"/>
+        </w:rPr>
+        <w:t>材料收集者：杜文杰</w:t>
+      </w:r>
+    </w:p>
     <w:sectPr>
       <w:headerReference r:id="rId9" w:type="default"/>
       <w:footerReference r:id="rId10" w:type="default"/>

--- a/01-电源电路/04-电池充放电管理/备用电池切换电路/备用电池切换电路.docx
+++ b/01-电源电路/04-电池充放电管理/备用电池切换电路/备用电池切换电路.docx
@@ -1,6 +1,6 @@
 
 <file path=word/document.xml><?xml version="1.0" encoding="utf-8"?>
-<w:document xmlns:w="http://schemas.openxmlformats.org/wordprocessingml/2006/main" xmlns:m="http://schemas.openxmlformats.org/officeDocument/2006/math" xmlns:r="http://schemas.openxmlformats.org/officeDocument/2006/relationships" xmlns:o="urn:schemas-microsoft-com:office:office" xmlns:v="urn:schemas-microsoft-com:vml" xmlns:w10="urn:schemas-microsoft-com:office:word" xmlns:a="http://schemas.openxmlformats.org/drawingml/2006/main" xmlns:pic="http://schemas.openxmlformats.org/drawingml/2006/picture" xmlns:wp="http://schemas.openxmlformats.org/drawingml/2006/wordprocessingDrawing">
+<w:document xmlns:m="http://schemas.openxmlformats.org/officeDocument/2006/math" xmlns:r="http://schemas.openxmlformats.org/officeDocument/2006/relationships" xmlns:w="http://schemas.openxmlformats.org/wordprocessingml/2006/main" xmlns:o="urn:schemas-microsoft-com:office:office" xmlns:v="urn:schemas-microsoft-com:vml" xmlns:w10="urn:schemas-microsoft-com:office:word" xmlns:a="http://schemas.openxmlformats.org/drawingml/2006/main" xmlns:pic="http://schemas.openxmlformats.org/drawingml/2006/picture" xmlns:wp="http://schemas.openxmlformats.org/drawingml/2006/wordprocessingDrawing">
   <w:body>
     <w:bookmarkStart w:id="27" w:name="备用电池切换电路"/>
     <w:p>
@@ -9,7 +9,7 @@
       </w:pPr>
       <w:r>
         <w:rPr>
-          <w:rFonts w:hint="eastAsia"/>
+          <w:rFonts w:hint="eastAsia" w:eastAsia="黑体"/>
         </w:rPr>
         <w:t xml:space="preserve">备用电池切换电路</w:t>
       </w:r>
@@ -21,7 +21,7 @@
       </w:pPr>
       <w:r>
         <w:rPr>
-          <w:rFonts w:hint="eastAsia"/>
+          <w:rFonts w:hint="eastAsia" w:eastAsia="黑体"/>
         </w:rPr>
         <w:t xml:space="preserve">拓扑描述</w:t>
       </w:r>
@@ -32,79 +32,103 @@
       </w:pPr>
       <w:r>
         <w:rPr>
-          <w:rFonts w:hint="eastAsia"/>
+          <w:rFonts w:hint="eastAsia" w:eastAsia="黑体"/>
         </w:rPr>
         <w:t xml:space="preserve">本电路由主电源（适配器/主电池）、备用电池、两只开关器件（二极管</w:t>
       </w:r>
       <w:r>
+        <w:rPr>
+          <w:rFonts w:eastAsia="黑体"/>
+        </w:rPr>
         <w:t xml:space="preserve"> D1、D2 </w:t>
       </w:r>
       <w:r>
         <w:rPr>
-          <w:rFonts w:hint="eastAsia"/>
+          <w:rFonts w:hint="eastAsia" w:eastAsia="黑体"/>
         </w:rPr>
         <w:t xml:space="preserve">或</w:t>
       </w:r>
       <w:r>
+        <w:rPr>
+          <w:rFonts w:eastAsia="黑体"/>
+        </w:rPr>
         <w:t xml:space="preserve"> MOSFET </w:t>
       </w:r>
       <w:r>
         <w:rPr>
-          <w:rFonts w:hint="eastAsia"/>
+          <w:rFonts w:hint="eastAsia" w:eastAsia="黑体"/>
         </w:rPr>
         <w:t xml:space="preserve">Q1、Q2）以及切换控制逻辑（编号</w:t>
       </w:r>
       <w:r>
+        <w:rPr>
+          <w:rFonts w:eastAsia="黑体"/>
+        </w:rPr>
         <w:t xml:space="preserve"> </w:t>
       </w:r>
       <w:r>
         <w:rPr>
-          <w:rFonts w:hint="eastAsia"/>
+          <w:rFonts w:hint="eastAsia" w:eastAsia="黑体"/>
         </w:rPr>
         <w:t xml:space="preserve">IC1）组成。关键节点有：主电源输入节点</w:t>
       </w:r>
       <w:r>
+        <w:rPr>
+          <w:rFonts w:eastAsia="黑体"/>
+        </w:rPr>
         <w:t xml:space="preserve"> </w:t>
       </w:r>
       <w:r>
         <w:rPr>
-          <w:rFonts w:hint="eastAsia"/>
+          <w:rFonts w:hint="eastAsia" w:eastAsia="黑体"/>
         </w:rPr>
         <w:t xml:space="preserve">MAIN、备用电池输入节点</w:t>
       </w:r>
       <w:r>
+        <w:rPr>
+          <w:rFonts w:eastAsia="黑体"/>
+        </w:rPr>
         <w:t xml:space="preserve"> </w:t>
       </w:r>
       <w:r>
         <w:rPr>
-          <w:rFonts w:hint="eastAsia"/>
+          <w:rFonts w:hint="eastAsia" w:eastAsia="黑体"/>
         </w:rPr>
         <w:t xml:space="preserve">BAK、两路汇合后的负载供电节点</w:t>
       </w:r>
       <w:r>
+        <w:rPr>
+          <w:rFonts w:eastAsia="黑体"/>
+        </w:rPr>
         <w:t xml:space="preserve"> </w:t>
       </w:r>
       <w:r>
         <w:rPr>
-          <w:rFonts w:hint="eastAsia"/>
+          <w:rFonts w:hint="eastAsia" w:eastAsia="黑体"/>
         </w:rPr>
         <w:t xml:space="preserve">OUT，以及公共地节点</w:t>
       </w:r>
       <w:r>
+        <w:rPr>
+          <w:rFonts w:eastAsia="黑体"/>
+        </w:rPr>
         <w:t xml:space="preserve"> </w:t>
       </w:r>
       <w:r>
         <w:rPr>
-          <w:rFonts w:hint="eastAsia"/>
+          <w:rFonts w:hint="eastAsia" w:eastAsia="黑体"/>
         </w:rPr>
         <w:t xml:space="preserve">GND。两路电源分别经各自开关器件汇合到节点</w:t>
       </w:r>
       <w:r>
+        <w:rPr>
+          <w:rFonts w:eastAsia="黑体"/>
+        </w:rPr>
         <w:t xml:space="preserve"> OUT </w:t>
       </w:r>
       <w:r>
         <w:rPr>
-          <w:rFonts w:hint="eastAsia"/>
+          <w:rFonts w:hint="eastAsia" w:eastAsia="黑体"/>
         </w:rPr>
         <w:t xml:space="preserve">为负载供电。</w:t>
       </w:r>
@@ -113,196 +137,259 @@
       <w:pPr/>
       <w:r>
         <w:rPr>
-          <w:rFonts w:hint="eastAsia"/>
+          <w:rFonts w:hint="eastAsia" w:eastAsia="黑体"/>
         </w:rPr>
         <w:t xml:space="preserve">各元件管脚连接：以二极管</w:t>
       </w:r>
       <w:r>
+        <w:rPr>
+          <w:rFonts w:eastAsia="黑体"/>
+        </w:rPr>
         <w:t xml:space="preserve"> OR </w:t>
       </w:r>
       <w:r>
         <w:rPr>
-          <w:rFonts w:hint="eastAsia"/>
+          <w:rFonts w:hint="eastAsia" w:eastAsia="黑体"/>
         </w:rPr>
         <w:t xml:space="preserve">方案为例，二极管</w:t>
       </w:r>
       <w:r>
+        <w:rPr>
+          <w:rFonts w:eastAsia="黑体"/>
+        </w:rPr>
         <w:t xml:space="preserve"> D1 </w:t>
       </w:r>
       <w:r>
         <w:rPr>
-          <w:rFonts w:hint="eastAsia"/>
+          <w:rFonts w:hint="eastAsia" w:eastAsia="黑体"/>
         </w:rPr>
         <w:t xml:space="preserve">阳极接主电源节点</w:t>
       </w:r>
       <w:r>
+        <w:rPr>
+          <w:rFonts w:eastAsia="黑体"/>
+        </w:rPr>
         <w:t xml:space="preserve"> </w:t>
       </w:r>
       <w:r>
         <w:rPr>
-          <w:rFonts w:hint="eastAsia"/>
+          <w:rFonts w:hint="eastAsia" w:eastAsia="黑体"/>
         </w:rPr>
         <w:t xml:space="preserve">MAIN、阴极接输出节点</w:t>
       </w:r>
       <w:r>
+        <w:rPr>
+          <w:rFonts w:eastAsia="黑体"/>
+        </w:rPr>
         <w:t xml:space="preserve"> </w:t>
       </w:r>
       <w:r>
         <w:rPr>
-          <w:rFonts w:hint="eastAsia"/>
+          <w:rFonts w:hint="eastAsia" w:eastAsia="黑体"/>
         </w:rPr>
         <w:t xml:space="preserve">OUT；二极管</w:t>
       </w:r>
       <w:r>
+        <w:rPr>
+          <w:rFonts w:eastAsia="黑体"/>
+        </w:rPr>
         <w:t xml:space="preserve"> D2 </w:t>
       </w:r>
       <w:r>
         <w:rPr>
-          <w:rFonts w:hint="eastAsia"/>
+          <w:rFonts w:hint="eastAsia" w:eastAsia="黑体"/>
         </w:rPr>
         <w:t xml:space="preserve">阳极接备用电池节点</w:t>
       </w:r>
       <w:r>
+        <w:rPr>
+          <w:rFonts w:eastAsia="黑体"/>
+        </w:rPr>
         <w:t xml:space="preserve"> </w:t>
       </w:r>
       <w:r>
         <w:rPr>
-          <w:rFonts w:hint="eastAsia"/>
+          <w:rFonts w:hint="eastAsia" w:eastAsia="黑体"/>
         </w:rPr>
         <w:t xml:space="preserve">BAK、阴极接输出节点</w:t>
       </w:r>
       <w:r>
+        <w:rPr>
+          <w:rFonts w:eastAsia="黑体"/>
+        </w:rPr>
         <w:t xml:space="preserve"> </w:t>
       </w:r>
       <w:r>
         <w:rPr>
-          <w:rFonts w:hint="eastAsia"/>
+          <w:rFonts w:hint="eastAsia" w:eastAsia="黑体"/>
         </w:rPr>
         <w:t xml:space="preserve">OUT，二者阴极并联，输出取电压较高的一路。以</w:t>
       </w:r>
       <w:r>
+        <w:rPr>
+          <w:rFonts w:eastAsia="黑体"/>
+        </w:rPr>
         <w:t xml:space="preserve"> MOSFET </w:t>
       </w:r>
       <w:r>
         <w:rPr>
-          <w:rFonts w:hint="eastAsia"/>
+          <w:rFonts w:hint="eastAsia" w:eastAsia="黑体"/>
         </w:rPr>
         <w:t xml:space="preserve">方案为例，Q1</w:t>
       </w:r>
       <w:r>
+        <w:rPr>
+          <w:rFonts w:eastAsia="黑体"/>
+        </w:rPr>
         <w:t xml:space="preserve"> </w:t>
       </w:r>
       <w:r>
         <w:rPr>
-          <w:rFonts w:hint="eastAsia"/>
+          <w:rFonts w:hint="eastAsia" w:eastAsia="黑体"/>
         </w:rPr>
         <w:t xml:space="preserve">的源极接</w:t>
       </w:r>
       <w:r>
+        <w:rPr>
+          <w:rFonts w:eastAsia="黑体"/>
+        </w:rPr>
         <w:t xml:space="preserve"> </w:t>
       </w:r>
       <w:r>
         <w:rPr>
-          <w:rFonts w:hint="eastAsia"/>
+          <w:rFonts w:hint="eastAsia" w:eastAsia="黑体"/>
         </w:rPr>
         <w:t xml:space="preserve">MAIN、漏极接</w:t>
       </w:r>
       <w:r>
+        <w:rPr>
+          <w:rFonts w:eastAsia="黑体"/>
+        </w:rPr>
         <w:t xml:space="preserve"> </w:t>
       </w:r>
       <w:r>
         <w:rPr>
-          <w:rFonts w:hint="eastAsia"/>
+          <w:rFonts w:hint="eastAsia" w:eastAsia="黑体"/>
         </w:rPr>
         <w:t xml:space="preserve">OUT，Q2</w:t>
       </w:r>
       <w:r>
+        <w:rPr>
+          <w:rFonts w:eastAsia="黑体"/>
+        </w:rPr>
         <w:t xml:space="preserve"> </w:t>
       </w:r>
       <w:r>
         <w:rPr>
-          <w:rFonts w:hint="eastAsia"/>
+          <w:rFonts w:hint="eastAsia" w:eastAsia="黑体"/>
         </w:rPr>
         <w:t xml:space="preserve">的源极接</w:t>
       </w:r>
       <w:r>
+        <w:rPr>
+          <w:rFonts w:eastAsia="黑体"/>
+        </w:rPr>
         <w:t xml:space="preserve"> </w:t>
       </w:r>
       <w:r>
         <w:rPr>
-          <w:rFonts w:hint="eastAsia"/>
+          <w:rFonts w:hint="eastAsia" w:eastAsia="黑体"/>
         </w:rPr>
         <w:t xml:space="preserve">BAK、漏极接</w:t>
       </w:r>
       <w:r>
+        <w:rPr>
+          <w:rFonts w:eastAsia="黑体"/>
+        </w:rPr>
         <w:t xml:space="preserve"> </w:t>
       </w:r>
       <w:r>
         <w:rPr>
-          <w:rFonts w:hint="eastAsia"/>
+          <w:rFonts w:hint="eastAsia" w:eastAsia="黑体"/>
         </w:rPr>
         <w:t xml:space="preserve">OUT，两管栅极分别由</w:t>
       </w:r>
       <w:r>
+        <w:rPr>
+          <w:rFonts w:eastAsia="黑体"/>
+        </w:rPr>
         <w:t xml:space="preserve"> IC1 </w:t>
       </w:r>
       <w:r>
         <w:rPr>
-          <w:rFonts w:hint="eastAsia"/>
+          <w:rFonts w:hint="eastAsia" w:eastAsia="黑体"/>
         </w:rPr>
         <w:t xml:space="preserve">驱动，IC1</w:t>
       </w:r>
       <w:r>
+        <w:rPr>
+          <w:rFonts w:eastAsia="黑体"/>
+        </w:rPr>
         <w:t xml:space="preserve"> </w:t>
       </w:r>
       <w:r>
         <w:rPr>
-          <w:rFonts w:hint="eastAsia"/>
+          <w:rFonts w:hint="eastAsia" w:eastAsia="黑体"/>
         </w:rPr>
         <w:t xml:space="preserve">经分压电阻采样主电源电压，其地端接</w:t>
       </w:r>
       <w:r>
+        <w:rPr>
+          <w:rFonts w:eastAsia="黑体"/>
+        </w:rPr>
         <w:t xml:space="preserve"> </w:t>
       </w:r>
       <w:r>
         <w:rPr>
-          <w:rFonts w:hint="eastAsia"/>
+          <w:rFonts w:hint="eastAsia" w:eastAsia="黑体"/>
         </w:rPr>
         <w:t xml:space="preserve">GND。主电源正常时</w:t>
       </w:r>
       <w:r>
+        <w:rPr>
+          <w:rFonts w:eastAsia="黑体"/>
+        </w:rPr>
         <w:t xml:space="preserve"> </w:t>
       </w:r>
       <w:r>
         <w:rPr>
-          <w:rFonts w:hint="eastAsia"/>
+          <w:rFonts w:hint="eastAsia" w:eastAsia="黑体"/>
         </w:rPr>
         <w:t xml:space="preserve">Q1（或</w:t>
       </w:r>
       <w:r>
+        <w:rPr>
+          <w:rFonts w:eastAsia="黑体"/>
+        </w:rPr>
         <w:t xml:space="preserve"> </w:t>
       </w:r>
       <w:r>
         <w:rPr>
-          <w:rFonts w:hint="eastAsia"/>
+          <w:rFonts w:hint="eastAsia" w:eastAsia="黑体"/>
         </w:rPr>
         <w:t xml:space="preserve">D1）导通对负载供电并对备用电池浮充，主电源跌落时翻转由</w:t>
       </w:r>
       <w:r>
+        <w:rPr>
+          <w:rFonts w:eastAsia="黑体"/>
+        </w:rPr>
         <w:t xml:space="preserve"> </w:t>
       </w:r>
       <w:r>
         <w:rPr>
-          <w:rFonts w:hint="eastAsia"/>
+          <w:rFonts w:hint="eastAsia" w:eastAsia="黑体"/>
         </w:rPr>
         <w:t xml:space="preserve">Q2（或</w:t>
       </w:r>
       <w:r>
+        <w:rPr>
+          <w:rFonts w:eastAsia="黑体"/>
+        </w:rPr>
         <w:t xml:space="preserve"> </w:t>
       </w:r>
       <w:r>
         <w:rPr>
-          <w:rFonts w:hint="eastAsia"/>
+          <w:rFonts w:hint="eastAsia" w:eastAsia="黑体"/>
         </w:rPr>
         <w:t xml:space="preserve">D2）向负载供电。</w:t>
       </w:r>
@@ -311,34 +398,43 @@
       <w:pPr/>
       <w:r>
         <w:rPr>
-          <w:rFonts w:hint="eastAsia"/>
+          <w:rFonts w:hint="eastAsia" w:eastAsia="黑体"/>
         </w:rPr>
         <w:t xml:space="preserve">组态上这是一个”主电源</w:t>
       </w:r>
       <w:r>
+        <w:rPr>
+          <w:rFonts w:eastAsia="黑体"/>
+        </w:rPr>
         <w:t xml:space="preserve"> + </w:t>
       </w:r>
       <w:r>
         <w:rPr>
-          <w:rFonts w:hint="eastAsia"/>
+          <w:rFonts w:hint="eastAsia" w:eastAsia="黑体"/>
         </w:rPr>
         <w:t xml:space="preserve">备用电池”双路二极管</w:t>
       </w:r>
       <w:r>
+        <w:rPr>
+          <w:rFonts w:eastAsia="黑体"/>
+        </w:rPr>
         <w:t xml:space="preserve"> OR / </w:t>
       </w:r>
       <w:r>
         <w:rPr>
-          <w:rFonts w:hint="eastAsia"/>
+          <w:rFonts w:hint="eastAsia" w:eastAsia="黑体"/>
         </w:rPr>
         <w:t xml:space="preserve">受控开关的无缝掉电切换组态，用于</w:t>
       </w:r>
       <w:r>
+        <w:rPr>
+          <w:rFonts w:eastAsia="黑体"/>
+        </w:rPr>
         <w:t xml:space="preserve"> </w:t>
       </w:r>
       <w:r>
         <w:rPr>
-          <w:rFonts w:hint="eastAsia"/>
+          <w:rFonts w:hint="eastAsia" w:eastAsia="黑体"/>
         </w:rPr>
         <w:t xml:space="preserve">RTC、存储器等需不间断供电的场合。</w:t>
       </w:r>
@@ -351,7 +447,7 @@
       </w:pPr>
       <w:r>
         <w:rPr>
-          <w:rFonts w:hint="eastAsia"/>
+          <w:rFonts w:hint="eastAsia" w:eastAsia="黑体"/>
         </w:rPr>
         <w:t xml:space="preserve">工作原理</w:t>
       </w:r>
@@ -362,7 +458,7 @@
       </w:pPr>
       <w:r>
         <w:rPr>
-          <w:rFonts w:hint="eastAsia"/>
+          <w:rFonts w:hint="eastAsia" w:eastAsia="黑体"/>
         </w:rPr>
         <w:t xml:space="preserve">主电源正常时开关切换使负载接主电源并对备用电池浮充；当检测到主电源电压跌落至阈值以下，切换控制迅速翻转为由备用电池经开关（或二极管）向负载供电，实现无缝（或近无缝）掉电保持。</w:t>
       </w:r>
@@ -375,7 +471,7 @@
       </w:pPr>
       <w:r>
         <w:rPr>
-          <w:rFonts w:hint="eastAsia"/>
+          <w:rFonts w:hint="eastAsia" w:eastAsia="黑体"/>
         </w:rPr>
         <w:t xml:space="preserve">关键计算公式</w:t>
       </w:r>
@@ -389,16 +485,19 @@
       </w:pPr>
       <w:r>
         <w:rPr>
-          <w:rFonts w:hint="eastAsia"/>
+          <w:rFonts w:hint="eastAsia" w:eastAsia="黑体"/>
         </w:rPr>
         <w:t xml:space="preserve">二极管</w:t>
       </w:r>
       <w:r>
+        <w:rPr>
+          <w:rFonts w:eastAsia="黑体"/>
+        </w:rPr>
         <w:t xml:space="preserve"> OR </w:t>
       </w:r>
       <w:r>
         <w:rPr>
-          <w:rFonts w:hint="eastAsia"/>
+          <w:rFonts w:hint="eastAsia" w:eastAsia="黑体"/>
         </w:rPr>
         <w:t xml:space="preserve">方案的输出电压：</w:t>
       </w:r>
@@ -542,11 +641,14 @@
       </w:pPr>
       <w:r>
         <w:rPr>
-          <w:rFonts w:hint="eastAsia"/>
+          <w:rFonts w:hint="eastAsia" w:eastAsia="黑体"/>
         </w:rPr>
         <w:t xml:space="preserve">其中</w:t>
       </w:r>
       <w:r>
+        <w:rPr>
+          <w:rFonts w:eastAsia="黑体"/>
+        </w:rPr>
         <w:t xml:space="preserve"> </w:t>
       </w:r>
       <m:oMath>
@@ -564,11 +666,14 @@
         </m:sSub>
       </m:oMath>
       <w:r>
+        <w:rPr>
+          <w:rFonts w:eastAsia="黑体"/>
+        </w:rPr>
         <w:t xml:space="preserve"> </w:t>
       </w:r>
       <w:r>
         <w:rPr>
-          <w:rFonts w:hint="eastAsia"/>
+          <w:rFonts w:hint="eastAsia" w:eastAsia="黑体"/>
         </w:rPr>
         <w:t xml:space="preserve">为导通二极管的正向压降。</w:t>
       </w:r>
@@ -582,25 +687,31 @@
       </w:pPr>
       <w:r>
         <w:rPr>
-          <w:rFonts w:hint="eastAsia"/>
+          <w:rFonts w:hint="eastAsia" w:eastAsia="黑体"/>
         </w:rPr>
         <w:t xml:space="preserve">双二极管压降损失（肖特基约</w:t>
       </w:r>
       <w:r>
+        <w:rPr>
+          <w:rFonts w:eastAsia="黑体"/>
+        </w:rPr>
         <w:t xml:space="preserve"> 0.3 </w:t>
       </w:r>
       <w:r>
         <w:rPr>
-          <w:rFonts w:hint="eastAsia"/>
+          <w:rFonts w:hint="eastAsia" w:eastAsia="黑体"/>
         </w:rPr>
         <w:t xml:space="preserve">V，硅管约</w:t>
       </w:r>
       <w:r>
+        <w:rPr>
+          <w:rFonts w:eastAsia="黑体"/>
+        </w:rPr>
         <w:t xml:space="preserve"> 0.6 </w:t>
       </w:r>
       <w:r>
         <w:rPr>
-          <w:rFonts w:hint="eastAsia"/>
+          <w:rFonts w:hint="eastAsia" w:eastAsia="黑体"/>
         </w:rPr>
         <w:t xml:space="preserve">V）：</w:t>
       </w:r>
@@ -666,16 +777,19 @@
       </w:pPr>
       <w:r>
         <w:rPr>
-          <w:rFonts w:hint="eastAsia"/>
+          <w:rFonts w:hint="eastAsia" w:eastAsia="黑体"/>
         </w:rPr>
         <w:t xml:space="preserve">掉电保持时间（由储能</w:t>
       </w:r>
       <w:r>
+        <w:rPr>
+          <w:rFonts w:eastAsia="黑体"/>
+        </w:rPr>
         <w:t xml:space="preserve"> / </w:t>
       </w:r>
       <w:r>
         <w:rPr>
-          <w:rFonts w:hint="eastAsia"/>
+          <w:rFonts w:hint="eastAsia" w:eastAsia="黑体"/>
         </w:rPr>
         <w:t xml:space="preserve">备用容量决定）：</w:t>
       </w:r>
@@ -847,7 +961,7 @@
             </w:pPr>
             <w:r>
               <w:rPr>
-                <w:rFonts w:hint="eastAsia"/>
+                <w:rFonts w:hint="eastAsia" w:eastAsia="黑体"/>
               </w:rPr>
               <w:t xml:space="preserve">符号</w:t>
             </w:r>
@@ -861,7 +975,7 @@
             </w:pPr>
             <w:r>
               <w:rPr>
-                <w:rFonts w:hint="eastAsia"/>
+                <w:rFonts w:hint="eastAsia" w:eastAsia="黑体"/>
               </w:rPr>
               <w:t xml:space="preserve">含义</w:t>
             </w:r>
@@ -875,7 +989,7 @@
             </w:pPr>
             <w:r>
               <w:rPr>
-                <w:rFonts w:hint="eastAsia"/>
+                <w:rFonts w:hint="eastAsia" w:eastAsia="黑体"/>
               </w:rPr>
               <w:t xml:space="preserve">单位</w:t>
             </w:r>
@@ -913,6 +1027,9 @@
               </m:sSub>
             </m:oMath>
             <w:r>
+              <w:rPr>
+                <w:rFonts w:eastAsia="黑体"/>
+              </w:rPr>
               <w:t xml:space="preserve">​</w:t>
             </w:r>
           </w:p>
@@ -925,7 +1042,7 @@
             </w:pPr>
             <w:r>
               <w:rPr>
-                <w:rFonts w:hint="eastAsia"/>
+                <w:rFonts w:hint="eastAsia" w:eastAsia="黑体"/>
               </w:rPr>
               <w:t xml:space="preserve">主电源电压</w:t>
             </w:r>
@@ -938,6 +1055,9 @@
               <w:pStyle w:val="Compact"/>
             </w:pPr>
             <w:r>
+              <w:rPr>
+                <w:rFonts w:eastAsia="黑体"/>
+              </w:rPr>
               <w:t xml:space="preserve">V</w:t>
             </w:r>
           </w:p>
@@ -980,6 +1100,9 @@
               </m:sSub>
             </m:oMath>
             <w:r>
+              <w:rPr>
+                <w:rFonts w:eastAsia="黑体"/>
+              </w:rPr>
               <w:t xml:space="preserve">​</w:t>
             </w:r>
           </w:p>
@@ -992,7 +1115,7 @@
             </w:pPr>
             <w:r>
               <w:rPr>
-                <w:rFonts w:hint="eastAsia"/>
+                <w:rFonts w:hint="eastAsia" w:eastAsia="黑体"/>
               </w:rPr>
               <w:t xml:space="preserve">备用电池电压</w:t>
             </w:r>
@@ -1005,6 +1128,9 @@
               <w:pStyle w:val="Compact"/>
             </w:pPr>
             <w:r>
+              <w:rPr>
+                <w:rFonts w:eastAsia="黑体"/>
+              </w:rPr>
               <w:t xml:space="preserve">V</w:t>
             </w:r>
           </w:p>
@@ -1032,6 +1158,9 @@
               </m:sSub>
             </m:oMath>
             <w:r>
+              <w:rPr>
+                <w:rFonts w:eastAsia="黑体"/>
+              </w:rPr>
               <w:t xml:space="preserve">​</w:t>
             </w:r>
           </w:p>
@@ -1044,7 +1173,7 @@
             </w:pPr>
             <w:r>
               <w:rPr>
-                <w:rFonts w:hint="eastAsia"/>
+                <w:rFonts w:hint="eastAsia" w:eastAsia="黑体"/>
               </w:rPr>
               <w:t xml:space="preserve">二极管正向压降</w:t>
             </w:r>
@@ -1057,6 +1186,9 @@
               <w:pStyle w:val="Compact"/>
             </w:pPr>
             <w:r>
+              <w:rPr>
+                <w:rFonts w:eastAsia="黑体"/>
+              </w:rPr>
               <w:t xml:space="preserve">V</w:t>
             </w:r>
           </w:p>
@@ -1075,6 +1207,9 @@
               </m:r>
             </m:oMath>
             <w:r>
+              <w:rPr>
+                <w:rFonts w:eastAsia="黑体"/>
+              </w:rPr>
               <w:t xml:space="preserve">​</w:t>
             </w:r>
           </w:p>
@@ -1087,7 +1222,7 @@
             </w:pPr>
             <w:r>
               <w:rPr>
-                <w:rFonts w:hint="eastAsia"/>
+                <w:rFonts w:hint="eastAsia" w:eastAsia="黑体"/>
               </w:rPr>
               <w:t xml:space="preserve">保持电容容量</w:t>
             </w:r>
@@ -1100,6 +1235,9 @@
               <w:pStyle w:val="Compact"/>
             </w:pPr>
             <w:r>
+              <w:rPr>
+                <w:rFonts w:eastAsia="黑体"/>
+              </w:rPr>
               <w:t xml:space="preserve">F</w:t>
             </w:r>
           </w:p>
@@ -1136,6 +1274,9 @@
               </m:sSub>
             </m:oMath>
             <w:r>
+              <w:rPr>
+                <w:rFonts w:eastAsia="黑体"/>
+              </w:rPr>
               <w:t xml:space="preserve">​</w:t>
             </w:r>
           </w:p>
@@ -1148,7 +1289,7 @@
             </w:pPr>
             <w:r>
               <w:rPr>
-                <w:rFonts w:hint="eastAsia"/>
+                <w:rFonts w:hint="eastAsia" w:eastAsia="黑体"/>
               </w:rPr>
               <w:t xml:space="preserve">负载电流</w:t>
             </w:r>
@@ -1161,6 +1302,9 @@
               <w:pStyle w:val="Compact"/>
             </w:pPr>
             <w:r>
+              <w:rPr>
+                <w:rFonts w:eastAsia="黑体"/>
+              </w:rPr>
               <w:t xml:space="preserve">A</w:t>
             </w:r>
           </w:p>
@@ -1197,6 +1341,9 @@
               </m:sSub>
             </m:oMath>
             <w:r>
+              <w:rPr>
+                <w:rFonts w:eastAsia="黑体"/>
+              </w:rPr>
               <w:t xml:space="preserve">​</w:t>
             </w:r>
           </w:p>
@@ -1209,7 +1356,7 @@
             </w:pPr>
             <w:r>
               <w:rPr>
-                <w:rFonts w:hint="eastAsia"/>
+                <w:rFonts w:hint="eastAsia" w:eastAsia="黑体"/>
               </w:rPr>
               <w:t xml:space="preserve">掉电保持时间</w:t>
             </w:r>
@@ -1222,6 +1369,9 @@
               <w:pStyle w:val="Compact"/>
             </w:pPr>
             <w:r>
+              <w:rPr>
+                <w:rFonts w:eastAsia="黑体"/>
+              </w:rPr>
               <w:t xml:space="preserve">s</w:t>
             </w:r>
           </w:p>
@@ -1236,7 +1386,7 @@
       </w:pPr>
       <w:r>
         <w:rPr>
-          <w:rFonts w:hint="eastAsia"/>
+          <w:rFonts w:hint="eastAsia" w:eastAsia="黑体"/>
         </w:rPr>
         <w:t xml:space="preserve">元件调整影响</w:t>
       </w:r>
@@ -1251,11 +1401,14 @@
       </w:pPr>
       <w:r>
         <w:rPr>
-          <w:rFonts w:hint="eastAsia"/>
+          <w:rFonts w:hint="eastAsia" w:eastAsia="黑体"/>
         </w:rPr>
         <w:t xml:space="preserve">二极管</w:t>
       </w:r>
       <w:r>
+        <w:rPr>
+          <w:rFonts w:eastAsia="黑体"/>
+        </w:rPr>
         <w:t xml:space="preserve"> </w:t>
       </w:r>
       <m:oMath>
@@ -1273,20 +1426,26 @@
         </m:sSub>
       </m:oMath>
       <w:r>
+        <w:rPr>
+          <w:rFonts w:eastAsia="黑体"/>
+        </w:rPr>
         <w:t xml:space="preserve"> </w:t>
       </w:r>
       <w:r>
         <w:rPr>
-          <w:rFonts w:hint="eastAsia"/>
+          <w:rFonts w:hint="eastAsia" w:eastAsia="黑体"/>
         </w:rPr>
         <w:t xml:space="preserve">越小</w:t>
       </w:r>
       <w:r>
+        <w:rPr>
+          <w:rFonts w:eastAsia="黑体"/>
+        </w:rPr>
         <w:t xml:space="preserve"> → </w:t>
       </w:r>
       <w:r>
         <w:rPr>
-          <w:rFonts w:hint="eastAsia"/>
+          <w:rFonts w:hint="eastAsia" w:eastAsia="黑体"/>
         </w:rPr>
         <w:t xml:space="preserve">压降损失越小，备用电压越接近满电压（肖特基优于硅管）。</w:t>
       </w:r>
@@ -1301,20 +1460,26 @@
       </w:pPr>
       <w:r>
         <w:rPr>
-          <w:rFonts w:hint="eastAsia"/>
+          <w:rFonts w:hint="eastAsia" w:eastAsia="黑体"/>
         </w:rPr>
         <w:t xml:space="preserve">开关管（MOSFET</w:t>
       </w:r>
       <w:r>
+        <w:rPr>
+          <w:rFonts w:eastAsia="黑体"/>
+        </w:rPr>
         <w:t xml:space="preserve"> </w:t>
       </w:r>
       <w:r>
         <w:rPr>
-          <w:rFonts w:hint="eastAsia"/>
+          <w:rFonts w:hint="eastAsia" w:eastAsia="黑体"/>
         </w:rPr>
         <w:t xml:space="preserve">导通电阻</w:t>
       </w:r>
       <w:r>
+        <w:rPr>
+          <w:rFonts w:eastAsia="黑体"/>
+        </w:rPr>
         <w:t xml:space="preserve"> </w:t>
       </w:r>
       <m:oMath>
@@ -1354,16 +1519,19 @@
       </m:oMath>
       <w:r>
         <w:rPr>
-          <w:rFonts w:hint="eastAsia"/>
+          <w:rFonts w:hint="eastAsia" w:eastAsia="黑体"/>
         </w:rPr>
         <w:t xml:space="preserve">）越小</w:t>
       </w:r>
       <w:r>
+        <w:rPr>
+          <w:rFonts w:eastAsia="黑体"/>
+        </w:rPr>
         <w:t xml:space="preserve"> → </w:t>
       </w:r>
       <w:r>
         <w:rPr>
-          <w:rFonts w:hint="eastAsia"/>
+          <w:rFonts w:hint="eastAsia" w:eastAsia="黑体"/>
         </w:rPr>
         <w:t xml:space="preserve">切换压降越小、发热越低。</w:t>
       </w:r>
@@ -1378,11 +1546,14 @@
       </w:pPr>
       <w:r>
         <w:rPr>
-          <w:rFonts w:hint="eastAsia"/>
+          <w:rFonts w:hint="eastAsia" w:eastAsia="黑体"/>
         </w:rPr>
         <w:t xml:space="preserve">保持电容</w:t>
       </w:r>
       <w:r>
+        <w:rPr>
+          <w:rFonts w:eastAsia="黑体"/>
+        </w:rPr>
         <w:t xml:space="preserve"> </w:t>
       </w:r>
       <m:oMath>
@@ -1391,20 +1562,26 @@
         </m:r>
       </m:oMath>
       <w:r>
+        <w:rPr>
+          <w:rFonts w:eastAsia="黑体"/>
+        </w:rPr>
         <w:t xml:space="preserve"> </w:t>
       </w:r>
       <w:r>
         <w:rPr>
-          <w:rFonts w:hint="eastAsia"/>
+          <w:rFonts w:hint="eastAsia" w:eastAsia="黑体"/>
         </w:rPr>
         <w:t xml:space="preserve">越大</w:t>
       </w:r>
       <w:r>
+        <w:rPr>
+          <w:rFonts w:eastAsia="黑体"/>
+        </w:rPr>
         <w:t xml:space="preserve"> → </w:t>
       </w:r>
       <w:r>
         <w:rPr>
-          <w:rFonts w:hint="eastAsia"/>
+          <w:rFonts w:hint="eastAsia" w:eastAsia="黑体"/>
         </w:rPr>
         <w:t xml:space="preserve">掉电后可维持供电的时间越长。</w:t>
       </w:r>
@@ -1419,16 +1596,19 @@
       </w:pPr>
       <w:r>
         <w:rPr>
-          <w:rFonts w:hint="eastAsia"/>
+          <w:rFonts w:hint="eastAsia" w:eastAsia="黑体"/>
         </w:rPr>
         <w:t xml:space="preserve">切换迟滞阈值设定越小</w:t>
       </w:r>
       <w:r>
+        <w:rPr>
+          <w:rFonts w:eastAsia="黑体"/>
+        </w:rPr>
         <w:t xml:space="preserve"> → </w:t>
       </w:r>
       <w:r>
         <w:rPr>
-          <w:rFonts w:hint="eastAsia"/>
+          <w:rFonts w:hint="eastAsia" w:eastAsia="黑体"/>
         </w:rPr>
         <w:t xml:space="preserve">切换越敏感，但也容易出现误触发振荡。</w:t>
       </w:r>
@@ -1441,7 +1621,7 @@
       </w:pPr>
       <w:r>
         <w:rPr>
-          <w:rFonts w:hint="eastAsia"/>
+          <w:rFonts w:hint="eastAsia" w:eastAsia="黑体"/>
         </w:rPr>
         <w:t xml:space="preserve">典型参数示例</w:t>
       </w:r>
@@ -1456,29 +1636,38 @@
       </w:pPr>
       <w:r>
         <w:rPr>
-          <w:rFonts w:hint="eastAsia"/>
+          <w:rFonts w:hint="eastAsia" w:eastAsia="黑体"/>
         </w:rPr>
         <w:t xml:space="preserve">主电源</w:t>
       </w:r>
       <w:r>
+        <w:rPr>
+          <w:rFonts w:eastAsia="黑体"/>
+        </w:rPr>
         <w:t xml:space="preserve"> 5 </w:t>
       </w:r>
       <w:r>
         <w:rPr>
-          <w:rFonts w:hint="eastAsia"/>
+          <w:rFonts w:hint="eastAsia" w:eastAsia="黑体"/>
         </w:rPr>
         <w:t xml:space="preserve">V、备用电池</w:t>
       </w:r>
       <w:r>
+        <w:rPr>
+          <w:rFonts w:eastAsia="黑体"/>
+        </w:rPr>
         <w:t xml:space="preserve"> 3 </w:t>
       </w:r>
       <w:r>
         <w:rPr>
-          <w:rFonts w:hint="eastAsia"/>
+          <w:rFonts w:hint="eastAsia" w:eastAsia="黑体"/>
         </w:rPr>
         <w:t xml:space="preserve">V、肖特基</w:t>
       </w:r>
       <w:r>
+        <w:rPr>
+          <w:rFonts w:eastAsia="黑体"/>
+        </w:rPr>
         <w:t xml:space="preserve"> </w:t>
       </w:r>
       <m:oMath>
@@ -1516,11 +1705,14 @@
       </m:oMath>
       <w:r>
         <w:rPr>
-          <w:rFonts w:hint="eastAsia"/>
+          <w:rFonts w:hint="eastAsia" w:eastAsia="黑体"/>
         </w:rPr>
         <w:t xml:space="preserve">：主电源存在时</w:t>
       </w:r>
       <w:r>
+        <w:rPr>
+          <w:rFonts w:eastAsia="黑体"/>
+        </w:rPr>
         <w:t xml:space="preserve"> </w:t>
       </w:r>
       <m:oMath>
@@ -1582,11 +1774,14 @@
       </m:oMath>
       <w:r>
         <w:rPr>
-          <w:rFonts w:hint="eastAsia"/>
+          <w:rFonts w:hint="eastAsia" w:eastAsia="黑体"/>
         </w:rPr>
         <w:t xml:space="preserve">；主电源掉电后</w:t>
       </w:r>
       <w:r>
+        <w:rPr>
+          <w:rFonts w:eastAsia="黑体"/>
+        </w:rPr>
         <w:t xml:space="preserve"> </w:t>
       </w:r>
       <m:oMath>
@@ -1647,6 +1842,9 @@
         </m:r>
       </m:oMath>
       <w:r>
+        <w:rPr>
+          <w:rFonts w:eastAsia="黑体"/>
+        </w:rPr>
         <w:t xml:space="preserve">。</w:t>
       </w:r>
     </w:p>
@@ -1660,11 +1858,14 @@
       </w:pPr>
       <w:r>
         <w:rPr>
-          <w:rFonts w:hint="eastAsia"/>
+          <w:rFonts w:hint="eastAsia" w:eastAsia="黑体"/>
         </w:rPr>
         <w:t xml:space="preserve">保持电容</w:t>
       </w:r>
       <w:r>
+        <w:rPr>
+          <w:rFonts w:eastAsia="黑体"/>
+        </w:rPr>
         <w:t xml:space="preserve"> </w:t>
       </w:r>
       <m:oMath>
@@ -1695,6 +1896,9 @@
         </m:r>
       </m:oMath>
       <w:r>
+        <w:rPr>
+          <w:rFonts w:eastAsia="黑体"/>
+        </w:rPr>
         <w:t xml:space="preserve">、</w:t>
       </w:r>
       <m:oMath>
@@ -1746,6 +1950,9 @@
         </m:r>
       </m:oMath>
       <w:r>
+        <w:rPr>
+          <w:rFonts w:eastAsia="黑体"/>
+        </w:rPr>
         <w:t xml:space="preserve">、</w:t>
       </w:r>
       <m:oMath>
@@ -1788,6 +1995,9 @@
         </m:r>
       </m:oMath>
       <w:r>
+        <w:rPr>
+          <w:rFonts w:eastAsia="黑体"/>
+        </w:rPr>
         <w:t xml:space="preserve">、</w:t>
       </w:r>
       <m:oMath>
@@ -1834,7 +2044,7 @@
       </m:oMath>
       <w:r>
         <w:rPr>
-          <w:rFonts w:hint="eastAsia"/>
+          <w:rFonts w:hint="eastAsia" w:eastAsia="黑体"/>
         </w:rPr>
         <w:t xml:space="preserve">：</w:t>
       </w:r>
@@ -1980,6 +2190,9 @@
         </m:r>
       </m:oMath>
       <w:r>
+        <w:rPr>
+          <w:rFonts w:eastAsia="黑体"/>
+        </w:rPr>
         <w:t xml:space="preserve">。</w:t>
       </w:r>
     </w:p>
@@ -1991,7 +2204,7 @@
       </w:pPr>
       <w:r>
         <w:rPr>
-          <w:rFonts w:hint="eastAsia"/>
+          <w:rFonts w:hint="eastAsia" w:eastAsia="黑体"/>
         </w:rPr>
         <w:t xml:space="preserve">常见器件型号</w:t>
       </w:r>
@@ -2006,7 +2219,7 @@
       </w:pPr>
       <w:r>
         <w:rPr>
-          <w:rFonts w:hint="eastAsia"/>
+          <w:rFonts w:hint="eastAsia" w:eastAsia="黑体"/>
         </w:rPr>
         <w:t xml:space="preserve">肖特基二极管：BAT54、1N5819。</w:t>
       </w:r>
@@ -2021,34 +2234,43 @@
       </w:pPr>
       <w:r>
         <w:rPr>
-          <w:rFonts w:hint="eastAsia"/>
+          <w:rFonts w:hint="eastAsia" w:eastAsia="黑体"/>
         </w:rPr>
         <w:t xml:space="preserve">开关</w:t>
       </w:r>
       <w:r>
+        <w:rPr>
+          <w:rFonts w:eastAsia="黑体"/>
+        </w:rPr>
         <w:t xml:space="preserve"> MOS </w:t>
       </w:r>
       <w:r>
         <w:rPr>
-          <w:rFonts w:hint="eastAsia"/>
+          <w:rFonts w:hint="eastAsia" w:eastAsia="黑体"/>
         </w:rPr>
         <w:t xml:space="preserve">管：AO3400（N</w:t>
       </w:r>
       <w:r>
+        <w:rPr>
+          <w:rFonts w:eastAsia="黑体"/>
+        </w:rPr>
         <w:t xml:space="preserve"> </w:t>
       </w:r>
       <w:r>
         <w:rPr>
-          <w:rFonts w:hint="eastAsia"/>
+          <w:rFonts w:hint="eastAsia" w:eastAsia="黑体"/>
         </w:rPr>
         <w:t xml:space="preserve">沟道）、Si2301（P</w:t>
       </w:r>
       <w:r>
+        <w:rPr>
+          <w:rFonts w:eastAsia="黑体"/>
+        </w:rPr>
         <w:t xml:space="preserve"> </w:t>
       </w:r>
       <w:r>
         <w:rPr>
-          <w:rFonts w:hint="eastAsia"/>
+          <w:rFonts w:hint="eastAsia" w:eastAsia="黑体"/>
         </w:rPr>
         <w:t xml:space="preserve">沟道）。</w:t>
       </w:r>
@@ -2063,25 +2285,31 @@
       </w:pPr>
       <w:r>
         <w:rPr>
-          <w:rFonts w:hint="eastAsia"/>
+          <w:rFonts w:hint="eastAsia" w:eastAsia="黑体"/>
         </w:rPr>
         <w:t xml:space="preserve">切换</w:t>
       </w:r>
       <w:r>
+        <w:rPr>
+          <w:rFonts w:eastAsia="黑体"/>
+        </w:rPr>
         <w:t xml:space="preserve"> / </w:t>
       </w:r>
       <w:r>
         <w:rPr>
-          <w:rFonts w:hint="eastAsia"/>
+          <w:rFonts w:hint="eastAsia" w:eastAsia="黑体"/>
         </w:rPr>
         <w:t xml:space="preserve">电源管理</w:t>
       </w:r>
       <w:r>
+        <w:rPr>
+          <w:rFonts w:eastAsia="黑体"/>
+        </w:rPr>
         <w:t xml:space="preserve"> </w:t>
       </w:r>
       <w:r>
         <w:rPr>
-          <w:rFonts w:hint="eastAsia"/>
+          <w:rFonts w:hint="eastAsia" w:eastAsia="黑体"/>
         </w:rPr>
         <w:t xml:space="preserve">IC：LTC4412、TPS2113A。</w:t>
       </w:r>
@@ -2094,7 +2322,7 @@
       </w:pPr>
       <w:r>
         <w:rPr>
-          <w:rFonts w:hint="eastAsia"/>
+          <w:rFonts w:hint="eastAsia" w:eastAsia="黑体"/>
         </w:rPr>
         <w:t xml:space="preserve">注意事项</w:t>
       </w:r>
@@ -2109,25 +2337,31 @@
       </w:pPr>
       <w:r>
         <w:rPr>
-          <w:rFonts w:hint="eastAsia"/>
+          <w:rFonts w:hint="eastAsia" w:eastAsia="黑体"/>
         </w:rPr>
         <w:t xml:space="preserve">采用二极管</w:t>
       </w:r>
       <w:r>
+        <w:rPr>
+          <w:rFonts w:eastAsia="黑体"/>
+        </w:rPr>
         <w:t xml:space="preserve"> OR </w:t>
       </w:r>
       <w:r>
         <w:rPr>
-          <w:rFonts w:hint="eastAsia"/>
+          <w:rFonts w:hint="eastAsia" w:eastAsia="黑体"/>
         </w:rPr>
         <w:t xml:space="preserve">时有固定压降损耗，低压差要求高的场合改用理想二极管控制器（MOSFET</w:t>
       </w:r>
       <w:r>
+        <w:rPr>
+          <w:rFonts w:eastAsia="黑体"/>
+        </w:rPr>
         <w:t xml:space="preserve"> </w:t>
       </w:r>
       <w:r>
         <w:rPr>
-          <w:rFonts w:hint="eastAsia"/>
+          <w:rFonts w:hint="eastAsia" w:eastAsia="黑体"/>
         </w:rPr>
         <w:t xml:space="preserve">方案）。</w:t>
       </w:r>
@@ -2142,7 +2376,7 @@
       </w:pPr>
       <w:r>
         <w:rPr>
-          <w:rFonts w:hint="eastAsia"/>
+          <w:rFonts w:hint="eastAsia" w:eastAsia="黑体"/>
         </w:rPr>
         <w:t xml:space="preserve">切换瞬间可能产生短暂电压跌落，需确认后级电路能否承受。</w:t>
       </w:r>
@@ -2157,7 +2391,7 @@
       </w:pPr>
       <w:r>
         <w:rPr>
-          <w:rFonts w:hint="eastAsia"/>
+          <w:rFonts w:hint="eastAsia" w:eastAsia="黑体"/>
         </w:rPr>
         <w:t xml:space="preserve">备用电池长期浮充需控制好充电终止电压，避免过充。</w:t>
       </w:r>
@@ -2172,7 +2406,7 @@
       </w:pPr>
       <w:r>
         <w:rPr>
-          <w:rFonts w:hint="eastAsia"/>
+          <w:rFonts w:hint="eastAsia" w:eastAsia="黑体"/>
         </w:rPr>
         <w:t xml:space="preserve">若两路电源直接并联，严禁不同电压的电池直接硬并联。</w:t>
       </w:r>
@@ -2185,7 +2419,7 @@
       </w:pPr>
       <w:r>
         <w:rPr>
-          <w:rFonts w:hint="eastAsia"/>
+          <w:rFonts w:hint="eastAsia" w:eastAsia="黑体"/>
         </w:rPr>
         <w:t xml:space="preserve">参考资料</w:t>
       </w:r>
@@ -2199,20 +2433,26 @@
         </w:numPr>
       </w:pPr>
       <w:r>
+        <w:rPr>
+          <w:rFonts w:eastAsia="黑体"/>
+        </w:rPr>
         <w:t xml:space="preserve">Wikipedia: </w:t>
       </w:r>
       <w:r>
         <w:rPr>
-          <w:rFonts w:hint="eastAsia"/>
+          <w:rFonts w:hint="eastAsia" w:eastAsia="黑体"/>
         </w:rPr>
         <w:t xml:space="preserve">PowerPath（Power</w:t>
       </w:r>
       <w:r>
+        <w:rPr>
+          <w:rFonts w:eastAsia="黑体"/>
+        </w:rPr>
         <w:t xml:space="preserve"> path </w:t>
       </w:r>
       <w:r>
         <w:rPr>
-          <w:rFonts w:hint="eastAsia"/>
+          <w:rFonts w:hint="eastAsia" w:eastAsia="黑体"/>
         </w:rPr>
         <w:t xml:space="preserve">management）。</w:t>
       </w:r>
@@ -2226,20 +2466,26 @@
         </w:numPr>
       </w:pPr>
       <w:r>
+        <w:rPr>
+          <w:rFonts w:eastAsia="黑体"/>
+        </w:rPr>
         <w:t xml:space="preserve">Linear Technology(ADI) </w:t>
       </w:r>
       <w:r>
         <w:rPr>
-          <w:rFonts w:hint="eastAsia"/>
+          <w:rFonts w:hint="eastAsia" w:eastAsia="黑体"/>
         </w:rPr>
         <w:t xml:space="preserve">AN97：LTC4412</w:t>
       </w:r>
       <w:r>
+        <w:rPr>
+          <w:rFonts w:eastAsia="黑体"/>
+        </w:rPr>
         <w:t xml:space="preserve"> </w:t>
       </w:r>
       <w:r>
         <w:rPr>
-          <w:rFonts w:hint="eastAsia"/>
+          <w:rFonts w:hint="eastAsia" w:eastAsia="黑体"/>
         </w:rPr>
         <w:t xml:space="preserve">应用说明。</w:t>
       </w:r>
@@ -2253,15 +2499,21 @@
         </w:numPr>
       </w:pPr>
       <w:r>
+        <w:rPr>
+          <w:rFonts w:eastAsia="黑体"/>
+        </w:rPr>
         <w:t xml:space="preserve">TI </w:t>
       </w:r>
       <w:r>
         <w:rPr>
-          <w:rFonts w:hint="eastAsia"/>
+          <w:rFonts w:hint="eastAsia" w:eastAsia="黑体"/>
         </w:rPr>
         <w:t xml:space="preserve">产品页</w:t>
       </w:r>
       <w:r>
+        <w:rPr>
+          <w:rFonts w:eastAsia="黑体"/>
+        </w:rPr>
         <w:t xml:space="preserve"> TPS2113A。</w:t>
       </w:r>
     </w:p>
@@ -2274,11 +2526,11 @@
       </w:pPr>
       <w:r>
         <w:rPr>
-          <w:rFonts w:ascii="Times New Roman" w:hAnsi="Times New Roman"/>
+          <w:rFonts w:ascii="Times New Roman" w:hAnsi="Times New Roman" w:eastAsia="黑体"/>
           <w:color w:val="555555"/>
           <w:sz w:val="21"/>
         </w:rPr>
-        <w:t>材料收集者：杜文杰</w:t>
+        <w:t>材料收集者：杜文杰，WX手机：19519196569，QQ:3478827729</w:t>
       </w:r>
     </w:p>
     <w:sectPr>
@@ -2298,7 +2550,7 @@
 </file>
 
 <file path=word/footer1.xml><?xml version="1.0" encoding="utf-8"?>
-<w:ftr xmlns:m="http://schemas.openxmlformats.org/officeDocument/2006/math" xmlns:mc="http://schemas.openxmlformats.org/markup-compatibility/2006" xmlns:mo="http://schemas.microsoft.com/office/mac/office/2008/main" xmlns:mv="urn:schemas-microsoft-com:mac:vml" xmlns:o="urn:schemas-microsoft-com:office:office" xmlns:r="http://schemas.openxmlformats.org/officeDocument/2006/relationships" xmlns:v="urn:schemas-microsoft-com:vml" xmlns:w10="urn:schemas-microsoft-com:office:word" xmlns:w14="http://schemas.microsoft.com/office/word/2010/wordml" xmlns:w="http://schemas.openxmlformats.org/wordprocessingml/2006/main" xmlns:wne="http://schemas.microsoft.com/office/word/2006/wordml" xmlns:wp14="http://schemas.microsoft.com/office/word/2010/wordprocessingDrawing" xmlns:wp="http://schemas.openxmlformats.org/drawingml/2006/wordprocessingDrawing" xmlns:wpc="http://schemas.microsoft.com/office/word/2010/wordprocessingCanvas" xmlns:wpg="http://schemas.microsoft.com/office/word/2010/wordprocessingGroup" xmlns:wpi="http://schemas.microsoft.com/office/word/2010/wordprocessingInk" xmlns:wps="http://schemas.microsoft.com/office/word/2010/wordprocessingShape" mc:Ignorable="w14 wp14">
+<w:ftr xmlns:mc="http://schemas.openxmlformats.org/markup-compatibility/2006" xmlns:w="http://schemas.openxmlformats.org/wordprocessingml/2006/main" xmlns:m="http://schemas.openxmlformats.org/officeDocument/2006/math" xmlns:mo="http://schemas.microsoft.com/office/mac/office/2008/main" xmlns:mv="urn:schemas-microsoft-com:mac:vml" xmlns:o="urn:schemas-microsoft-com:office:office" xmlns:r="http://schemas.openxmlformats.org/officeDocument/2006/relationships" xmlns:v="urn:schemas-microsoft-com:vml" xmlns:w10="urn:schemas-microsoft-com:office:word" xmlns:w14="http://schemas.microsoft.com/office/word/2010/wordml" xmlns:wne="http://schemas.microsoft.com/office/word/2006/wordml" xmlns:wp14="http://schemas.microsoft.com/office/word/2010/wordprocessingDrawing" xmlns:wp="http://schemas.openxmlformats.org/drawingml/2006/wordprocessingDrawing" xmlns:wpc="http://schemas.microsoft.com/office/word/2010/wordprocessingCanvas" xmlns:wpg="http://schemas.microsoft.com/office/word/2010/wordprocessingGroup" xmlns:wpi="http://schemas.microsoft.com/office/word/2010/wordprocessingInk" xmlns:wps="http://schemas.microsoft.com/office/word/2010/wordprocessingShape" mc:Ignorable="w14 wp14">
   <w:p>
     <w:pPr>
       <w:pStyle w:val="Footer"/>
@@ -2306,12 +2558,14 @@
     </w:pPr>
     <w:r>
       <w:rPr>
+        <w:rFonts w:eastAsia="黑体"/>
         <w:sz w:val="18"/>
       </w:rPr>
       <w:t xml:space="preserve">第 </w:t>
     </w:r>
     <w:r>
       <w:rPr>
+        <w:rFonts w:eastAsia="黑体"/>
         <w:sz w:val="18"/>
       </w:rPr>
       <w:fldChar w:fldCharType="begin"/>
@@ -2320,6 +2574,7 @@
     </w:r>
     <w:r>
       <w:rPr>
+        <w:rFonts w:eastAsia="黑体"/>
         <w:sz w:val="18"/>
       </w:rPr>
       <w:t xml:space="preserve"> 页</w:t>
@@ -2333,6 +2588,9 @@
   <w:footnote w:type="continuationSeparator" w:id="0">
     <w:p>
       <w:r>
+        <w:rPr>
+          <w:rFonts w:eastAsia="黑体"/>
+        </w:rPr>
         <w:continuationSeparator/>
       </w:r>
     </w:p>
@@ -2340,6 +2598,9 @@
   <w:footnote w:type="separator" w:id="-1">
     <w:p>
       <w:r>
+        <w:rPr>
+          <w:rFonts w:eastAsia="黑体"/>
+        </w:rPr>
         <w:separator/>
       </w:r>
     </w:p>
@@ -2348,7 +2609,7 @@
 </file>
 
 <file path=word/header1.xml><?xml version="1.0" encoding="utf-8"?>
-<w:hdr xmlns:m="http://schemas.openxmlformats.org/officeDocument/2006/math" xmlns:mc="http://schemas.openxmlformats.org/markup-compatibility/2006" xmlns:mo="http://schemas.microsoft.com/office/mac/office/2008/main" xmlns:mv="urn:schemas-microsoft-com:mac:vml" xmlns:o="urn:schemas-microsoft-com:office:office" xmlns:r="http://schemas.openxmlformats.org/officeDocument/2006/relationships" xmlns:v="urn:schemas-microsoft-com:vml" xmlns:w10="urn:schemas-microsoft-com:office:word" xmlns:w14="http://schemas.microsoft.com/office/word/2010/wordml" xmlns:w="http://schemas.openxmlformats.org/wordprocessingml/2006/main" xmlns:wne="http://schemas.microsoft.com/office/word/2006/wordml" xmlns:wp14="http://schemas.microsoft.com/office/word/2010/wordprocessingDrawing" xmlns:wp="http://schemas.openxmlformats.org/drawingml/2006/wordprocessingDrawing" xmlns:wpc="http://schemas.microsoft.com/office/word/2010/wordprocessingCanvas" xmlns:wpg="http://schemas.microsoft.com/office/word/2010/wordprocessingGroup" xmlns:wpi="http://schemas.microsoft.com/office/word/2010/wordprocessingInk" xmlns:wps="http://schemas.microsoft.com/office/word/2010/wordprocessingShape" mc:Ignorable="w14 wp14">
+<w:hdr xmlns:mc="http://schemas.openxmlformats.org/markup-compatibility/2006" xmlns:w="http://schemas.openxmlformats.org/wordprocessingml/2006/main" xmlns:m="http://schemas.openxmlformats.org/officeDocument/2006/math" xmlns:mo="http://schemas.microsoft.com/office/mac/office/2008/main" xmlns:mv="urn:schemas-microsoft-com:mac:vml" xmlns:o="urn:schemas-microsoft-com:office:office" xmlns:r="http://schemas.openxmlformats.org/officeDocument/2006/relationships" xmlns:v="urn:schemas-microsoft-com:vml" xmlns:w10="urn:schemas-microsoft-com:office:word" xmlns:w14="http://schemas.microsoft.com/office/word/2010/wordml" xmlns:wne="http://schemas.microsoft.com/office/word/2006/wordml" xmlns:wp14="http://schemas.microsoft.com/office/word/2010/wordprocessingDrawing" xmlns:wp="http://schemas.openxmlformats.org/drawingml/2006/wordprocessingDrawing" xmlns:wpc="http://schemas.microsoft.com/office/word/2010/wordprocessingCanvas" xmlns:wpg="http://schemas.microsoft.com/office/word/2010/wordprocessingGroup" xmlns:wpi="http://schemas.microsoft.com/office/word/2010/wordprocessingInk" xmlns:wps="http://schemas.microsoft.com/office/word/2010/wordprocessingShape" mc:Ignorable="w14 wp14">
   <w:p>
     <w:pPr>
       <w:pStyle w:val="Header"/>
@@ -2356,7 +2617,7 @@
     </w:pPr>
     <w:r>
       <w:rPr>
-        <w:rFonts w:ascii="Times New Roman" w:hAnsi="Times New Roman"/>
+        <w:rFonts w:ascii="Times New Roman" w:hAnsi="Times New Roman" w:eastAsia="黑体"/>
         <w:sz w:val="18"/>
         <w:rFonts w:eastAsia="黑体"/>
         <w:rFonts w:eastAsia="黑体"/>
@@ -2368,7 +2629,7 @@
 </file>
 
 <file path=word/numbering.xml><?xml version="1.0" encoding="utf-8"?>
-<w:numbering xmlns:m="http://schemas.openxmlformats.org/officeDocument/2006/math" xmlns:mc="http://schemas.openxmlformats.org/markup-compatibility/2006" xmlns:mo="http://schemas.microsoft.com/office/mac/office/2008/main" xmlns:mv="urn:schemas-microsoft-com:mac:vml" xmlns:o="urn:schemas-microsoft-com:office:office" xmlns:r="http://schemas.openxmlformats.org/officeDocument/2006/relationships" xmlns:v="urn:schemas-microsoft-com:vml" xmlns:w="http://schemas.openxmlformats.org/wordprocessingml/2006/main" xmlns:w10="urn:schemas-microsoft-com:office:word" xmlns:w14="http://schemas.microsoft.com/office/word/2010/wordml" xmlns:wne="http://schemas.microsoft.com/office/word/2006/wordml" xmlns:wp="http://schemas.openxmlformats.org/drawingml/2006/wordprocessingDrawing" xmlns:wp14="http://schemas.microsoft.com/office/word/2010/wordprocessingDrawing" xmlns:wpc="http://schemas.microsoft.com/office/word/2010/wordprocessingCanvas" xmlns:wpg="http://schemas.microsoft.com/office/word/2010/wordprocessingGroup" xmlns:wpi="http://schemas.microsoft.com/office/word/2010/wordprocessingInk" xmlns:wps="http://schemas.microsoft.com/office/word/2010/wordprocessingShape" mc:Ignorable="w14 wp14">
+<w:numbering xmlns:mc="http://schemas.openxmlformats.org/markup-compatibility/2006" xmlns:w="http://schemas.openxmlformats.org/wordprocessingml/2006/main" xmlns:m="http://schemas.openxmlformats.org/officeDocument/2006/math" xmlns:mo="http://schemas.microsoft.com/office/mac/office/2008/main" xmlns:mv="urn:schemas-microsoft-com:mac:vml" xmlns:o="urn:schemas-microsoft-com:office:office" xmlns:r="http://schemas.openxmlformats.org/officeDocument/2006/relationships" xmlns:v="urn:schemas-microsoft-com:vml" xmlns:w10="urn:schemas-microsoft-com:office:word" xmlns:w14="http://schemas.microsoft.com/office/word/2010/wordml" xmlns:wne="http://schemas.microsoft.com/office/word/2006/wordml" xmlns:wp="http://schemas.openxmlformats.org/drawingml/2006/wordprocessingDrawing" xmlns:wp14="http://schemas.microsoft.com/office/word/2010/wordprocessingDrawing" xmlns:wpc="http://schemas.microsoft.com/office/word/2010/wordprocessingCanvas" xmlns:wpg="http://schemas.microsoft.com/office/word/2010/wordprocessingGroup" xmlns:wpi="http://schemas.microsoft.com/office/word/2010/wordprocessingInk" xmlns:wps="http://schemas.microsoft.com/office/word/2010/wordprocessingShape" mc:Ignorable="w14 wp14">
   <w:abstractNum w:abstractNumId="0">
     <w:nsid w:val="FFFFFF7C"/>
     <w:multiLevelType w:val="singleLevel"/>
@@ -2455,7 +2716,7 @@
         <w:ind w:hanging="360" w:left="1440"/>
       </w:pPr>
       <w:rPr>
-        <w:rFonts w:ascii="Symbol" w:hAnsi="Symbol" w:hint="default"/>
+        <w:rFonts w:ascii="Symbol" w:hAnsi="Symbol" w:hint="default" w:eastAsia="黑体"/>
       </w:rPr>
     </w:lvl>
   </w:abstractNum>
@@ -2476,7 +2737,7 @@
         <w:ind w:hanging="360" w:left="1080"/>
       </w:pPr>
       <w:rPr>
-        <w:rFonts w:ascii="Symbol" w:hAnsi="Symbol" w:hint="default"/>
+        <w:rFonts w:ascii="Symbol" w:hAnsi="Symbol" w:hint="default" w:eastAsia="黑体"/>
       </w:rPr>
     </w:lvl>
   </w:abstractNum>
@@ -2497,7 +2758,7 @@
         <w:ind w:hanging="360" w:left="720"/>
       </w:pPr>
       <w:rPr>
-        <w:rFonts w:ascii="Symbol" w:hAnsi="Symbol" w:hint="default"/>
+        <w:rFonts w:ascii="Symbol" w:hAnsi="Symbol" w:hint="default" w:eastAsia="黑体"/>
       </w:rPr>
     </w:lvl>
   </w:abstractNum>
@@ -2536,7 +2797,7 @@
         <w:ind w:hanging="360" w:left="360"/>
       </w:pPr>
       <w:rPr>
-        <w:rFonts w:ascii="Symbol" w:hAnsi="Symbol" w:hint="default"/>
+        <w:rFonts w:ascii="Symbol" w:hAnsi="Symbol" w:hint="default" w:eastAsia="黑体"/>
       </w:rPr>
     </w:lvl>
   </w:abstractNum>
@@ -2627,7 +2888,7 @@
         <w:ind w:left="720" w:hanging="360"/>
       </w:pPr>
       <w:rPr>
-        <w:rFonts w:ascii="Symbol" w:hAnsi="Symbol" w:cs="Symbol" w:hint="default"/>
+        <w:rFonts w:ascii="Symbol" w:hAnsi="Symbol" w:cs="Symbol" w:hint="default" w:eastAsia="黑体"/>
       </w:rPr>
     </w:lvl>
     <w:lvl w:ilvl="1">
@@ -2638,7 +2899,7 @@
         <w:ind w:left="1440" w:hanging="360"/>
       </w:pPr>
       <w:rPr>
-        <w:rFonts w:ascii="Courier New" w:hAnsi="Courier New" w:cs="Courier New" w:hint="default"/>
+        <w:rFonts w:ascii="Courier New" w:hAnsi="Courier New" w:cs="Courier New" w:hint="default" w:eastAsia="黑体"/>
       </w:rPr>
     </w:lvl>
     <w:lvl w:ilvl="2">
@@ -2649,7 +2910,7 @@
         <w:ind w:left="2160" w:hanging="360"/>
       </w:pPr>
       <w:rPr>
-        <w:rFonts w:ascii="Wingdings" w:hAnsi="Wingdings" w:cs="Wingdings" w:hint="default"/>
+        <w:rFonts w:ascii="Wingdings" w:hAnsi="Wingdings" w:cs="Wingdings" w:hint="default" w:eastAsia="黑体"/>
       </w:rPr>
     </w:lvl>
     <w:lvl w:ilvl="3">
@@ -2660,7 +2921,7 @@
         <w:ind w:left="2880" w:hanging="360"/>
       </w:pPr>
       <w:rPr>
-        <w:rFonts w:ascii="Symbol" w:hAnsi="Symbol" w:cs="Symbol" w:hint="default"/>
+        <w:rFonts w:ascii="Symbol" w:hAnsi="Symbol" w:cs="Symbol" w:hint="default" w:eastAsia="黑体"/>
       </w:rPr>
     </w:lvl>
     <w:lvl w:ilvl="4">
@@ -2671,7 +2932,7 @@
         <w:ind w:left="3600" w:hanging="360"/>
       </w:pPr>
       <w:rPr>
-        <w:rFonts w:ascii="Courier New" w:hAnsi="Courier New" w:cs="Courier New" w:hint="default"/>
+        <w:rFonts w:ascii="Courier New" w:hAnsi="Courier New" w:cs="Courier New" w:hint="default" w:eastAsia="黑体"/>
       </w:rPr>
     </w:lvl>
     <w:lvl w:ilvl="5">
@@ -2682,7 +2943,7 @@
         <w:ind w:left="4320" w:hanging="360"/>
       </w:pPr>
       <w:rPr>
-        <w:rFonts w:ascii="Wingdings" w:hAnsi="Wingdings" w:cs="Wingdings" w:hint="default"/>
+        <w:rFonts w:ascii="Wingdings" w:hAnsi="Wingdings" w:cs="Wingdings" w:hint="default" w:eastAsia="黑体"/>
       </w:rPr>
     </w:lvl>
     <w:lvl w:ilvl="6">
@@ -2693,7 +2954,7 @@
         <w:ind w:left="5040" w:hanging="360"/>
       </w:pPr>
       <w:rPr>
-        <w:rFonts w:ascii="Symbol" w:hAnsi="Symbol" w:cs="Symbol" w:hint="default"/>
+        <w:rFonts w:ascii="Symbol" w:hAnsi="Symbol" w:cs="Symbol" w:hint="default" w:eastAsia="黑体"/>
       </w:rPr>
     </w:lvl>
     <w:lvl w:ilvl="7">
@@ -2704,7 +2965,7 @@
         <w:ind w:left="5760" w:hanging="360"/>
       </w:pPr>
       <w:rPr>
-        <w:rFonts w:ascii="Courier New" w:hAnsi="Courier New" w:cs="Courier New" w:hint="default"/>
+        <w:rFonts w:ascii="Courier New" w:hAnsi="Courier New" w:cs="Courier New" w:hint="default" w:eastAsia="黑体"/>
       </w:rPr>
     </w:lvl>
     <w:lvl w:ilvl="8">
@@ -2715,7 +2976,7 @@
         <w:ind w:left="6480" w:hanging="360"/>
       </w:pPr>
       <w:rPr>
-        <w:rFonts w:ascii="Wingdings" w:hAnsi="Wingdings" w:cs="Wingdings" w:hint="default"/>
+        <w:rFonts w:ascii="Wingdings" w:hAnsi="Wingdings" w:cs="Wingdings" w:hint="default" w:eastAsia="黑体"/>
       </w:rPr>
     </w:lvl>
   </w:abstractNum>
@@ -2771,11 +3032,11 @@
 </file>
 
 <file path=word/styles.xml><?xml version="1.0" encoding="utf-8"?>
-<w:styles xmlns:mc="http://schemas.openxmlformats.org/markup-compatibility/2006" xmlns:r="http://schemas.openxmlformats.org/officeDocument/2006/relationships" xmlns:w="http://schemas.openxmlformats.org/wordprocessingml/2006/main" xmlns:w14="http://schemas.microsoft.com/office/word/2010/wordml" mc:Ignorable="w14">
+<w:styles xmlns:mc="http://schemas.openxmlformats.org/markup-compatibility/2006" xmlns:w="http://schemas.openxmlformats.org/wordprocessingml/2006/main" xmlns:r="http://schemas.openxmlformats.org/officeDocument/2006/relationships" xmlns:w14="http://schemas.microsoft.com/office/word/2010/wordml" mc:Ignorable="w14">
   <w:docDefaults>
     <w:rPrDefault>
       <w:rPr>
-        <w:rFonts w:asciiTheme="minorHAnsi" w:cstheme="minorBidi" w:eastAsiaTheme="minorEastAsia" w:hAnsiTheme="minorHAnsi"/>
+        <w:rFonts w:asciiTheme="minorHAnsi" w:cstheme="minorBidi" w:hAnsiTheme="minorHAnsi" w:eastAsia="黑体"/>
         <w:sz w:val="22"/>
         <w:szCs w:val="22"/>
         <w:lang w:bidi="ar-SA" w:eastAsia="en-US" w:val="en-US"/>
@@ -2997,7 +3258,7 @@
       <w:outlineLvl w:val="0"/>
     </w:pPr>
     <w:rPr>
-      <w:rFonts w:ascii="Times New Roman" w:asciiTheme="majorHAnsi" w:cstheme="majorBidi" w:eastAsia="黑体" w:eastAsiaTheme="majorEastAsia" w:hAnsi="Times New Roman" w:hAnsiTheme="majorHAnsi"/>
+      <w:rFonts w:ascii="Times New Roman" w:asciiTheme="majorHAnsi" w:cstheme="majorBidi" w:eastAsia="黑体" w:hAnsi="Times New Roman" w:hAnsiTheme="majorHAnsi"/>
       <w:b/>
       <w:bCs/>
       <w:color w:val="1F3864"/>
@@ -3021,7 +3282,7 @@
       <w:outlineLvl w:val="1"/>
     </w:pPr>
     <w:rPr>
-      <w:rFonts w:ascii="Times New Roman" w:asciiTheme="majorHAnsi" w:cstheme="majorBidi" w:eastAsia="黑体" w:eastAsiaTheme="majorEastAsia" w:hAnsi="Times New Roman" w:hAnsiTheme="majorHAnsi"/>
+      <w:rFonts w:ascii="Times New Roman" w:asciiTheme="majorHAnsi" w:cstheme="majorBidi" w:eastAsia="黑体" w:hAnsi="Times New Roman" w:hAnsiTheme="majorHAnsi"/>
       <w:b/>
       <w:bCs/>
       <w:color w:val="2E4E7E"/>
@@ -3045,7 +3306,7 @@
       <w:outlineLvl w:val="2"/>
     </w:pPr>
     <w:rPr>
-      <w:rFonts w:ascii="Times New Roman" w:asciiTheme="majorHAnsi" w:cstheme="majorBidi" w:eastAsia="黑体" w:eastAsiaTheme="majorEastAsia" w:hAnsi="Times New Roman" w:hAnsiTheme="majorHAnsi"/>
+      <w:rFonts w:ascii="Times New Roman" w:asciiTheme="majorHAnsi" w:cstheme="majorBidi" w:eastAsia="黑体" w:hAnsi="Times New Roman" w:hAnsiTheme="majorHAnsi"/>
       <w:b/>
       <w:bCs/>
       <w:color w:val="2E4E7E"/>
@@ -3069,7 +3330,7 @@
       <w:outlineLvl w:val="3"/>
     </w:pPr>
     <w:rPr>
-      <w:rFonts w:ascii="Times New Roman" w:asciiTheme="majorHAnsi" w:cstheme="majorBidi" w:eastAsia="黑体" w:eastAsiaTheme="majorEastAsia" w:hAnsi="Times New Roman" w:hAnsiTheme="majorHAnsi"/>
+      <w:rFonts w:ascii="Times New Roman" w:asciiTheme="majorHAnsi" w:cstheme="majorBidi" w:eastAsia="黑体" w:hAnsi="Times New Roman" w:hAnsiTheme="majorHAnsi"/>
       <w:b/>
       <w:bCs/>
       <w:i/>
@@ -3095,7 +3356,7 @@
       <w:outlineLvl w:val="4"/>
     </w:pPr>
     <w:rPr>
-      <w:rFonts w:ascii="Times New Roman" w:asciiTheme="majorHAnsi" w:cstheme="majorBidi" w:eastAsia="黑体" w:eastAsiaTheme="majorEastAsia" w:hAnsi="Times New Roman" w:hAnsiTheme="majorHAnsi"/>
+      <w:rFonts w:ascii="Times New Roman" w:asciiTheme="majorHAnsi" w:cstheme="majorBidi" w:eastAsia="黑体" w:hAnsi="Times New Roman" w:hAnsiTheme="majorHAnsi"/>
       <w:b/>
       <w:color w:val="333333"/>
       <w:sz w:val="22"/>
@@ -3118,7 +3379,7 @@
       <w:outlineLvl w:val="5"/>
     </w:pPr>
     <w:rPr>
-      <w:rFonts w:asciiTheme="majorHAnsi" w:cstheme="majorBidi" w:eastAsiaTheme="majorEastAsia" w:hAnsiTheme="majorHAnsi"/>
+      <w:rFonts w:asciiTheme="majorHAnsi" w:cstheme="majorBidi" w:hAnsiTheme="majorHAnsi" w:eastAsia="黑体"/>
       <w:i/>
       <w:iCs/>
       <w:color w:themeColor="accent1" w:themeShade="7F" w:val="243F60"/>
@@ -3141,7 +3402,7 @@
       <w:outlineLvl w:val="6"/>
     </w:pPr>
     <w:rPr>
-      <w:rFonts w:asciiTheme="majorHAnsi" w:cstheme="majorBidi" w:eastAsiaTheme="majorEastAsia" w:hAnsiTheme="majorHAnsi"/>
+      <w:rFonts w:asciiTheme="majorHAnsi" w:cstheme="majorBidi" w:hAnsiTheme="majorHAnsi" w:eastAsia="黑体"/>
       <w:i/>
       <w:iCs/>
       <w:color w:themeColor="text1" w:themeTint="BF" w:val="404040"/>
@@ -3164,7 +3425,7 @@
       <w:outlineLvl w:val="7"/>
     </w:pPr>
     <w:rPr>
-      <w:rFonts w:asciiTheme="majorHAnsi" w:cstheme="majorBidi" w:eastAsiaTheme="majorEastAsia" w:hAnsiTheme="majorHAnsi"/>
+      <w:rFonts w:asciiTheme="majorHAnsi" w:cstheme="majorBidi" w:hAnsiTheme="majorHAnsi" w:eastAsia="黑体"/>
       <w:color w:themeColor="accent1" w:val="4F81BD"/>
       <w:sz w:val="20"/>
       <w:szCs w:val="20"/>
@@ -3187,7 +3448,7 @@
       <w:outlineLvl w:val="8"/>
     </w:pPr>
     <w:rPr>
-      <w:rFonts w:asciiTheme="majorHAnsi" w:cstheme="majorBidi" w:eastAsiaTheme="majorEastAsia" w:hAnsiTheme="majorHAnsi"/>
+      <w:rFonts w:asciiTheme="majorHAnsi" w:cstheme="majorBidi" w:hAnsiTheme="majorHAnsi" w:eastAsia="黑体"/>
       <w:i/>
       <w:iCs/>
       <w:color w:themeColor="text1" w:themeTint="BF" w:val="404040"/>
@@ -3238,7 +3499,7 @@
     <w:uiPriority w:val="9"/>
     <w:rsid w:val="00FC693F"/>
     <w:rPr>
-      <w:rFonts w:asciiTheme="majorHAnsi" w:cstheme="majorBidi" w:eastAsiaTheme="majorEastAsia" w:hAnsiTheme="majorHAnsi"/>
+      <w:rFonts w:asciiTheme="majorHAnsi" w:cstheme="majorBidi" w:hAnsiTheme="majorHAnsi" w:eastAsia="黑体"/>
       <w:b/>
       <w:bCs/>
       <w:color w:themeColor="accent1" w:themeShade="BF" w:val="365F91"/>
@@ -3253,7 +3514,7 @@
     <w:uiPriority w:val="9"/>
     <w:rsid w:val="00FC693F"/>
     <w:rPr>
-      <w:rFonts w:asciiTheme="majorHAnsi" w:cstheme="majorBidi" w:eastAsiaTheme="majorEastAsia" w:hAnsiTheme="majorHAnsi"/>
+      <w:rFonts w:asciiTheme="majorHAnsi" w:cstheme="majorBidi" w:hAnsiTheme="majorHAnsi" w:eastAsia="黑体"/>
       <w:b/>
       <w:bCs/>
       <w:color w:themeColor="accent1" w:val="4F81BD"/>
@@ -3268,7 +3529,7 @@
     <w:uiPriority w:val="9"/>
     <w:rsid w:val="00FC693F"/>
     <w:rPr>
-      <w:rFonts w:asciiTheme="majorHAnsi" w:cstheme="majorBidi" w:eastAsiaTheme="majorEastAsia" w:hAnsiTheme="majorHAnsi"/>
+      <w:rFonts w:asciiTheme="majorHAnsi" w:cstheme="majorBidi" w:hAnsiTheme="majorHAnsi" w:eastAsia="黑体"/>
       <w:b/>
       <w:bCs/>
       <w:color w:themeColor="accent1" w:val="4F81BD"/>
@@ -3291,7 +3552,7 @@
       <w:contextualSpacing/>
     </w:pPr>
     <w:rPr>
-      <w:rFonts w:ascii="Times New Roman" w:asciiTheme="majorHAnsi" w:cstheme="majorBidi" w:eastAsia="黑体" w:eastAsiaTheme="majorEastAsia" w:hAnsi="Times New Roman" w:hAnsiTheme="majorHAnsi"/>
+      <w:rFonts w:ascii="Times New Roman" w:asciiTheme="majorHAnsi" w:cstheme="majorBidi" w:eastAsia="黑体" w:hAnsi="Times New Roman" w:hAnsiTheme="majorHAnsi"/>
       <w:b/>
       <w:color w:val="1F3864"/>
       <w:spacing w:val="5"/>
@@ -3307,7 +3568,7 @@
     <w:uiPriority w:val="10"/>
     <w:rsid w:val="00FC693F"/>
     <w:rPr>
-      <w:rFonts w:asciiTheme="majorHAnsi" w:cstheme="majorBidi" w:eastAsiaTheme="majorEastAsia" w:hAnsiTheme="majorHAnsi"/>
+      <w:rFonts w:asciiTheme="majorHAnsi" w:cstheme="majorBidi" w:hAnsiTheme="majorHAnsi" w:eastAsia="黑体"/>
       <w:color w:themeColor="text2" w:themeShade="BF" w:val="17365D"/>
       <w:spacing w:val="5"/>
       <w:kern w:val="28"/>
@@ -3329,7 +3590,7 @@
       </w:numPr>
     </w:pPr>
     <w:rPr>
-      <w:rFonts w:asciiTheme="majorHAnsi" w:cstheme="majorBidi" w:eastAsiaTheme="majorEastAsia" w:hAnsiTheme="majorHAnsi"/>
+      <w:rFonts w:asciiTheme="majorHAnsi" w:cstheme="majorBidi" w:hAnsiTheme="majorHAnsi" w:eastAsia="黑体"/>
       <w:i/>
       <w:iCs/>
       <w:color w:themeColor="accent1" w:val="4F81BD"/>
@@ -3345,7 +3606,7 @@
     <w:uiPriority w:val="11"/>
     <w:rsid w:val="00FC693F"/>
     <w:rPr>
-      <w:rFonts w:asciiTheme="majorHAnsi" w:cstheme="majorBidi" w:eastAsiaTheme="majorEastAsia" w:hAnsiTheme="majorHAnsi"/>
+      <w:rFonts w:asciiTheme="majorHAnsi" w:cstheme="majorBidi" w:hAnsiTheme="majorHAnsi" w:eastAsia="黑体"/>
       <w:i/>
       <w:iCs/>
       <w:color w:themeColor="accent1" w:val="4F81BD"/>
@@ -3412,6 +3673,7 @@
       <w:spacing w:after="120"/>
     </w:pPr>
     <w:rPr>
+      <w:rFonts w:eastAsia="黑体"/>
       <w:sz w:val="16"/>
       <w:szCs w:val="16"/>
     </w:rPr>
@@ -3423,6 +3685,7 @@
     <w:uiPriority w:val="99"/>
     <w:rsid w:val="00AA1D8D"/>
     <w:rPr>
+      <w:rFonts w:eastAsia="黑体"/>
       <w:sz w:val="16"/>
       <w:szCs w:val="16"/>
     </w:rPr>
@@ -3592,7 +3855,7 @@
       </w:tabs>
     </w:pPr>
     <w:rPr>
-      <w:rFonts w:ascii="Courier" w:hAnsi="Courier"/>
+      <w:rFonts w:ascii="Courier" w:hAnsi="Courier" w:eastAsia="黑体"/>
       <w:sz w:val="20"/>
       <w:szCs w:val="20"/>
     </w:rPr>
@@ -3604,7 +3867,7 @@
     <w:uiPriority w:val="99"/>
     <w:rsid w:val="0029639D"/>
     <w:rPr>
-      <w:rFonts w:ascii="Courier" w:hAnsi="Courier"/>
+      <w:rFonts w:ascii="Courier" w:hAnsi="Courier" w:eastAsia="黑体"/>
       <w:sz w:val="20"/>
       <w:szCs w:val="20"/>
     </w:rPr>
@@ -3640,6 +3903,7 @@
     <w:uiPriority w:val="29"/>
     <w:rsid w:val="00FC693F"/>
     <w:rPr>
+      <w:rFonts w:eastAsia="黑体"/>
       <w:i/>
       <w:iCs/>
       <w:color w:themeColor="text1" w:val="000000"/>
@@ -3653,7 +3917,7 @@
     <w:semiHidden/>
     <w:rsid w:val="00FC693F"/>
     <w:rPr>
-      <w:rFonts w:asciiTheme="majorHAnsi" w:cstheme="majorBidi" w:eastAsiaTheme="majorEastAsia" w:hAnsiTheme="majorHAnsi"/>
+      <w:rFonts w:asciiTheme="majorHAnsi" w:cstheme="majorBidi" w:hAnsiTheme="majorHAnsi" w:eastAsia="黑体"/>
       <w:b/>
       <w:bCs/>
       <w:i/>
@@ -3669,7 +3933,7 @@
     <w:semiHidden/>
     <w:rsid w:val="00FC693F"/>
     <w:rPr>
-      <w:rFonts w:asciiTheme="majorHAnsi" w:cstheme="majorBidi" w:eastAsiaTheme="majorEastAsia" w:hAnsiTheme="majorHAnsi"/>
+      <w:rFonts w:asciiTheme="majorHAnsi" w:cstheme="majorBidi" w:hAnsiTheme="majorHAnsi" w:eastAsia="黑体"/>
       <w:color w:themeColor="accent1" w:themeShade="7F" w:val="243F60"/>
     </w:rPr>
   </w:style>
@@ -3681,7 +3945,7 @@
     <w:semiHidden/>
     <w:rsid w:val="00FC693F"/>
     <w:rPr>
-      <w:rFonts w:asciiTheme="majorHAnsi" w:cstheme="majorBidi" w:eastAsiaTheme="majorEastAsia" w:hAnsiTheme="majorHAnsi"/>
+      <w:rFonts w:asciiTheme="majorHAnsi" w:cstheme="majorBidi" w:hAnsiTheme="majorHAnsi" w:eastAsia="黑体"/>
       <w:i/>
       <w:iCs/>
       <w:color w:themeColor="accent1" w:themeShade="7F" w:val="243F60"/>
@@ -3695,7 +3959,7 @@
     <w:semiHidden/>
     <w:rsid w:val="00FC693F"/>
     <w:rPr>
-      <w:rFonts w:asciiTheme="majorHAnsi" w:cstheme="majorBidi" w:eastAsiaTheme="majorEastAsia" w:hAnsiTheme="majorHAnsi"/>
+      <w:rFonts w:asciiTheme="majorHAnsi" w:cstheme="majorBidi" w:hAnsiTheme="majorHAnsi" w:eastAsia="黑体"/>
       <w:i/>
       <w:iCs/>
       <w:color w:themeColor="text1" w:themeTint="BF" w:val="404040"/>
@@ -3709,7 +3973,7 @@
     <w:semiHidden/>
     <w:rsid w:val="00FC693F"/>
     <w:rPr>
-      <w:rFonts w:asciiTheme="majorHAnsi" w:cstheme="majorBidi" w:eastAsiaTheme="majorEastAsia" w:hAnsiTheme="majorHAnsi"/>
+      <w:rFonts w:asciiTheme="majorHAnsi" w:cstheme="majorBidi" w:hAnsiTheme="majorHAnsi" w:eastAsia="黑体"/>
       <w:color w:themeColor="accent1" w:val="4F81BD"/>
       <w:sz w:val="20"/>
       <w:szCs w:val="20"/>
@@ -3723,7 +3987,7 @@
     <w:semiHidden/>
     <w:rsid w:val="00FC693F"/>
     <w:rPr>
-      <w:rFonts w:asciiTheme="majorHAnsi" w:cstheme="majorBidi" w:eastAsiaTheme="majorEastAsia" w:hAnsiTheme="majorHAnsi"/>
+      <w:rFonts w:asciiTheme="majorHAnsi" w:cstheme="majorBidi" w:hAnsiTheme="majorHAnsi" w:eastAsia="黑体"/>
       <w:i/>
       <w:iCs/>
       <w:color w:themeColor="text1" w:themeTint="BF" w:val="404040"/>
@@ -3744,6 +4008,7 @@
       <w:spacing w:line="240" w:lineRule="auto"/>
     </w:pPr>
     <w:rPr>
+      <w:rFonts w:eastAsia="黑体"/>
       <w:b/>
       <w:bCs/>
       <w:color w:themeColor="accent1" w:val="4F81BD"/>
@@ -3758,6 +4023,7 @@
     <w:qFormat/>
     <w:rsid w:val="00FC693F"/>
     <w:rPr>
+      <w:rFonts w:eastAsia="黑体"/>
       <w:b/>
       <w:bCs/>
     </w:rPr>
@@ -3769,6 +4035,7 @@
     <w:qFormat/>
     <w:rsid w:val="00FC693F"/>
     <w:rPr>
+      <w:rFonts w:eastAsia="黑体"/>
       <w:i/>
       <w:iCs/>
     </w:rPr>
@@ -3789,6 +4056,7 @@
       <w:ind w:left="936" w:right="936"/>
     </w:pPr>
     <w:rPr>
+      <w:rFonts w:eastAsia="黑体"/>
       <w:b/>
       <w:bCs/>
       <w:i/>
@@ -3803,6 +4071,7 @@
     <w:uiPriority w:val="30"/>
     <w:rsid w:val="00FC693F"/>
     <w:rPr>
+      <w:rFonts w:eastAsia="黑体"/>
       <w:b/>
       <w:bCs/>
       <w:i/>
@@ -3817,6 +4086,7 @@
     <w:qFormat/>
     <w:rsid w:val="00FC693F"/>
     <w:rPr>
+      <w:rFonts w:eastAsia="黑体"/>
       <w:i/>
       <w:iCs/>
       <w:color w:themeColor="text1" w:themeTint="7F" w:val="808080"/>
@@ -3829,6 +4099,7 @@
     <w:qFormat/>
     <w:rsid w:val="00FC693F"/>
     <w:rPr>
+      <w:rFonts w:eastAsia="黑体"/>
       <w:b/>
       <w:bCs/>
       <w:i/>
@@ -3843,6 +4114,7 @@
     <w:qFormat/>
     <w:rsid w:val="00FC693F"/>
     <w:rPr>
+      <w:rFonts w:eastAsia="黑体"/>
       <w:smallCaps/>
       <w:color w:themeColor="accent2" w:val="C0504D"/>
       <w:u w:val="single"/>
@@ -3855,6 +4127,7 @@
     <w:qFormat/>
     <w:rsid w:val="00FC693F"/>
     <w:rPr>
+      <w:rFonts w:eastAsia="黑体"/>
       <w:b/>
       <w:bCs/>
       <w:smallCaps/>
@@ -3870,6 +4143,7 @@
     <w:qFormat/>
     <w:rsid w:val="00FC693F"/>
     <w:rPr>
+      <w:rFonts w:eastAsia="黑体"/>
       <w:b/>
       <w:bCs/>
       <w:smallCaps/>
@@ -3924,6 +4198,7 @@
       <w:spacing w:after="0" w:line="240" w:lineRule="auto"/>
     </w:pPr>
     <w:rPr>
+      <w:rFonts w:eastAsia="黑体"/>
       <w:color w:themeColor="text1" w:themeShade="BF" w:val="000000"/>
     </w:rPr>
     <w:tblPr>
@@ -3946,6 +4221,7 @@
         <w:spacing w:after="0" w:before="0" w:line="240" w:lineRule="auto"/>
       </w:pPr>
       <w:rPr>
+        <w:rFonts w:eastAsia="黑体"/>
         <w:b/>
         <w:bCs/>
       </w:rPr>
@@ -3966,6 +4242,7 @@
         <w:spacing w:after="0" w:before="0" w:line="240" w:lineRule="auto"/>
       </w:pPr>
       <w:rPr>
+        <w:rFonts w:eastAsia="黑体"/>
         <w:b/>
         <w:bCs/>
       </w:rPr>
@@ -3983,12 +4260,14 @@
     </w:tblStylePr>
     <w:tblStylePr w:type="firstCol">
       <w:rPr>
+        <w:rFonts w:eastAsia="黑体"/>
         <w:b/>
         <w:bCs/>
       </w:rPr>
     </w:tblStylePr>
     <w:tblStylePr w:type="lastCol">
       <w:rPr>
+        <w:rFonts w:eastAsia="黑体"/>
         <w:b/>
         <w:bCs/>
       </w:rPr>
@@ -4027,6 +4306,7 @@
       <w:spacing w:after="0" w:line="240" w:lineRule="auto"/>
     </w:pPr>
     <w:rPr>
+      <w:rFonts w:eastAsia="黑体"/>
       <w:color w:themeColor="accent1" w:themeShade="BF" w:val="365F91"/>
     </w:rPr>
     <w:tblPr>
@@ -4049,6 +4329,7 @@
         <w:spacing w:after="0" w:before="0" w:line="240" w:lineRule="auto"/>
       </w:pPr>
       <w:rPr>
+        <w:rFonts w:eastAsia="黑体"/>
         <w:b/>
         <w:bCs/>
       </w:rPr>
@@ -4069,6 +4350,7 @@
         <w:spacing w:after="0" w:before="0" w:line="240" w:lineRule="auto"/>
       </w:pPr>
       <w:rPr>
+        <w:rFonts w:eastAsia="黑体"/>
         <w:b/>
         <w:bCs/>
       </w:rPr>
@@ -4086,12 +4368,14 @@
     </w:tblStylePr>
     <w:tblStylePr w:type="firstCol">
       <w:rPr>
+        <w:rFonts w:eastAsia="黑体"/>
         <w:b/>
         <w:bCs/>
       </w:rPr>
     </w:tblStylePr>
     <w:tblStylePr w:type="lastCol">
       <w:rPr>
+        <w:rFonts w:eastAsia="黑体"/>
         <w:b/>
         <w:bCs/>
       </w:rPr>
@@ -4130,6 +4414,7 @@
       <w:spacing w:after="0" w:line="240" w:lineRule="auto"/>
     </w:pPr>
     <w:rPr>
+      <w:rFonts w:eastAsia="黑体"/>
       <w:color w:themeColor="accent2" w:themeShade="BF" w:val="943634"/>
     </w:rPr>
     <w:tblPr>
@@ -4152,6 +4437,7 @@
         <w:spacing w:after="0" w:before="0" w:line="240" w:lineRule="auto"/>
       </w:pPr>
       <w:rPr>
+        <w:rFonts w:eastAsia="黑体"/>
         <w:b/>
         <w:bCs/>
       </w:rPr>
@@ -4172,6 +4458,7 @@
         <w:spacing w:after="0" w:before="0" w:line="240" w:lineRule="auto"/>
       </w:pPr>
       <w:rPr>
+        <w:rFonts w:eastAsia="黑体"/>
         <w:b/>
         <w:bCs/>
       </w:rPr>
@@ -4189,12 +4476,14 @@
     </w:tblStylePr>
     <w:tblStylePr w:type="firstCol">
       <w:rPr>
+        <w:rFonts w:eastAsia="黑体"/>
         <w:b/>
         <w:bCs/>
       </w:rPr>
     </w:tblStylePr>
     <w:tblStylePr w:type="lastCol">
       <w:rPr>
+        <w:rFonts w:eastAsia="黑体"/>
         <w:b/>
         <w:bCs/>
       </w:rPr>
@@ -4233,6 +4522,7 @@
       <w:spacing w:after="0" w:line="240" w:lineRule="auto"/>
     </w:pPr>
     <w:rPr>
+      <w:rFonts w:eastAsia="黑体"/>
       <w:color w:themeColor="accent3" w:themeShade="BF" w:val="76923C"/>
     </w:rPr>
     <w:tblPr>
@@ -4255,6 +4545,7 @@
         <w:spacing w:after="0" w:before="0" w:line="240" w:lineRule="auto"/>
       </w:pPr>
       <w:rPr>
+        <w:rFonts w:eastAsia="黑体"/>
         <w:b/>
         <w:bCs/>
       </w:rPr>
@@ -4275,6 +4566,7 @@
         <w:spacing w:after="0" w:before="0" w:line="240" w:lineRule="auto"/>
       </w:pPr>
       <w:rPr>
+        <w:rFonts w:eastAsia="黑体"/>
         <w:b/>
         <w:bCs/>
       </w:rPr>
@@ -4292,12 +4584,14 @@
     </w:tblStylePr>
     <w:tblStylePr w:type="firstCol">
       <w:rPr>
+        <w:rFonts w:eastAsia="黑体"/>
         <w:b/>
         <w:bCs/>
       </w:rPr>
     </w:tblStylePr>
     <w:tblStylePr w:type="lastCol">
       <w:rPr>
+        <w:rFonts w:eastAsia="黑体"/>
         <w:b/>
         <w:bCs/>
       </w:rPr>
@@ -4336,6 +4630,7 @@
       <w:spacing w:after="0" w:line="240" w:lineRule="auto"/>
     </w:pPr>
     <w:rPr>
+      <w:rFonts w:eastAsia="黑体"/>
       <w:color w:themeColor="accent4" w:themeShade="BF" w:val="5F497A"/>
     </w:rPr>
     <w:tblPr>
@@ -4358,6 +4653,7 @@
         <w:spacing w:after="0" w:before="0" w:line="240" w:lineRule="auto"/>
       </w:pPr>
       <w:rPr>
+        <w:rFonts w:eastAsia="黑体"/>
         <w:b/>
         <w:bCs/>
       </w:rPr>
@@ -4378,6 +4674,7 @@
         <w:spacing w:after="0" w:before="0" w:line="240" w:lineRule="auto"/>
       </w:pPr>
       <w:rPr>
+        <w:rFonts w:eastAsia="黑体"/>
         <w:b/>
         <w:bCs/>
       </w:rPr>
@@ -4395,12 +4692,14 @@
     </w:tblStylePr>
     <w:tblStylePr w:type="firstCol">
       <w:rPr>
+        <w:rFonts w:eastAsia="黑体"/>
         <w:b/>
         <w:bCs/>
       </w:rPr>
     </w:tblStylePr>
     <w:tblStylePr w:type="lastCol">
       <w:rPr>
+        <w:rFonts w:eastAsia="黑体"/>
         <w:b/>
         <w:bCs/>
       </w:rPr>
@@ -4439,6 +4738,7 @@
       <w:spacing w:after="0" w:line="240" w:lineRule="auto"/>
     </w:pPr>
     <w:rPr>
+      <w:rFonts w:eastAsia="黑体"/>
       <w:color w:themeColor="accent5" w:themeShade="BF" w:val="31849B"/>
     </w:rPr>
     <w:tblPr>
@@ -4461,6 +4761,7 @@
         <w:spacing w:after="0" w:before="0" w:line="240" w:lineRule="auto"/>
       </w:pPr>
       <w:rPr>
+        <w:rFonts w:eastAsia="黑体"/>
         <w:b/>
         <w:bCs/>
       </w:rPr>
@@ -4481,6 +4782,7 @@
         <w:spacing w:after="0" w:before="0" w:line="240" w:lineRule="auto"/>
       </w:pPr>
       <w:rPr>
+        <w:rFonts w:eastAsia="黑体"/>
         <w:b/>
         <w:bCs/>
       </w:rPr>
@@ -4498,12 +4800,14 @@
     </w:tblStylePr>
     <w:tblStylePr w:type="firstCol">
       <w:rPr>
+        <w:rFonts w:eastAsia="黑体"/>
         <w:b/>
         <w:bCs/>
       </w:rPr>
     </w:tblStylePr>
     <w:tblStylePr w:type="lastCol">
       <w:rPr>
+        <w:rFonts w:eastAsia="黑体"/>
         <w:b/>
         <w:bCs/>
       </w:rPr>
@@ -4542,6 +4846,7 @@
       <w:spacing w:after="0" w:line="240" w:lineRule="auto"/>
     </w:pPr>
     <w:rPr>
+      <w:rFonts w:eastAsia="黑体"/>
       <w:color w:themeColor="accent6" w:themeShade="BF" w:val="E36C0A"/>
     </w:rPr>
     <w:tblPr>
@@ -4564,6 +4869,7 @@
         <w:spacing w:after="0" w:before="0" w:line="240" w:lineRule="auto"/>
       </w:pPr>
       <w:rPr>
+        <w:rFonts w:eastAsia="黑体"/>
         <w:b/>
         <w:bCs/>
       </w:rPr>
@@ -4584,6 +4890,7 @@
         <w:spacing w:after="0" w:before="0" w:line="240" w:lineRule="auto"/>
       </w:pPr>
       <w:rPr>
+        <w:rFonts w:eastAsia="黑体"/>
         <w:b/>
         <w:bCs/>
       </w:rPr>
@@ -4601,12 +4908,14 @@
     </w:tblStylePr>
     <w:tblStylePr w:type="firstCol">
       <w:rPr>
+        <w:rFonts w:eastAsia="黑体"/>
         <w:b/>
         <w:bCs/>
       </w:rPr>
     </w:tblStylePr>
     <w:tblStylePr w:type="lastCol">
       <w:rPr>
+        <w:rFonts w:eastAsia="黑体"/>
         <w:b/>
         <w:bCs/>
       </w:rPr>
@@ -4666,6 +4975,7 @@
         <w:spacing w:after="0" w:before="0" w:line="240" w:lineRule="auto"/>
       </w:pPr>
       <w:rPr>
+        <w:rFonts w:eastAsia="黑体"/>
         <w:b/>
         <w:bCs/>
         <w:color w:themeColor="background1" w:val="FFFFFF"/>
@@ -4680,6 +4990,7 @@
         <w:spacing w:after="0" w:before="0" w:line="240" w:lineRule="auto"/>
       </w:pPr>
       <w:rPr>
+        <w:rFonts w:eastAsia="黑体"/>
         <w:b/>
         <w:bCs/>
       </w:rPr>
@@ -4695,12 +5006,14 @@
     </w:tblStylePr>
     <w:tblStylePr w:type="firstCol">
       <w:rPr>
+        <w:rFonts w:eastAsia="黑体"/>
         <w:b/>
         <w:bCs/>
       </w:rPr>
     </w:tblStylePr>
     <w:tblStylePr w:type="lastCol">
       <w:rPr>
+        <w:rFonts w:eastAsia="黑体"/>
         <w:b/>
         <w:bCs/>
       </w:rPr>
@@ -4758,6 +5071,7 @@
         <w:spacing w:after="0" w:before="0" w:line="240" w:lineRule="auto"/>
       </w:pPr>
       <w:rPr>
+        <w:rFonts w:eastAsia="黑体"/>
         <w:b/>
         <w:bCs/>
         <w:color w:themeColor="background1" w:val="FFFFFF"/>
@@ -4772,6 +5086,7 @@
         <w:spacing w:after="0" w:before="0" w:line="240" w:lineRule="auto"/>
       </w:pPr>
       <w:rPr>
+        <w:rFonts w:eastAsia="黑体"/>
         <w:b/>
         <w:bCs/>
       </w:rPr>
@@ -4787,12 +5102,14 @@
     </w:tblStylePr>
     <w:tblStylePr w:type="firstCol">
       <w:rPr>
+        <w:rFonts w:eastAsia="黑体"/>
         <w:b/>
         <w:bCs/>
       </w:rPr>
     </w:tblStylePr>
     <w:tblStylePr w:type="lastCol">
       <w:rPr>
+        <w:rFonts w:eastAsia="黑体"/>
         <w:b/>
         <w:bCs/>
       </w:rPr>
@@ -4850,6 +5167,7 @@
         <w:spacing w:after="0" w:before="0" w:line="240" w:lineRule="auto"/>
       </w:pPr>
       <w:rPr>
+        <w:rFonts w:eastAsia="黑体"/>
         <w:b/>
         <w:bCs/>
         <w:color w:themeColor="background1" w:val="FFFFFF"/>
@@ -4864,6 +5182,7 @@
         <w:spacing w:after="0" w:before="0" w:line="240" w:lineRule="auto"/>
       </w:pPr>
       <w:rPr>
+        <w:rFonts w:eastAsia="黑体"/>
         <w:b/>
         <w:bCs/>
       </w:rPr>
@@ -4879,12 +5198,14 @@
     </w:tblStylePr>
     <w:tblStylePr w:type="firstCol">
       <w:rPr>
+        <w:rFonts w:eastAsia="黑体"/>
         <w:b/>
         <w:bCs/>
       </w:rPr>
     </w:tblStylePr>
     <w:tblStylePr w:type="lastCol">
       <w:rPr>
+        <w:rFonts w:eastAsia="黑体"/>
         <w:b/>
         <w:bCs/>
       </w:rPr>
@@ -4942,6 +5263,7 @@
         <w:spacing w:after="0" w:before="0" w:line="240" w:lineRule="auto"/>
       </w:pPr>
       <w:rPr>
+        <w:rFonts w:eastAsia="黑体"/>
         <w:b/>
         <w:bCs/>
         <w:color w:themeColor="background1" w:val="FFFFFF"/>
@@ -4956,6 +5278,7 @@
         <w:spacing w:after="0" w:before="0" w:line="240" w:lineRule="auto"/>
       </w:pPr>
       <w:rPr>
+        <w:rFonts w:eastAsia="黑体"/>
         <w:b/>
         <w:bCs/>
       </w:rPr>
@@ -4971,12 +5294,14 @@
     </w:tblStylePr>
     <w:tblStylePr w:type="firstCol">
       <w:rPr>
+        <w:rFonts w:eastAsia="黑体"/>
         <w:b/>
         <w:bCs/>
       </w:rPr>
     </w:tblStylePr>
     <w:tblStylePr w:type="lastCol">
       <w:rPr>
+        <w:rFonts w:eastAsia="黑体"/>
         <w:b/>
         <w:bCs/>
       </w:rPr>
@@ -5034,6 +5359,7 @@
         <w:spacing w:after="0" w:before="0" w:line="240" w:lineRule="auto"/>
       </w:pPr>
       <w:rPr>
+        <w:rFonts w:eastAsia="黑体"/>
         <w:b/>
         <w:bCs/>
         <w:color w:themeColor="background1" w:val="FFFFFF"/>
@@ -5048,6 +5374,7 @@
         <w:spacing w:after="0" w:before="0" w:line="240" w:lineRule="auto"/>
       </w:pPr>
       <w:rPr>
+        <w:rFonts w:eastAsia="黑体"/>
         <w:b/>
         <w:bCs/>
       </w:rPr>
@@ -5063,12 +5390,14 @@
     </w:tblStylePr>
     <w:tblStylePr w:type="firstCol">
       <w:rPr>
+        <w:rFonts w:eastAsia="黑体"/>
         <w:b/>
         <w:bCs/>
       </w:rPr>
     </w:tblStylePr>
     <w:tblStylePr w:type="lastCol">
       <w:rPr>
+        <w:rFonts w:eastAsia="黑体"/>
         <w:b/>
         <w:bCs/>
       </w:rPr>
@@ -5126,6 +5455,7 @@
         <w:spacing w:after="0" w:before="0" w:line="240" w:lineRule="auto"/>
       </w:pPr>
       <w:rPr>
+        <w:rFonts w:eastAsia="黑体"/>
         <w:b/>
         <w:bCs/>
         <w:color w:themeColor="background1" w:val="FFFFFF"/>
@@ -5140,6 +5470,7 @@
         <w:spacing w:after="0" w:before="0" w:line="240" w:lineRule="auto"/>
       </w:pPr>
       <w:rPr>
+        <w:rFonts w:eastAsia="黑体"/>
         <w:b/>
         <w:bCs/>
       </w:rPr>
@@ -5155,12 +5486,14 @@
     </w:tblStylePr>
     <w:tblStylePr w:type="firstCol">
       <w:rPr>
+        <w:rFonts w:eastAsia="黑体"/>
         <w:b/>
         <w:bCs/>
       </w:rPr>
     </w:tblStylePr>
     <w:tblStylePr w:type="lastCol">
       <w:rPr>
+        <w:rFonts w:eastAsia="黑体"/>
         <w:b/>
         <w:bCs/>
       </w:rPr>
@@ -5218,6 +5551,7 @@
         <w:spacing w:after="0" w:before="0" w:line="240" w:lineRule="auto"/>
       </w:pPr>
       <w:rPr>
+        <w:rFonts w:eastAsia="黑体"/>
         <w:b/>
         <w:bCs/>
         <w:color w:themeColor="background1" w:val="FFFFFF"/>
@@ -5232,6 +5566,7 @@
         <w:spacing w:after="0" w:before="0" w:line="240" w:lineRule="auto"/>
       </w:pPr>
       <w:rPr>
+        <w:rFonts w:eastAsia="黑体"/>
         <w:b/>
         <w:bCs/>
       </w:rPr>
@@ -5247,12 +5582,14 @@
     </w:tblStylePr>
     <w:tblStylePr w:type="firstCol">
       <w:rPr>
+        <w:rFonts w:eastAsia="黑体"/>
         <w:b/>
         <w:bCs/>
       </w:rPr>
     </w:tblStylePr>
     <w:tblStylePr w:type="lastCol">
       <w:rPr>
+        <w:rFonts w:eastAsia="黑体"/>
         <w:b/>
         <w:bCs/>
       </w:rPr>
@@ -5312,7 +5649,7 @@
         <w:spacing w:after="0" w:before="0" w:line="240" w:lineRule="auto"/>
       </w:pPr>
       <w:rPr>
-        <w:rFonts w:asciiTheme="majorHAnsi" w:cstheme="majorBidi" w:eastAsiaTheme="majorEastAsia" w:hAnsiTheme="majorHAnsi"/>
+        <w:rFonts w:asciiTheme="majorHAnsi" w:cstheme="majorBidi" w:hAnsiTheme="majorHAnsi" w:eastAsia="黑体"/>
         <w:b/>
         <w:bCs/>
       </w:rPr>
@@ -5333,7 +5670,7 @@
         <w:spacing w:after="0" w:before="0" w:line="240" w:lineRule="auto"/>
       </w:pPr>
       <w:rPr>
-        <w:rFonts w:asciiTheme="majorHAnsi" w:cstheme="majorBidi" w:eastAsiaTheme="majorEastAsia" w:hAnsiTheme="majorHAnsi"/>
+        <w:rFonts w:asciiTheme="majorHAnsi" w:cstheme="majorBidi" w:hAnsiTheme="majorHAnsi" w:eastAsia="黑体"/>
         <w:b/>
         <w:bCs/>
       </w:rPr>
@@ -5351,14 +5688,14 @@
     </w:tblStylePr>
     <w:tblStylePr w:type="firstCol">
       <w:rPr>
-        <w:rFonts w:asciiTheme="majorHAnsi" w:cstheme="majorBidi" w:eastAsiaTheme="majorEastAsia" w:hAnsiTheme="majorHAnsi"/>
+        <w:rFonts w:asciiTheme="majorHAnsi" w:cstheme="majorBidi" w:hAnsiTheme="majorHAnsi" w:eastAsia="黑体"/>
         <w:b/>
         <w:bCs/>
       </w:rPr>
     </w:tblStylePr>
     <w:tblStylePr w:type="lastCol">
       <w:rPr>
-        <w:rFonts w:asciiTheme="majorHAnsi" w:cstheme="majorBidi" w:eastAsiaTheme="majorEastAsia" w:hAnsiTheme="majorHAnsi"/>
+        <w:rFonts w:asciiTheme="majorHAnsi" w:cstheme="majorBidi" w:hAnsiTheme="majorHAnsi" w:eastAsia="黑体"/>
         <w:b/>
         <w:bCs/>
       </w:rPr>
@@ -5442,7 +5779,7 @@
         <w:spacing w:after="0" w:before="0" w:line="240" w:lineRule="auto"/>
       </w:pPr>
       <w:rPr>
-        <w:rFonts w:asciiTheme="majorHAnsi" w:cstheme="majorBidi" w:eastAsiaTheme="majorEastAsia" w:hAnsiTheme="majorHAnsi"/>
+        <w:rFonts w:asciiTheme="majorHAnsi" w:cstheme="majorBidi" w:hAnsiTheme="majorHAnsi" w:eastAsia="黑体"/>
         <w:b/>
         <w:bCs/>
       </w:rPr>
@@ -5463,7 +5800,7 @@
         <w:spacing w:after="0" w:before="0" w:line="240" w:lineRule="auto"/>
       </w:pPr>
       <w:rPr>
-        <w:rFonts w:asciiTheme="majorHAnsi" w:cstheme="majorBidi" w:eastAsiaTheme="majorEastAsia" w:hAnsiTheme="majorHAnsi"/>
+        <w:rFonts w:asciiTheme="majorHAnsi" w:cstheme="majorBidi" w:hAnsiTheme="majorHAnsi" w:eastAsia="黑体"/>
         <w:b/>
         <w:bCs/>
       </w:rPr>
@@ -5481,14 +5818,14 @@
     </w:tblStylePr>
     <w:tblStylePr w:type="firstCol">
       <w:rPr>
-        <w:rFonts w:asciiTheme="majorHAnsi" w:cstheme="majorBidi" w:eastAsiaTheme="majorEastAsia" w:hAnsiTheme="majorHAnsi"/>
+        <w:rFonts w:asciiTheme="majorHAnsi" w:cstheme="majorBidi" w:hAnsiTheme="majorHAnsi" w:eastAsia="黑体"/>
         <w:b/>
         <w:bCs/>
       </w:rPr>
     </w:tblStylePr>
     <w:tblStylePr w:type="lastCol">
       <w:rPr>
-        <w:rFonts w:asciiTheme="majorHAnsi" w:cstheme="majorBidi" w:eastAsiaTheme="majorEastAsia" w:hAnsiTheme="majorHAnsi"/>
+        <w:rFonts w:asciiTheme="majorHAnsi" w:cstheme="majorBidi" w:hAnsiTheme="majorHAnsi" w:eastAsia="黑体"/>
         <w:b/>
         <w:bCs/>
       </w:rPr>
@@ -5572,7 +5909,7 @@
         <w:spacing w:after="0" w:before="0" w:line="240" w:lineRule="auto"/>
       </w:pPr>
       <w:rPr>
-        <w:rFonts w:asciiTheme="majorHAnsi" w:cstheme="majorBidi" w:eastAsiaTheme="majorEastAsia" w:hAnsiTheme="majorHAnsi"/>
+        <w:rFonts w:asciiTheme="majorHAnsi" w:cstheme="majorBidi" w:hAnsiTheme="majorHAnsi" w:eastAsia="黑体"/>
         <w:b/>
         <w:bCs/>
       </w:rPr>
@@ -5593,7 +5930,7 @@
         <w:spacing w:after="0" w:before="0" w:line="240" w:lineRule="auto"/>
       </w:pPr>
       <w:rPr>
-        <w:rFonts w:asciiTheme="majorHAnsi" w:cstheme="majorBidi" w:eastAsiaTheme="majorEastAsia" w:hAnsiTheme="majorHAnsi"/>
+        <w:rFonts w:asciiTheme="majorHAnsi" w:cstheme="majorBidi" w:hAnsiTheme="majorHAnsi" w:eastAsia="黑体"/>
         <w:b/>
         <w:bCs/>
       </w:rPr>
@@ -5611,14 +5948,14 @@
     </w:tblStylePr>
     <w:tblStylePr w:type="firstCol">
       <w:rPr>
-        <w:rFonts w:asciiTheme="majorHAnsi" w:cstheme="majorBidi" w:eastAsiaTheme="majorEastAsia" w:hAnsiTheme="majorHAnsi"/>
+        <w:rFonts w:asciiTheme="majorHAnsi" w:cstheme="majorBidi" w:hAnsiTheme="majorHAnsi" w:eastAsia="黑体"/>
         <w:b/>
         <w:bCs/>
       </w:rPr>
     </w:tblStylePr>
     <w:tblStylePr w:type="lastCol">
       <w:rPr>
-        <w:rFonts w:asciiTheme="majorHAnsi" w:cstheme="majorBidi" w:eastAsiaTheme="majorEastAsia" w:hAnsiTheme="majorHAnsi"/>
+        <w:rFonts w:asciiTheme="majorHAnsi" w:cstheme="majorBidi" w:hAnsiTheme="majorHAnsi" w:eastAsia="黑体"/>
         <w:b/>
         <w:bCs/>
       </w:rPr>
@@ -5702,7 +6039,7 @@
         <w:spacing w:after="0" w:before="0" w:line="240" w:lineRule="auto"/>
       </w:pPr>
       <w:rPr>
-        <w:rFonts w:asciiTheme="majorHAnsi" w:cstheme="majorBidi" w:eastAsiaTheme="majorEastAsia" w:hAnsiTheme="majorHAnsi"/>
+        <w:rFonts w:asciiTheme="majorHAnsi" w:cstheme="majorBidi" w:hAnsiTheme="majorHAnsi" w:eastAsia="黑体"/>
         <w:b/>
         <w:bCs/>
       </w:rPr>
@@ -5723,7 +6060,7 @@
         <w:spacing w:after="0" w:before="0" w:line="240" w:lineRule="auto"/>
       </w:pPr>
       <w:rPr>
-        <w:rFonts w:asciiTheme="majorHAnsi" w:cstheme="majorBidi" w:eastAsiaTheme="majorEastAsia" w:hAnsiTheme="majorHAnsi"/>
+        <w:rFonts w:asciiTheme="majorHAnsi" w:cstheme="majorBidi" w:hAnsiTheme="majorHAnsi" w:eastAsia="黑体"/>
         <w:b/>
         <w:bCs/>
       </w:rPr>
@@ -5741,14 +6078,14 @@
     </w:tblStylePr>
     <w:tblStylePr w:type="firstCol">
       <w:rPr>
-        <w:rFonts w:asciiTheme="majorHAnsi" w:cstheme="majorBidi" w:eastAsiaTheme="majorEastAsia" w:hAnsiTheme="majorHAnsi"/>
+        <w:rFonts w:asciiTheme="majorHAnsi" w:cstheme="majorBidi" w:hAnsiTheme="majorHAnsi" w:eastAsia="黑体"/>
         <w:b/>
         <w:bCs/>
       </w:rPr>
     </w:tblStylePr>
     <w:tblStylePr w:type="lastCol">
       <w:rPr>
-        <w:rFonts w:asciiTheme="majorHAnsi" w:cstheme="majorBidi" w:eastAsiaTheme="majorEastAsia" w:hAnsiTheme="majorHAnsi"/>
+        <w:rFonts w:asciiTheme="majorHAnsi" w:cstheme="majorBidi" w:hAnsiTheme="majorHAnsi" w:eastAsia="黑体"/>
         <w:b/>
         <w:bCs/>
       </w:rPr>
@@ -5832,7 +6169,7 @@
         <w:spacing w:after="0" w:before="0" w:line="240" w:lineRule="auto"/>
       </w:pPr>
       <w:rPr>
-        <w:rFonts w:asciiTheme="majorHAnsi" w:cstheme="majorBidi" w:eastAsiaTheme="majorEastAsia" w:hAnsiTheme="majorHAnsi"/>
+        <w:rFonts w:asciiTheme="majorHAnsi" w:cstheme="majorBidi" w:hAnsiTheme="majorHAnsi" w:eastAsia="黑体"/>
         <w:b/>
         <w:bCs/>
       </w:rPr>
@@ -5853,7 +6190,7 @@
         <w:spacing w:after="0" w:before="0" w:line="240" w:lineRule="auto"/>
       </w:pPr>
       <w:rPr>
-        <w:rFonts w:asciiTheme="majorHAnsi" w:cstheme="majorBidi" w:eastAsiaTheme="majorEastAsia" w:hAnsiTheme="majorHAnsi"/>
+        <w:rFonts w:asciiTheme="majorHAnsi" w:cstheme="majorBidi" w:hAnsiTheme="majorHAnsi" w:eastAsia="黑体"/>
         <w:b/>
         <w:bCs/>
       </w:rPr>
@@ -5871,14 +6208,14 @@
     </w:tblStylePr>
     <w:tblStylePr w:type="firstCol">
       <w:rPr>
-        <w:rFonts w:asciiTheme="majorHAnsi" w:cstheme="majorBidi" w:eastAsiaTheme="majorEastAsia" w:hAnsiTheme="majorHAnsi"/>
+        <w:rFonts w:asciiTheme="majorHAnsi" w:cstheme="majorBidi" w:hAnsiTheme="majorHAnsi" w:eastAsia="黑体"/>
         <w:b/>
         <w:bCs/>
       </w:rPr>
     </w:tblStylePr>
     <w:tblStylePr w:type="lastCol">
       <w:rPr>
-        <w:rFonts w:asciiTheme="majorHAnsi" w:cstheme="majorBidi" w:eastAsiaTheme="majorEastAsia" w:hAnsiTheme="majorHAnsi"/>
+        <w:rFonts w:asciiTheme="majorHAnsi" w:cstheme="majorBidi" w:hAnsiTheme="majorHAnsi" w:eastAsia="黑体"/>
         <w:b/>
         <w:bCs/>
       </w:rPr>
@@ -5962,7 +6299,7 @@
         <w:spacing w:after="0" w:before="0" w:line="240" w:lineRule="auto"/>
       </w:pPr>
       <w:rPr>
-        <w:rFonts w:asciiTheme="majorHAnsi" w:cstheme="majorBidi" w:eastAsiaTheme="majorEastAsia" w:hAnsiTheme="majorHAnsi"/>
+        <w:rFonts w:asciiTheme="majorHAnsi" w:cstheme="majorBidi" w:hAnsiTheme="majorHAnsi" w:eastAsia="黑体"/>
         <w:b/>
         <w:bCs/>
       </w:rPr>
@@ -5983,7 +6320,7 @@
         <w:spacing w:after="0" w:before="0" w:line="240" w:lineRule="auto"/>
       </w:pPr>
       <w:rPr>
-        <w:rFonts w:asciiTheme="majorHAnsi" w:cstheme="majorBidi" w:eastAsiaTheme="majorEastAsia" w:hAnsiTheme="majorHAnsi"/>
+        <w:rFonts w:asciiTheme="majorHAnsi" w:cstheme="majorBidi" w:hAnsiTheme="majorHAnsi" w:eastAsia="黑体"/>
         <w:b/>
         <w:bCs/>
       </w:rPr>
@@ -6001,14 +6338,14 @@
     </w:tblStylePr>
     <w:tblStylePr w:type="firstCol">
       <w:rPr>
-        <w:rFonts w:asciiTheme="majorHAnsi" w:cstheme="majorBidi" w:eastAsiaTheme="majorEastAsia" w:hAnsiTheme="majorHAnsi"/>
+        <w:rFonts w:asciiTheme="majorHAnsi" w:cstheme="majorBidi" w:hAnsiTheme="majorHAnsi" w:eastAsia="黑体"/>
         <w:b/>
         <w:bCs/>
       </w:rPr>
     </w:tblStylePr>
     <w:tblStylePr w:type="lastCol">
       <w:rPr>
-        <w:rFonts w:asciiTheme="majorHAnsi" w:cstheme="majorBidi" w:eastAsiaTheme="majorEastAsia" w:hAnsiTheme="majorHAnsi"/>
+        <w:rFonts w:asciiTheme="majorHAnsi" w:cstheme="majorBidi" w:hAnsiTheme="majorHAnsi" w:eastAsia="黑体"/>
         <w:b/>
         <w:bCs/>
       </w:rPr>
@@ -6092,7 +6429,7 @@
         <w:spacing w:after="0" w:before="0" w:line="240" w:lineRule="auto"/>
       </w:pPr>
       <w:rPr>
-        <w:rFonts w:asciiTheme="majorHAnsi" w:cstheme="majorBidi" w:eastAsiaTheme="majorEastAsia" w:hAnsiTheme="majorHAnsi"/>
+        <w:rFonts w:asciiTheme="majorHAnsi" w:cstheme="majorBidi" w:hAnsiTheme="majorHAnsi" w:eastAsia="黑体"/>
         <w:b/>
         <w:bCs/>
       </w:rPr>
@@ -6113,7 +6450,7 @@
         <w:spacing w:after="0" w:before="0" w:line="240" w:lineRule="auto"/>
       </w:pPr>
       <w:rPr>
-        <w:rFonts w:asciiTheme="majorHAnsi" w:cstheme="majorBidi" w:eastAsiaTheme="majorEastAsia" w:hAnsiTheme="majorHAnsi"/>
+        <w:rFonts w:asciiTheme="majorHAnsi" w:cstheme="majorBidi" w:hAnsiTheme="majorHAnsi" w:eastAsia="黑体"/>
         <w:b/>
         <w:bCs/>
       </w:rPr>
@@ -6131,14 +6468,14 @@
     </w:tblStylePr>
     <w:tblStylePr w:type="firstCol">
       <w:rPr>
-        <w:rFonts w:asciiTheme="majorHAnsi" w:cstheme="majorBidi" w:eastAsiaTheme="majorEastAsia" w:hAnsiTheme="majorHAnsi"/>
+        <w:rFonts w:asciiTheme="majorHAnsi" w:cstheme="majorBidi" w:hAnsiTheme="majorHAnsi" w:eastAsia="黑体"/>
         <w:b/>
         <w:bCs/>
       </w:rPr>
     </w:tblStylePr>
     <w:tblStylePr w:type="lastCol">
       <w:rPr>
-        <w:rFonts w:asciiTheme="majorHAnsi" w:cstheme="majorBidi" w:eastAsiaTheme="majorEastAsia" w:hAnsiTheme="majorHAnsi"/>
+        <w:rFonts w:asciiTheme="majorHAnsi" w:cstheme="majorBidi" w:hAnsiTheme="majorHAnsi" w:eastAsia="黑体"/>
         <w:b/>
         <w:bCs/>
       </w:rPr>
@@ -6221,6 +6558,7 @@
         <w:spacing w:after="0" w:before="0" w:line="240" w:lineRule="auto"/>
       </w:pPr>
       <w:rPr>
+        <w:rFonts w:eastAsia="黑体"/>
         <w:b/>
         <w:bCs/>
         <w:color w:themeColor="background1" w:val="FFFFFF"/>
@@ -6243,6 +6581,7 @@
         <w:spacing w:after="0" w:before="0" w:line="240" w:lineRule="auto"/>
       </w:pPr>
       <w:rPr>
+        <w:rFonts w:eastAsia="黑体"/>
         <w:b/>
         <w:bCs/>
       </w:rPr>
@@ -6260,12 +6599,14 @@
     </w:tblStylePr>
     <w:tblStylePr w:type="firstCol">
       <w:rPr>
+        <w:rFonts w:eastAsia="黑体"/>
         <w:b/>
         <w:bCs/>
       </w:rPr>
     </w:tblStylePr>
     <w:tblStylePr w:type="lastCol">
       <w:rPr>
+        <w:rFonts w:eastAsia="黑体"/>
         <w:b/>
         <w:bCs/>
       </w:rPr>
@@ -6327,6 +6668,7 @@
         <w:spacing w:after="0" w:before="0" w:line="240" w:lineRule="auto"/>
       </w:pPr>
       <w:rPr>
+        <w:rFonts w:eastAsia="黑体"/>
         <w:b/>
         <w:bCs/>
         <w:color w:themeColor="background1" w:val="FFFFFF"/>
@@ -6349,6 +6691,7 @@
         <w:spacing w:after="0" w:before="0" w:line="240" w:lineRule="auto"/>
       </w:pPr>
       <w:rPr>
+        <w:rFonts w:eastAsia="黑体"/>
         <w:b/>
         <w:bCs/>
       </w:rPr>
@@ -6366,12 +6709,14 @@
     </w:tblStylePr>
     <w:tblStylePr w:type="firstCol">
       <w:rPr>
+        <w:rFonts w:eastAsia="黑体"/>
         <w:b/>
         <w:bCs/>
       </w:rPr>
     </w:tblStylePr>
     <w:tblStylePr w:type="lastCol">
       <w:rPr>
+        <w:rFonts w:eastAsia="黑体"/>
         <w:b/>
         <w:bCs/>
       </w:rPr>
@@ -6433,6 +6778,7 @@
         <w:spacing w:after="0" w:before="0" w:line="240" w:lineRule="auto"/>
       </w:pPr>
       <w:rPr>
+        <w:rFonts w:eastAsia="黑体"/>
         <w:b/>
         <w:bCs/>
         <w:color w:themeColor="background1" w:val="FFFFFF"/>
@@ -6455,6 +6801,7 @@
         <w:spacing w:after="0" w:before="0" w:line="240" w:lineRule="auto"/>
       </w:pPr>
       <w:rPr>
+        <w:rFonts w:eastAsia="黑体"/>
         <w:b/>
         <w:bCs/>
       </w:rPr>
@@ -6472,12 +6819,14 @@
     </w:tblStylePr>
     <w:tblStylePr w:type="firstCol">
       <w:rPr>
+        <w:rFonts w:eastAsia="黑体"/>
         <w:b/>
         <w:bCs/>
       </w:rPr>
     </w:tblStylePr>
     <w:tblStylePr w:type="lastCol">
       <w:rPr>
+        <w:rFonts w:eastAsia="黑体"/>
         <w:b/>
         <w:bCs/>
       </w:rPr>
@@ -6539,6 +6888,7 @@
         <w:spacing w:after="0" w:before="0" w:line="240" w:lineRule="auto"/>
       </w:pPr>
       <w:rPr>
+        <w:rFonts w:eastAsia="黑体"/>
         <w:b/>
         <w:bCs/>
         <w:color w:themeColor="background1" w:val="FFFFFF"/>
@@ -6561,6 +6911,7 @@
         <w:spacing w:after="0" w:before="0" w:line="240" w:lineRule="auto"/>
       </w:pPr>
       <w:rPr>
+        <w:rFonts w:eastAsia="黑体"/>
         <w:b/>
         <w:bCs/>
       </w:rPr>
@@ -6578,12 +6929,14 @@
     </w:tblStylePr>
     <w:tblStylePr w:type="firstCol">
       <w:rPr>
+        <w:rFonts w:eastAsia="黑体"/>
         <w:b/>
         <w:bCs/>
       </w:rPr>
     </w:tblStylePr>
     <w:tblStylePr w:type="lastCol">
       <w:rPr>
+        <w:rFonts w:eastAsia="黑体"/>
         <w:b/>
         <w:bCs/>
       </w:rPr>
@@ -6645,6 +6998,7 @@
         <w:spacing w:after="0" w:before="0" w:line="240" w:lineRule="auto"/>
       </w:pPr>
       <w:rPr>
+        <w:rFonts w:eastAsia="黑体"/>
         <w:b/>
         <w:bCs/>
         <w:color w:themeColor="background1" w:val="FFFFFF"/>
@@ -6667,6 +7021,7 @@
         <w:spacing w:after="0" w:before="0" w:line="240" w:lineRule="auto"/>
       </w:pPr>
       <w:rPr>
+        <w:rFonts w:eastAsia="黑体"/>
         <w:b/>
         <w:bCs/>
       </w:rPr>
@@ -6684,12 +7039,14 @@
     </w:tblStylePr>
     <w:tblStylePr w:type="firstCol">
       <w:rPr>
+        <w:rFonts w:eastAsia="黑体"/>
         <w:b/>
         <w:bCs/>
       </w:rPr>
     </w:tblStylePr>
     <w:tblStylePr w:type="lastCol">
       <w:rPr>
+        <w:rFonts w:eastAsia="黑体"/>
         <w:b/>
         <w:bCs/>
       </w:rPr>
@@ -6751,6 +7108,7 @@
         <w:spacing w:after="0" w:before="0" w:line="240" w:lineRule="auto"/>
       </w:pPr>
       <w:rPr>
+        <w:rFonts w:eastAsia="黑体"/>
         <w:b/>
         <w:bCs/>
         <w:color w:themeColor="background1" w:val="FFFFFF"/>
@@ -6773,6 +7131,7 @@
         <w:spacing w:after="0" w:before="0" w:line="240" w:lineRule="auto"/>
       </w:pPr>
       <w:rPr>
+        <w:rFonts w:eastAsia="黑体"/>
         <w:b/>
         <w:bCs/>
       </w:rPr>
@@ -6790,12 +7149,14 @@
     </w:tblStylePr>
     <w:tblStylePr w:type="firstCol">
       <w:rPr>
+        <w:rFonts w:eastAsia="黑体"/>
         <w:b/>
         <w:bCs/>
       </w:rPr>
     </w:tblStylePr>
     <w:tblStylePr w:type="lastCol">
       <w:rPr>
+        <w:rFonts w:eastAsia="黑体"/>
         <w:b/>
         <w:bCs/>
       </w:rPr>
@@ -6857,6 +7218,7 @@
         <w:spacing w:after="0" w:before="0" w:line="240" w:lineRule="auto"/>
       </w:pPr>
       <w:rPr>
+        <w:rFonts w:eastAsia="黑体"/>
         <w:b/>
         <w:bCs/>
         <w:color w:themeColor="background1" w:val="FFFFFF"/>
@@ -6879,6 +7241,7 @@
         <w:spacing w:after="0" w:before="0" w:line="240" w:lineRule="auto"/>
       </w:pPr>
       <w:rPr>
+        <w:rFonts w:eastAsia="黑体"/>
         <w:b/>
         <w:bCs/>
       </w:rPr>
@@ -6896,12 +7259,14 @@
     </w:tblStylePr>
     <w:tblStylePr w:type="firstCol">
       <w:rPr>
+        <w:rFonts w:eastAsia="黑体"/>
         <w:b/>
         <w:bCs/>
       </w:rPr>
     </w:tblStylePr>
     <w:tblStylePr w:type="lastCol">
       <w:rPr>
+        <w:rFonts w:eastAsia="黑体"/>
         <w:b/>
         <w:bCs/>
       </w:rPr>
@@ -6960,6 +7325,7 @@
         <w:spacing w:after="0" w:before="0" w:line="240" w:lineRule="auto"/>
       </w:pPr>
       <w:rPr>
+        <w:rFonts w:eastAsia="黑体"/>
         <w:b/>
         <w:bCs/>
         <w:color w:themeColor="background1" w:val="FFFFFF"/>
@@ -6982,6 +7348,7 @@
         <w:spacing w:after="0" w:before="0" w:line="240" w:lineRule="auto"/>
       </w:pPr>
       <w:rPr>
+        <w:rFonts w:eastAsia="黑体"/>
         <w:color w:val="auto"/>
       </w:rPr>
       <w:tblPr/>
@@ -6999,6 +7366,7 @@
     </w:tblStylePr>
     <w:tblStylePr w:type="firstCol">
       <w:rPr>
+        <w:rFonts w:eastAsia="黑体"/>
         <w:b/>
         <w:bCs/>
         <w:color w:themeColor="background1" w:val="FFFFFF"/>
@@ -7018,6 +7386,7 @@
     </w:tblStylePr>
     <w:tblStylePr w:type="lastCol">
       <w:rPr>
+        <w:rFonts w:eastAsia="黑体"/>
         <w:b/>
         <w:bCs/>
         <w:color w:themeColor="background1" w:val="FFFFFF"/>
@@ -7066,6 +7435,7 @@
     </w:tblStylePr>
     <w:tblStylePr w:type="nwCell">
       <w:rPr>
+        <w:rFonts w:eastAsia="黑体"/>
         <w:color w:themeColor="background1" w:val="FFFFFF"/>
       </w:rPr>
       <w:tblPr/>
@@ -7109,6 +7479,7 @@
         <w:spacing w:after="0" w:before="0" w:line="240" w:lineRule="auto"/>
       </w:pPr>
       <w:rPr>
+        <w:rFonts w:eastAsia="黑体"/>
         <w:b/>
         <w:bCs/>
         <w:color w:themeColor="background1" w:val="FFFFFF"/>
@@ -7131,6 +7502,7 @@
         <w:spacing w:after="0" w:before="0" w:line="240" w:lineRule="auto"/>
       </w:pPr>
       <w:rPr>
+        <w:rFonts w:eastAsia="黑体"/>
         <w:color w:val="auto"/>
       </w:rPr>
       <w:tblPr/>
@@ -7148,6 +7520,7 @@
     </w:tblStylePr>
     <w:tblStylePr w:type="firstCol">
       <w:rPr>
+        <w:rFonts w:eastAsia="黑体"/>
         <w:b/>
         <w:bCs/>
         <w:color w:themeColor="background1" w:val="FFFFFF"/>
@@ -7167,6 +7540,7 @@
     </w:tblStylePr>
     <w:tblStylePr w:type="lastCol">
       <w:rPr>
+        <w:rFonts w:eastAsia="黑体"/>
         <w:b/>
         <w:bCs/>
         <w:color w:themeColor="background1" w:val="FFFFFF"/>
@@ -7215,6 +7589,7 @@
     </w:tblStylePr>
     <w:tblStylePr w:type="nwCell">
       <w:rPr>
+        <w:rFonts w:eastAsia="黑体"/>
         <w:color w:themeColor="background1" w:val="FFFFFF"/>
       </w:rPr>
       <w:tblPr/>
@@ -7258,6 +7633,7 @@
         <w:spacing w:after="0" w:before="0" w:line="240" w:lineRule="auto"/>
       </w:pPr>
       <w:rPr>
+        <w:rFonts w:eastAsia="黑体"/>
         <w:b/>
         <w:bCs/>
         <w:color w:themeColor="background1" w:val="FFFFFF"/>
@@ -7280,6 +7656,7 @@
         <w:spacing w:after="0" w:before="0" w:line="240" w:lineRule="auto"/>
       </w:pPr>
       <w:rPr>
+        <w:rFonts w:eastAsia="黑体"/>
         <w:color w:val="auto"/>
       </w:rPr>
       <w:tblPr/>
@@ -7297,6 +7674,7 @@
     </w:tblStylePr>
     <w:tblStylePr w:type="firstCol">
       <w:rPr>
+        <w:rFonts w:eastAsia="黑体"/>
         <w:b/>
         <w:bCs/>
         <w:color w:themeColor="background1" w:val="FFFFFF"/>
@@ -7316,6 +7694,7 @@
     </w:tblStylePr>
     <w:tblStylePr w:type="lastCol">
       <w:rPr>
+        <w:rFonts w:eastAsia="黑体"/>
         <w:b/>
         <w:bCs/>
         <w:color w:themeColor="background1" w:val="FFFFFF"/>
@@ -7364,6 +7743,7 @@
     </w:tblStylePr>
     <w:tblStylePr w:type="nwCell">
       <w:rPr>
+        <w:rFonts w:eastAsia="黑体"/>
         <w:color w:themeColor="background1" w:val="FFFFFF"/>
       </w:rPr>
       <w:tblPr/>
@@ -7407,6 +7787,7 @@
         <w:spacing w:after="0" w:before="0" w:line="240" w:lineRule="auto"/>
       </w:pPr>
       <w:rPr>
+        <w:rFonts w:eastAsia="黑体"/>
         <w:b/>
         <w:bCs/>
         <w:color w:themeColor="background1" w:val="FFFFFF"/>
@@ -7429,6 +7810,7 @@
         <w:spacing w:after="0" w:before="0" w:line="240" w:lineRule="auto"/>
       </w:pPr>
       <w:rPr>
+        <w:rFonts w:eastAsia="黑体"/>
         <w:color w:val="auto"/>
       </w:rPr>
       <w:tblPr/>
@@ -7446,6 +7828,7 @@
     </w:tblStylePr>
     <w:tblStylePr w:type="firstCol">
       <w:rPr>
+        <w:rFonts w:eastAsia="黑体"/>
         <w:b/>
         <w:bCs/>
         <w:color w:themeColor="background1" w:val="FFFFFF"/>
@@ -7465,6 +7848,7 @@
     </w:tblStylePr>
     <w:tblStylePr w:type="lastCol">
       <w:rPr>
+        <w:rFonts w:eastAsia="黑体"/>
         <w:b/>
         <w:bCs/>
         <w:color w:themeColor="background1" w:val="FFFFFF"/>
@@ -7513,6 +7897,7 @@
     </w:tblStylePr>
     <w:tblStylePr w:type="nwCell">
       <w:rPr>
+        <w:rFonts w:eastAsia="黑体"/>
         <w:color w:themeColor="background1" w:val="FFFFFF"/>
       </w:rPr>
       <w:tblPr/>
@@ -7556,6 +7941,7 @@
         <w:spacing w:after="0" w:before="0" w:line="240" w:lineRule="auto"/>
       </w:pPr>
       <w:rPr>
+        <w:rFonts w:eastAsia="黑体"/>
         <w:b/>
         <w:bCs/>
         <w:color w:themeColor="background1" w:val="FFFFFF"/>
@@ -7578,6 +7964,7 @@
         <w:spacing w:after="0" w:before="0" w:line="240" w:lineRule="auto"/>
       </w:pPr>
       <w:rPr>
+        <w:rFonts w:eastAsia="黑体"/>
         <w:color w:val="auto"/>
       </w:rPr>
       <w:tblPr/>
@@ -7595,6 +7982,7 @@
     </w:tblStylePr>
     <w:tblStylePr w:type="firstCol">
       <w:rPr>
+        <w:rFonts w:eastAsia="黑体"/>
         <w:b/>
         <w:bCs/>
         <w:color w:themeColor="background1" w:val="FFFFFF"/>
@@ -7614,6 +8002,7 @@
     </w:tblStylePr>
     <w:tblStylePr w:type="lastCol">
       <w:rPr>
+        <w:rFonts w:eastAsia="黑体"/>
         <w:b/>
         <w:bCs/>
         <w:color w:themeColor="background1" w:val="FFFFFF"/>
@@ -7662,6 +8051,7 @@
     </w:tblStylePr>
     <w:tblStylePr w:type="nwCell">
       <w:rPr>
+        <w:rFonts w:eastAsia="黑体"/>
         <w:color w:themeColor="background1" w:val="FFFFFF"/>
       </w:rPr>
       <w:tblPr/>
@@ -7705,6 +8095,7 @@
         <w:spacing w:after="0" w:before="0" w:line="240" w:lineRule="auto"/>
       </w:pPr>
       <w:rPr>
+        <w:rFonts w:eastAsia="黑体"/>
         <w:b/>
         <w:bCs/>
         <w:color w:themeColor="background1" w:val="FFFFFF"/>
@@ -7727,6 +8118,7 @@
         <w:spacing w:after="0" w:before="0" w:line="240" w:lineRule="auto"/>
       </w:pPr>
       <w:rPr>
+        <w:rFonts w:eastAsia="黑体"/>
         <w:color w:val="auto"/>
       </w:rPr>
       <w:tblPr/>
@@ -7744,6 +8136,7 @@
     </w:tblStylePr>
     <w:tblStylePr w:type="firstCol">
       <w:rPr>
+        <w:rFonts w:eastAsia="黑体"/>
         <w:b/>
         <w:bCs/>
         <w:color w:themeColor="background1" w:val="FFFFFF"/>
@@ -7763,6 +8156,7 @@
     </w:tblStylePr>
     <w:tblStylePr w:type="lastCol">
       <w:rPr>
+        <w:rFonts w:eastAsia="黑体"/>
         <w:b/>
         <w:bCs/>
         <w:color w:themeColor="background1" w:val="FFFFFF"/>
@@ -7811,6 +8205,7 @@
     </w:tblStylePr>
     <w:tblStylePr w:type="nwCell">
       <w:rPr>
+        <w:rFonts w:eastAsia="黑体"/>
         <w:color w:themeColor="background1" w:val="FFFFFF"/>
       </w:rPr>
       <w:tblPr/>
@@ -7854,6 +8249,7 @@
         <w:spacing w:after="0" w:before="0" w:line="240" w:lineRule="auto"/>
       </w:pPr>
       <w:rPr>
+        <w:rFonts w:eastAsia="黑体"/>
         <w:b/>
         <w:bCs/>
         <w:color w:themeColor="background1" w:val="FFFFFF"/>
@@ -7876,6 +8272,7 @@
         <w:spacing w:after="0" w:before="0" w:line="240" w:lineRule="auto"/>
       </w:pPr>
       <w:rPr>
+        <w:rFonts w:eastAsia="黑体"/>
         <w:color w:val="auto"/>
       </w:rPr>
       <w:tblPr/>
@@ -7893,6 +8290,7 @@
     </w:tblStylePr>
     <w:tblStylePr w:type="firstCol">
       <w:rPr>
+        <w:rFonts w:eastAsia="黑体"/>
         <w:b/>
         <w:bCs/>
         <w:color w:themeColor="background1" w:val="FFFFFF"/>
@@ -7912,6 +8310,7 @@
     </w:tblStylePr>
     <w:tblStylePr w:type="lastCol">
       <w:rPr>
+        <w:rFonts w:eastAsia="黑体"/>
         <w:b/>
         <w:bCs/>
         <w:color w:themeColor="background1" w:val="FFFFFF"/>
@@ -7960,6 +8359,7 @@
     </w:tblStylePr>
     <w:tblStylePr w:type="nwCell">
       <w:rPr>
+        <w:rFonts w:eastAsia="黑体"/>
         <w:color w:themeColor="background1" w:val="FFFFFF"/>
       </w:rPr>
       <w:tblPr/>
@@ -7984,6 +8384,7 @@
       <w:spacing w:after="0" w:line="240" w:lineRule="auto"/>
     </w:pPr>
     <w:rPr>
+      <w:rFonts w:eastAsia="黑体"/>
       <w:color w:themeColor="text1" w:val="000000"/>
     </w:rPr>
     <w:tblPr>
@@ -8003,7 +8404,7 @@
     </w:tblPr>
     <w:tblStylePr w:type="firstRow">
       <w:rPr>
-        <w:rFonts w:asciiTheme="majorHAnsi" w:cstheme="majorBidi" w:eastAsiaTheme="majorEastAsia" w:hAnsiTheme="majorHAnsi"/>
+        <w:rFonts w:asciiTheme="majorHAnsi" w:cstheme="majorBidi" w:hAnsiTheme="majorHAnsi" w:eastAsia="黑体"/>
       </w:rPr>
       <w:tblPr/>
       <w:tcPr>
@@ -8015,6 +8416,7 @@
     </w:tblStylePr>
     <w:tblStylePr w:type="lastRow">
       <w:rPr>
+        <w:rFonts w:eastAsia="黑体"/>
         <w:b/>
         <w:bCs/>
         <w:color w:themeColor="text2" w:val="1F497D"/>
@@ -8029,12 +8431,14 @@
     </w:tblStylePr>
     <w:tblStylePr w:type="firstCol">
       <w:rPr>
+        <w:rFonts w:eastAsia="黑体"/>
         <w:b/>
         <w:bCs/>
       </w:rPr>
     </w:tblStylePr>
     <w:tblStylePr w:type="lastCol">
       <w:rPr>
+        <w:rFonts w:eastAsia="黑体"/>
         <w:b/>
         <w:bCs/>
       </w:rPr>
@@ -8068,6 +8472,7 @@
       <w:spacing w:after="0" w:line="240" w:lineRule="auto"/>
     </w:pPr>
     <w:rPr>
+      <w:rFonts w:eastAsia="黑体"/>
       <w:color w:themeColor="text1" w:val="000000"/>
     </w:rPr>
     <w:tblPr>
@@ -8087,7 +8492,7 @@
     </w:tblPr>
     <w:tblStylePr w:type="firstRow">
       <w:rPr>
-        <w:rFonts w:asciiTheme="majorHAnsi" w:cstheme="majorBidi" w:eastAsiaTheme="majorEastAsia" w:hAnsiTheme="majorHAnsi"/>
+        <w:rFonts w:asciiTheme="majorHAnsi" w:cstheme="majorBidi" w:hAnsiTheme="majorHAnsi" w:eastAsia="黑体"/>
       </w:rPr>
       <w:tblPr/>
       <w:tcPr>
@@ -8099,6 +8504,7 @@
     </w:tblStylePr>
     <w:tblStylePr w:type="lastRow">
       <w:rPr>
+        <w:rFonts w:eastAsia="黑体"/>
         <w:b/>
         <w:bCs/>
         <w:color w:themeColor="text2" w:val="1F497D"/>
@@ -8113,12 +8519,14 @@
     </w:tblStylePr>
     <w:tblStylePr w:type="firstCol">
       <w:rPr>
+        <w:rFonts w:eastAsia="黑体"/>
         <w:b/>
         <w:bCs/>
       </w:rPr>
     </w:tblStylePr>
     <w:tblStylePr w:type="lastCol">
       <w:rPr>
+        <w:rFonts w:eastAsia="黑体"/>
         <w:b/>
         <w:bCs/>
       </w:rPr>
@@ -8152,6 +8560,7 @@
       <w:spacing w:after="0" w:line="240" w:lineRule="auto"/>
     </w:pPr>
     <w:rPr>
+      <w:rFonts w:eastAsia="黑体"/>
       <w:color w:themeColor="text1" w:val="000000"/>
     </w:rPr>
     <w:tblPr>
@@ -8171,7 +8580,7 @@
     </w:tblPr>
     <w:tblStylePr w:type="firstRow">
       <w:rPr>
-        <w:rFonts w:asciiTheme="majorHAnsi" w:cstheme="majorBidi" w:eastAsiaTheme="majorEastAsia" w:hAnsiTheme="majorHAnsi"/>
+        <w:rFonts w:asciiTheme="majorHAnsi" w:cstheme="majorBidi" w:hAnsiTheme="majorHAnsi" w:eastAsia="黑体"/>
       </w:rPr>
       <w:tblPr/>
       <w:tcPr>
@@ -8183,6 +8592,7 @@
     </w:tblStylePr>
     <w:tblStylePr w:type="lastRow">
       <w:rPr>
+        <w:rFonts w:eastAsia="黑体"/>
         <w:b/>
         <w:bCs/>
         <w:color w:themeColor="text2" w:val="1F497D"/>
@@ -8197,12 +8607,14 @@
     </w:tblStylePr>
     <w:tblStylePr w:type="firstCol">
       <w:rPr>
+        <w:rFonts w:eastAsia="黑体"/>
         <w:b/>
         <w:bCs/>
       </w:rPr>
     </w:tblStylePr>
     <w:tblStylePr w:type="lastCol">
       <w:rPr>
+        <w:rFonts w:eastAsia="黑体"/>
         <w:b/>
         <w:bCs/>
       </w:rPr>
@@ -8236,6 +8648,7 @@
       <w:spacing w:after="0" w:line="240" w:lineRule="auto"/>
     </w:pPr>
     <w:rPr>
+      <w:rFonts w:eastAsia="黑体"/>
       <w:color w:themeColor="text1" w:val="000000"/>
     </w:rPr>
     <w:tblPr>
@@ -8255,7 +8668,7 @@
     </w:tblPr>
     <w:tblStylePr w:type="firstRow">
       <w:rPr>
-        <w:rFonts w:asciiTheme="majorHAnsi" w:cstheme="majorBidi" w:eastAsiaTheme="majorEastAsia" w:hAnsiTheme="majorHAnsi"/>
+        <w:rFonts w:asciiTheme="majorHAnsi" w:cstheme="majorBidi" w:hAnsiTheme="majorHAnsi" w:eastAsia="黑体"/>
       </w:rPr>
       <w:tblPr/>
       <w:tcPr>
@@ -8267,6 +8680,7 @@
     </w:tblStylePr>
     <w:tblStylePr w:type="lastRow">
       <w:rPr>
+        <w:rFonts w:eastAsia="黑体"/>
         <w:b/>
         <w:bCs/>
         <w:color w:themeColor="text2" w:val="1F497D"/>
@@ -8281,12 +8695,14 @@
     </w:tblStylePr>
     <w:tblStylePr w:type="firstCol">
       <w:rPr>
+        <w:rFonts w:eastAsia="黑体"/>
         <w:b/>
         <w:bCs/>
       </w:rPr>
     </w:tblStylePr>
     <w:tblStylePr w:type="lastCol">
       <w:rPr>
+        <w:rFonts w:eastAsia="黑体"/>
         <w:b/>
         <w:bCs/>
       </w:rPr>
@@ -8320,6 +8736,7 @@
       <w:spacing w:after="0" w:line="240" w:lineRule="auto"/>
     </w:pPr>
     <w:rPr>
+      <w:rFonts w:eastAsia="黑体"/>
       <w:color w:themeColor="text1" w:val="000000"/>
     </w:rPr>
     <w:tblPr>
@@ -8339,7 +8756,7 @@
     </w:tblPr>
     <w:tblStylePr w:type="firstRow">
       <w:rPr>
-        <w:rFonts w:asciiTheme="majorHAnsi" w:cstheme="majorBidi" w:eastAsiaTheme="majorEastAsia" w:hAnsiTheme="majorHAnsi"/>
+        <w:rFonts w:asciiTheme="majorHAnsi" w:cstheme="majorBidi" w:hAnsiTheme="majorHAnsi" w:eastAsia="黑体"/>
       </w:rPr>
       <w:tblPr/>
       <w:tcPr>
@@ -8351,6 +8768,7 @@
     </w:tblStylePr>
     <w:tblStylePr w:type="lastRow">
       <w:rPr>
+        <w:rFonts w:eastAsia="黑体"/>
         <w:b/>
         <w:bCs/>
         <w:color w:themeColor="text2" w:val="1F497D"/>
@@ -8365,12 +8783,14 @@
     </w:tblStylePr>
     <w:tblStylePr w:type="firstCol">
       <w:rPr>
+        <w:rFonts w:eastAsia="黑体"/>
         <w:b/>
         <w:bCs/>
       </w:rPr>
     </w:tblStylePr>
     <w:tblStylePr w:type="lastCol">
       <w:rPr>
+        <w:rFonts w:eastAsia="黑体"/>
         <w:b/>
         <w:bCs/>
       </w:rPr>
@@ -8404,6 +8824,7 @@
       <w:spacing w:after="0" w:line="240" w:lineRule="auto"/>
     </w:pPr>
     <w:rPr>
+      <w:rFonts w:eastAsia="黑体"/>
       <w:color w:themeColor="text1" w:val="000000"/>
     </w:rPr>
     <w:tblPr>
@@ -8423,7 +8844,7 @@
     </w:tblPr>
     <w:tblStylePr w:type="firstRow">
       <w:rPr>
-        <w:rFonts w:asciiTheme="majorHAnsi" w:cstheme="majorBidi" w:eastAsiaTheme="majorEastAsia" w:hAnsiTheme="majorHAnsi"/>
+        <w:rFonts w:asciiTheme="majorHAnsi" w:cstheme="majorBidi" w:hAnsiTheme="majorHAnsi" w:eastAsia="黑体"/>
       </w:rPr>
       <w:tblPr/>
       <w:tcPr>
@@ -8435,6 +8856,7 @@
     </w:tblStylePr>
     <w:tblStylePr w:type="lastRow">
       <w:rPr>
+        <w:rFonts w:eastAsia="黑体"/>
         <w:b/>
         <w:bCs/>
         <w:color w:themeColor="text2" w:val="1F497D"/>
@@ -8449,12 +8871,14 @@
     </w:tblStylePr>
     <w:tblStylePr w:type="firstCol">
       <w:rPr>
+        <w:rFonts w:eastAsia="黑体"/>
         <w:b/>
         <w:bCs/>
       </w:rPr>
     </w:tblStylePr>
     <w:tblStylePr w:type="lastCol">
       <w:rPr>
+        <w:rFonts w:eastAsia="黑体"/>
         <w:b/>
         <w:bCs/>
       </w:rPr>
@@ -8488,6 +8912,7 @@
       <w:spacing w:after="0" w:line="240" w:lineRule="auto"/>
     </w:pPr>
     <w:rPr>
+      <w:rFonts w:eastAsia="黑体"/>
       <w:color w:themeColor="text1" w:val="000000"/>
     </w:rPr>
     <w:tblPr>
@@ -8507,7 +8932,7 @@
     </w:tblPr>
     <w:tblStylePr w:type="firstRow">
       <w:rPr>
-        <w:rFonts w:asciiTheme="majorHAnsi" w:cstheme="majorBidi" w:eastAsiaTheme="majorEastAsia" w:hAnsiTheme="majorHAnsi"/>
+        <w:rFonts w:asciiTheme="majorHAnsi" w:cstheme="majorBidi" w:hAnsiTheme="majorHAnsi" w:eastAsia="黑体"/>
       </w:rPr>
       <w:tblPr/>
       <w:tcPr>
@@ -8519,6 +8944,7 @@
     </w:tblStylePr>
     <w:tblStylePr w:type="lastRow">
       <w:rPr>
+        <w:rFonts w:eastAsia="黑体"/>
         <w:b/>
         <w:bCs/>
         <w:color w:themeColor="text2" w:val="1F497D"/>
@@ -8533,12 +8959,14 @@
     </w:tblStylePr>
     <w:tblStylePr w:type="firstCol">
       <w:rPr>
+        <w:rFonts w:eastAsia="黑体"/>
         <w:b/>
         <w:bCs/>
       </w:rPr>
     </w:tblStylePr>
     <w:tblStylePr w:type="lastCol">
       <w:rPr>
+        <w:rFonts w:eastAsia="黑体"/>
         <w:b/>
         <w:bCs/>
       </w:rPr>
@@ -8572,7 +9000,7 @@
       <w:spacing w:after="0" w:line="240" w:lineRule="auto"/>
     </w:pPr>
     <w:rPr>
-      <w:rFonts w:asciiTheme="majorHAnsi" w:cstheme="majorBidi" w:eastAsiaTheme="majorEastAsia" w:hAnsiTheme="majorHAnsi"/>
+      <w:rFonts w:asciiTheme="majorHAnsi" w:cstheme="majorBidi" w:hAnsiTheme="majorHAnsi" w:eastAsia="黑体"/>
       <w:color w:themeColor="text1" w:val="000000"/>
     </w:rPr>
     <w:tblPr>
@@ -8594,6 +9022,7 @@
     </w:tblPr>
     <w:tblStylePr w:type="firstRow">
       <w:rPr>
+        <w:rFonts w:eastAsia="黑体"/>
         <w:sz w:val="24"/>
         <w:szCs w:val="24"/>
       </w:rPr>
@@ -8700,7 +9129,7 @@
       <w:spacing w:after="0" w:line="240" w:lineRule="auto"/>
     </w:pPr>
     <w:rPr>
-      <w:rFonts w:asciiTheme="majorHAnsi" w:cstheme="majorBidi" w:eastAsiaTheme="majorEastAsia" w:hAnsiTheme="majorHAnsi"/>
+      <w:rFonts w:asciiTheme="majorHAnsi" w:cstheme="majorBidi" w:hAnsiTheme="majorHAnsi" w:eastAsia="黑体"/>
       <w:color w:themeColor="text1" w:val="000000"/>
     </w:rPr>
     <w:tblPr>
@@ -8722,6 +9151,7 @@
     </w:tblPr>
     <w:tblStylePr w:type="firstRow">
       <w:rPr>
+        <w:rFonts w:eastAsia="黑体"/>
         <w:sz w:val="24"/>
         <w:szCs w:val="24"/>
       </w:rPr>
@@ -8828,7 +9258,7 @@
       <w:spacing w:after="0" w:line="240" w:lineRule="auto"/>
     </w:pPr>
     <w:rPr>
-      <w:rFonts w:asciiTheme="majorHAnsi" w:cstheme="majorBidi" w:eastAsiaTheme="majorEastAsia" w:hAnsiTheme="majorHAnsi"/>
+      <w:rFonts w:asciiTheme="majorHAnsi" w:cstheme="majorBidi" w:hAnsiTheme="majorHAnsi" w:eastAsia="黑体"/>
       <w:color w:themeColor="text1" w:val="000000"/>
     </w:rPr>
     <w:tblPr>
@@ -8850,6 +9280,7 @@
     </w:tblPr>
     <w:tblStylePr w:type="firstRow">
       <w:rPr>
+        <w:rFonts w:eastAsia="黑体"/>
         <w:sz w:val="24"/>
         <w:szCs w:val="24"/>
       </w:rPr>
@@ -8956,7 +9387,7 @@
       <w:spacing w:after="0" w:line="240" w:lineRule="auto"/>
     </w:pPr>
     <w:rPr>
-      <w:rFonts w:asciiTheme="majorHAnsi" w:cstheme="majorBidi" w:eastAsiaTheme="majorEastAsia" w:hAnsiTheme="majorHAnsi"/>
+      <w:rFonts w:asciiTheme="majorHAnsi" w:cstheme="majorBidi" w:hAnsiTheme="majorHAnsi" w:eastAsia="黑体"/>
       <w:color w:themeColor="text1" w:val="000000"/>
     </w:rPr>
     <w:tblPr>
@@ -8978,6 +9409,7 @@
     </w:tblPr>
     <w:tblStylePr w:type="firstRow">
       <w:rPr>
+        <w:rFonts w:eastAsia="黑体"/>
         <w:sz w:val="24"/>
         <w:szCs w:val="24"/>
       </w:rPr>
@@ -9084,7 +9516,7 @@
       <w:spacing w:after="0" w:line="240" w:lineRule="auto"/>
     </w:pPr>
     <w:rPr>
-      <w:rFonts w:asciiTheme="majorHAnsi" w:cstheme="majorBidi" w:eastAsiaTheme="majorEastAsia" w:hAnsiTheme="majorHAnsi"/>
+      <w:rFonts w:asciiTheme="majorHAnsi" w:cstheme="majorBidi" w:hAnsiTheme="majorHAnsi" w:eastAsia="黑体"/>
       <w:color w:themeColor="text1" w:val="000000"/>
     </w:rPr>
     <w:tblPr>
@@ -9106,6 +9538,7 @@
     </w:tblPr>
     <w:tblStylePr w:type="firstRow">
       <w:rPr>
+        <w:rFonts w:eastAsia="黑体"/>
         <w:sz w:val="24"/>
         <w:szCs w:val="24"/>
       </w:rPr>
@@ -9212,7 +9645,7 @@
       <w:spacing w:after="0" w:line="240" w:lineRule="auto"/>
     </w:pPr>
     <w:rPr>
-      <w:rFonts w:asciiTheme="majorHAnsi" w:cstheme="majorBidi" w:eastAsiaTheme="majorEastAsia" w:hAnsiTheme="majorHAnsi"/>
+      <w:rFonts w:asciiTheme="majorHAnsi" w:cstheme="majorBidi" w:hAnsiTheme="majorHAnsi" w:eastAsia="黑体"/>
       <w:color w:themeColor="text1" w:val="000000"/>
     </w:rPr>
     <w:tblPr>
@@ -9234,6 +9667,7 @@
     </w:tblPr>
     <w:tblStylePr w:type="firstRow">
       <w:rPr>
+        <w:rFonts w:eastAsia="黑体"/>
         <w:sz w:val="24"/>
         <w:szCs w:val="24"/>
       </w:rPr>
@@ -9340,7 +9774,7 @@
       <w:spacing w:after="0" w:line="240" w:lineRule="auto"/>
     </w:pPr>
     <w:rPr>
-      <w:rFonts w:asciiTheme="majorHAnsi" w:cstheme="majorBidi" w:eastAsiaTheme="majorEastAsia" w:hAnsiTheme="majorHAnsi"/>
+      <w:rFonts w:asciiTheme="majorHAnsi" w:cstheme="majorBidi" w:hAnsiTheme="majorHAnsi" w:eastAsia="黑体"/>
       <w:color w:themeColor="text1" w:val="000000"/>
     </w:rPr>
     <w:tblPr>
@@ -9362,6 +9796,7 @@
     </w:tblPr>
     <w:tblStylePr w:type="firstRow">
       <w:rPr>
+        <w:rFonts w:eastAsia="黑体"/>
         <w:sz w:val="24"/>
         <w:szCs w:val="24"/>
       </w:rPr>
@@ -9491,12 +9926,14 @@
     </w:tcPr>
     <w:tblStylePr w:type="firstRow">
       <w:rPr>
+        <w:rFonts w:eastAsia="黑体"/>
         <w:b/>
         <w:bCs/>
       </w:rPr>
     </w:tblStylePr>
     <w:tblStylePr w:type="lastRow">
       <w:rPr>
+        <w:rFonts w:eastAsia="黑体"/>
         <w:b/>
         <w:bCs/>
       </w:rPr>
@@ -9509,12 +9946,14 @@
     </w:tblStylePr>
     <w:tblStylePr w:type="firstCol">
       <w:rPr>
+        <w:rFonts w:eastAsia="黑体"/>
         <w:b/>
         <w:bCs/>
       </w:rPr>
     </w:tblStylePr>
     <w:tblStylePr w:type="lastCol">
       <w:rPr>
+        <w:rFonts w:eastAsia="黑体"/>
         <w:b/>
         <w:bCs/>
       </w:rPr>
@@ -9564,12 +10003,14 @@
     </w:tcPr>
     <w:tblStylePr w:type="firstRow">
       <w:rPr>
+        <w:rFonts w:eastAsia="黑体"/>
         <w:b/>
         <w:bCs/>
       </w:rPr>
     </w:tblStylePr>
     <w:tblStylePr w:type="lastRow">
       <w:rPr>
+        <w:rFonts w:eastAsia="黑体"/>
         <w:b/>
         <w:bCs/>
       </w:rPr>
@@ -9582,12 +10023,14 @@
     </w:tblStylePr>
     <w:tblStylePr w:type="firstCol">
       <w:rPr>
+        <w:rFonts w:eastAsia="黑体"/>
         <w:b/>
         <w:bCs/>
       </w:rPr>
     </w:tblStylePr>
     <w:tblStylePr w:type="lastCol">
       <w:rPr>
+        <w:rFonts w:eastAsia="黑体"/>
         <w:b/>
         <w:bCs/>
       </w:rPr>
@@ -9637,12 +10080,14 @@
     </w:tcPr>
     <w:tblStylePr w:type="firstRow">
       <w:rPr>
+        <w:rFonts w:eastAsia="黑体"/>
         <w:b/>
         <w:bCs/>
       </w:rPr>
     </w:tblStylePr>
     <w:tblStylePr w:type="lastRow">
       <w:rPr>
+        <w:rFonts w:eastAsia="黑体"/>
         <w:b/>
         <w:bCs/>
       </w:rPr>
@@ -9655,12 +10100,14 @@
     </w:tblStylePr>
     <w:tblStylePr w:type="firstCol">
       <w:rPr>
+        <w:rFonts w:eastAsia="黑体"/>
         <w:b/>
         <w:bCs/>
       </w:rPr>
     </w:tblStylePr>
     <w:tblStylePr w:type="lastCol">
       <w:rPr>
+        <w:rFonts w:eastAsia="黑体"/>
         <w:b/>
         <w:bCs/>
       </w:rPr>
@@ -9710,12 +10157,14 @@
     </w:tcPr>
     <w:tblStylePr w:type="firstRow">
       <w:rPr>
+        <w:rFonts w:eastAsia="黑体"/>
         <w:b/>
         <w:bCs/>
       </w:rPr>
     </w:tblStylePr>
     <w:tblStylePr w:type="lastRow">
       <w:rPr>
+        <w:rFonts w:eastAsia="黑体"/>
         <w:b/>
         <w:bCs/>
       </w:rPr>
@@ -9728,12 +10177,14 @@
     </w:tblStylePr>
     <w:tblStylePr w:type="firstCol">
       <w:rPr>
+        <w:rFonts w:eastAsia="黑体"/>
         <w:b/>
         <w:bCs/>
       </w:rPr>
     </w:tblStylePr>
     <w:tblStylePr w:type="lastCol">
       <w:rPr>
+        <w:rFonts w:eastAsia="黑体"/>
         <w:b/>
         <w:bCs/>
       </w:rPr>
@@ -9783,12 +10234,14 @@
     </w:tcPr>
     <w:tblStylePr w:type="firstRow">
       <w:rPr>
+        <w:rFonts w:eastAsia="黑体"/>
         <w:b/>
         <w:bCs/>
       </w:rPr>
     </w:tblStylePr>
     <w:tblStylePr w:type="lastRow">
       <w:rPr>
+        <w:rFonts w:eastAsia="黑体"/>
         <w:b/>
         <w:bCs/>
       </w:rPr>
@@ -9801,12 +10254,14 @@
     </w:tblStylePr>
     <w:tblStylePr w:type="firstCol">
       <w:rPr>
+        <w:rFonts w:eastAsia="黑体"/>
         <w:b/>
         <w:bCs/>
       </w:rPr>
     </w:tblStylePr>
     <w:tblStylePr w:type="lastCol">
       <w:rPr>
+        <w:rFonts w:eastAsia="黑体"/>
         <w:b/>
         <w:bCs/>
       </w:rPr>
@@ -9856,12 +10311,14 @@
     </w:tcPr>
     <w:tblStylePr w:type="firstRow">
       <w:rPr>
+        <w:rFonts w:eastAsia="黑体"/>
         <w:b/>
         <w:bCs/>
       </w:rPr>
     </w:tblStylePr>
     <w:tblStylePr w:type="lastRow">
       <w:rPr>
+        <w:rFonts w:eastAsia="黑体"/>
         <w:b/>
         <w:bCs/>
       </w:rPr>
@@ -9874,12 +10331,14 @@
     </w:tblStylePr>
     <w:tblStylePr w:type="firstCol">
       <w:rPr>
+        <w:rFonts w:eastAsia="黑体"/>
         <w:b/>
         <w:bCs/>
       </w:rPr>
     </w:tblStylePr>
     <w:tblStylePr w:type="lastCol">
       <w:rPr>
+        <w:rFonts w:eastAsia="黑体"/>
         <w:b/>
         <w:bCs/>
       </w:rPr>
@@ -9929,12 +10388,14 @@
     </w:tcPr>
     <w:tblStylePr w:type="firstRow">
       <w:rPr>
+        <w:rFonts w:eastAsia="黑体"/>
         <w:b/>
         <w:bCs/>
       </w:rPr>
     </w:tblStylePr>
     <w:tblStylePr w:type="lastRow">
       <w:rPr>
+        <w:rFonts w:eastAsia="黑体"/>
         <w:b/>
         <w:bCs/>
       </w:rPr>
@@ -9947,12 +10408,14 @@
     </w:tblStylePr>
     <w:tblStylePr w:type="firstCol">
       <w:rPr>
+        <w:rFonts w:eastAsia="黑体"/>
         <w:b/>
         <w:bCs/>
       </w:rPr>
     </w:tblStylePr>
     <w:tblStylePr w:type="lastCol">
       <w:rPr>
+        <w:rFonts w:eastAsia="黑体"/>
         <w:b/>
         <w:bCs/>
       </w:rPr>
@@ -9979,7 +10442,7 @@
       <w:spacing w:after="0" w:line="240" w:lineRule="auto"/>
     </w:pPr>
     <w:rPr>
-      <w:rFonts w:asciiTheme="majorHAnsi" w:cstheme="majorBidi" w:eastAsiaTheme="majorEastAsia" w:hAnsiTheme="majorHAnsi"/>
+      <w:rFonts w:asciiTheme="majorHAnsi" w:cstheme="majorBidi" w:hAnsiTheme="majorHAnsi" w:eastAsia="黑体"/>
       <w:color w:themeColor="text1" w:val="000000"/>
     </w:rPr>
     <w:tblPr>
@@ -10006,6 +10469,7 @@
     </w:tcPr>
     <w:tblStylePr w:type="firstRow">
       <w:rPr>
+        <w:rFonts w:eastAsia="黑体"/>
         <w:b/>
         <w:bCs/>
         <w:color w:themeColor="text1" w:val="000000"/>
@@ -10017,6 +10481,7 @@
     </w:tblStylePr>
     <w:tblStylePr w:type="lastRow">
       <w:rPr>
+        <w:rFonts w:eastAsia="黑体"/>
         <w:b/>
         <w:bCs/>
         <w:color w:themeColor="text1" w:val="000000"/>
@@ -10036,6 +10501,7 @@
     </w:tblStylePr>
     <w:tblStylePr w:type="firstCol">
       <w:rPr>
+        <w:rFonts w:eastAsia="黑体"/>
         <w:b/>
         <w:bCs/>
         <w:color w:themeColor="text1" w:val="000000"/>
@@ -10055,6 +10521,7 @@
     </w:tblStylePr>
     <w:tblStylePr w:type="lastCol">
       <w:rPr>
+        <w:rFonts w:eastAsia="黑体"/>
         <w:b w:val="0"/>
         <w:bCs w:val="0"/>
         <w:color w:themeColor="text1" w:val="000000"/>
@@ -10104,7 +10571,7 @@
       <w:spacing w:after="0" w:line="240" w:lineRule="auto"/>
     </w:pPr>
     <w:rPr>
-      <w:rFonts w:asciiTheme="majorHAnsi" w:cstheme="majorBidi" w:eastAsiaTheme="majorEastAsia" w:hAnsiTheme="majorHAnsi"/>
+      <w:rFonts w:asciiTheme="majorHAnsi" w:cstheme="majorBidi" w:hAnsiTheme="majorHAnsi" w:eastAsia="黑体"/>
       <w:color w:themeColor="text1" w:val="000000"/>
     </w:rPr>
     <w:tblPr>
@@ -10131,6 +10598,7 @@
     </w:tcPr>
     <w:tblStylePr w:type="firstRow">
       <w:rPr>
+        <w:rFonts w:eastAsia="黑体"/>
         <w:b/>
         <w:bCs/>
         <w:color w:themeColor="text1" w:val="000000"/>
@@ -10142,6 +10610,7 @@
     </w:tblStylePr>
     <w:tblStylePr w:type="lastRow">
       <w:rPr>
+        <w:rFonts w:eastAsia="黑体"/>
         <w:b/>
         <w:bCs/>
         <w:color w:themeColor="text1" w:val="000000"/>
@@ -10161,6 +10630,7 @@
     </w:tblStylePr>
     <w:tblStylePr w:type="firstCol">
       <w:rPr>
+        <w:rFonts w:eastAsia="黑体"/>
         <w:b/>
         <w:bCs/>
         <w:color w:themeColor="text1" w:val="000000"/>
@@ -10180,6 +10650,7 @@
     </w:tblStylePr>
     <w:tblStylePr w:type="lastCol">
       <w:rPr>
+        <w:rFonts w:eastAsia="黑体"/>
         <w:b w:val="0"/>
         <w:bCs w:val="0"/>
         <w:color w:themeColor="text1" w:val="000000"/>
@@ -10229,7 +10700,7 @@
       <w:spacing w:after="0" w:line="240" w:lineRule="auto"/>
     </w:pPr>
     <w:rPr>
-      <w:rFonts w:asciiTheme="majorHAnsi" w:cstheme="majorBidi" w:eastAsiaTheme="majorEastAsia" w:hAnsiTheme="majorHAnsi"/>
+      <w:rFonts w:asciiTheme="majorHAnsi" w:cstheme="majorBidi" w:hAnsiTheme="majorHAnsi" w:eastAsia="黑体"/>
       <w:color w:themeColor="text1" w:val="000000"/>
     </w:rPr>
     <w:tblPr>
@@ -10256,6 +10727,7 @@
     </w:tcPr>
     <w:tblStylePr w:type="firstRow">
       <w:rPr>
+        <w:rFonts w:eastAsia="黑体"/>
         <w:b/>
         <w:bCs/>
         <w:color w:themeColor="text1" w:val="000000"/>
@@ -10267,6 +10739,7 @@
     </w:tblStylePr>
     <w:tblStylePr w:type="lastRow">
       <w:rPr>
+        <w:rFonts w:eastAsia="黑体"/>
         <w:b/>
         <w:bCs/>
         <w:color w:themeColor="text1" w:val="000000"/>
@@ -10286,6 +10759,7 @@
     </w:tblStylePr>
     <w:tblStylePr w:type="firstCol">
       <w:rPr>
+        <w:rFonts w:eastAsia="黑体"/>
         <w:b/>
         <w:bCs/>
         <w:color w:themeColor="text1" w:val="000000"/>
@@ -10305,6 +10779,7 @@
     </w:tblStylePr>
     <w:tblStylePr w:type="lastCol">
       <w:rPr>
+        <w:rFonts w:eastAsia="黑体"/>
         <w:b w:val="0"/>
         <w:bCs w:val="0"/>
         <w:color w:themeColor="text1" w:val="000000"/>
@@ -10354,7 +10829,7 @@
       <w:spacing w:after="0" w:line="240" w:lineRule="auto"/>
     </w:pPr>
     <w:rPr>
-      <w:rFonts w:asciiTheme="majorHAnsi" w:cstheme="majorBidi" w:eastAsiaTheme="majorEastAsia" w:hAnsiTheme="majorHAnsi"/>
+      <w:rFonts w:asciiTheme="majorHAnsi" w:cstheme="majorBidi" w:hAnsiTheme="majorHAnsi" w:eastAsia="黑体"/>
       <w:color w:themeColor="text1" w:val="000000"/>
     </w:rPr>
     <w:tblPr>
@@ -10381,6 +10856,7 @@
     </w:tcPr>
     <w:tblStylePr w:type="firstRow">
       <w:rPr>
+        <w:rFonts w:eastAsia="黑体"/>
         <w:b/>
         <w:bCs/>
         <w:color w:themeColor="text1" w:val="000000"/>
@@ -10392,6 +10868,7 @@
     </w:tblStylePr>
     <w:tblStylePr w:type="lastRow">
       <w:rPr>
+        <w:rFonts w:eastAsia="黑体"/>
         <w:b/>
         <w:bCs/>
         <w:color w:themeColor="text1" w:val="000000"/>
@@ -10411,6 +10888,7 @@
     </w:tblStylePr>
     <w:tblStylePr w:type="firstCol">
       <w:rPr>
+        <w:rFonts w:eastAsia="黑体"/>
         <w:b/>
         <w:bCs/>
         <w:color w:themeColor="text1" w:val="000000"/>
@@ -10430,6 +10908,7 @@
     </w:tblStylePr>
     <w:tblStylePr w:type="lastCol">
       <w:rPr>
+        <w:rFonts w:eastAsia="黑体"/>
         <w:b w:val="0"/>
         <w:bCs w:val="0"/>
         <w:color w:themeColor="text1" w:val="000000"/>
@@ -10479,7 +10958,7 @@
       <w:spacing w:after="0" w:line="240" w:lineRule="auto"/>
     </w:pPr>
     <w:rPr>
-      <w:rFonts w:asciiTheme="majorHAnsi" w:cstheme="majorBidi" w:eastAsiaTheme="majorEastAsia" w:hAnsiTheme="majorHAnsi"/>
+      <w:rFonts w:asciiTheme="majorHAnsi" w:cstheme="majorBidi" w:hAnsiTheme="majorHAnsi" w:eastAsia="黑体"/>
       <w:color w:themeColor="text1" w:val="000000"/>
     </w:rPr>
     <w:tblPr>
@@ -10506,6 +10985,7 @@
     </w:tcPr>
     <w:tblStylePr w:type="firstRow">
       <w:rPr>
+        <w:rFonts w:eastAsia="黑体"/>
         <w:b/>
         <w:bCs/>
         <w:color w:themeColor="text1" w:val="000000"/>
@@ -10517,6 +10997,7 @@
     </w:tblStylePr>
     <w:tblStylePr w:type="lastRow">
       <w:rPr>
+        <w:rFonts w:eastAsia="黑体"/>
         <w:b/>
         <w:bCs/>
         <w:color w:themeColor="text1" w:val="000000"/>
@@ -10536,6 +11017,7 @@
     </w:tblStylePr>
     <w:tblStylePr w:type="firstCol">
       <w:rPr>
+        <w:rFonts w:eastAsia="黑体"/>
         <w:b/>
         <w:bCs/>
         <w:color w:themeColor="text1" w:val="000000"/>
@@ -10555,6 +11037,7 @@
     </w:tblStylePr>
     <w:tblStylePr w:type="lastCol">
       <w:rPr>
+        <w:rFonts w:eastAsia="黑体"/>
         <w:b w:val="0"/>
         <w:bCs w:val="0"/>
         <w:color w:themeColor="text1" w:val="000000"/>
@@ -10604,7 +11087,7 @@
       <w:spacing w:after="0" w:line="240" w:lineRule="auto"/>
     </w:pPr>
     <w:rPr>
-      <w:rFonts w:asciiTheme="majorHAnsi" w:cstheme="majorBidi" w:eastAsiaTheme="majorEastAsia" w:hAnsiTheme="majorHAnsi"/>
+      <w:rFonts w:asciiTheme="majorHAnsi" w:cstheme="majorBidi" w:hAnsiTheme="majorHAnsi" w:eastAsia="黑体"/>
       <w:color w:themeColor="text1" w:val="000000"/>
     </w:rPr>
     <w:tblPr>
@@ -10631,6 +11114,7 @@
     </w:tcPr>
     <w:tblStylePr w:type="firstRow">
       <w:rPr>
+        <w:rFonts w:eastAsia="黑体"/>
         <w:b/>
         <w:bCs/>
         <w:color w:themeColor="text1" w:val="000000"/>
@@ -10642,6 +11126,7 @@
     </w:tblStylePr>
     <w:tblStylePr w:type="lastRow">
       <w:rPr>
+        <w:rFonts w:eastAsia="黑体"/>
         <w:b/>
         <w:bCs/>
         <w:color w:themeColor="text1" w:val="000000"/>
@@ -10661,6 +11146,7 @@
     </w:tblStylePr>
     <w:tblStylePr w:type="firstCol">
       <w:rPr>
+        <w:rFonts w:eastAsia="黑体"/>
         <w:b/>
         <w:bCs/>
         <w:color w:themeColor="text1" w:val="000000"/>
@@ -10680,6 +11166,7 @@
     </w:tblStylePr>
     <w:tblStylePr w:type="lastCol">
       <w:rPr>
+        <w:rFonts w:eastAsia="黑体"/>
         <w:b w:val="0"/>
         <w:bCs w:val="0"/>
         <w:color w:themeColor="text1" w:val="000000"/>
@@ -10729,7 +11216,7 @@
       <w:spacing w:after="0" w:line="240" w:lineRule="auto"/>
     </w:pPr>
     <w:rPr>
-      <w:rFonts w:asciiTheme="majorHAnsi" w:cstheme="majorBidi" w:eastAsiaTheme="majorEastAsia" w:hAnsiTheme="majorHAnsi"/>
+      <w:rFonts w:asciiTheme="majorHAnsi" w:cstheme="majorBidi" w:hAnsiTheme="majorHAnsi" w:eastAsia="黑体"/>
       <w:color w:themeColor="text1" w:val="000000"/>
     </w:rPr>
     <w:tblPr>
@@ -10756,6 +11243,7 @@
     </w:tcPr>
     <w:tblStylePr w:type="firstRow">
       <w:rPr>
+        <w:rFonts w:eastAsia="黑体"/>
         <w:b/>
         <w:bCs/>
         <w:color w:themeColor="text1" w:val="000000"/>
@@ -10767,6 +11255,7 @@
     </w:tblStylePr>
     <w:tblStylePr w:type="lastRow">
       <w:rPr>
+        <w:rFonts w:eastAsia="黑体"/>
         <w:b/>
         <w:bCs/>
         <w:color w:themeColor="text1" w:val="000000"/>
@@ -10786,6 +11275,7 @@
     </w:tblStylePr>
     <w:tblStylePr w:type="firstCol">
       <w:rPr>
+        <w:rFonts w:eastAsia="黑体"/>
         <w:b/>
         <w:bCs/>
         <w:color w:themeColor="text1" w:val="000000"/>
@@ -10805,6 +11295,7 @@
     </w:tblStylePr>
     <w:tblStylePr w:type="lastCol">
       <w:rPr>
+        <w:rFonts w:eastAsia="黑体"/>
         <w:b w:val="0"/>
         <w:bCs w:val="0"/>
         <w:color w:themeColor="text1" w:val="000000"/>
@@ -10877,6 +11368,7 @@
     </w:tcPr>
     <w:tblStylePr w:type="firstRow">
       <w:rPr>
+        <w:rFonts w:eastAsia="黑体"/>
         <w:b/>
         <w:bCs/>
         <w:i w:val="0"/>
@@ -10898,6 +11390,7 @@
     </w:tblStylePr>
     <w:tblStylePr w:type="lastRow">
       <w:rPr>
+        <w:rFonts w:eastAsia="黑体"/>
         <w:b/>
         <w:bCs/>
         <w:i w:val="0"/>
@@ -10919,6 +11412,7 @@
     </w:tblStylePr>
     <w:tblStylePr w:type="firstCol">
       <w:rPr>
+        <w:rFonts w:eastAsia="黑体"/>
         <w:b/>
         <w:bCs/>
         <w:i w:val="0"/>
@@ -10938,6 +11432,7 @@
     </w:tblStylePr>
     <w:tblStylePr w:type="lastCol">
       <w:rPr>
+        <w:rFonts w:eastAsia="黑体"/>
         <w:b/>
         <w:bCs/>
         <w:i w:val="0"/>
@@ -11018,6 +11513,7 @@
     </w:tcPr>
     <w:tblStylePr w:type="firstRow">
       <w:rPr>
+        <w:rFonts w:eastAsia="黑体"/>
         <w:b/>
         <w:bCs/>
         <w:i w:val="0"/>
@@ -11039,6 +11535,7 @@
     </w:tblStylePr>
     <w:tblStylePr w:type="lastRow">
       <w:rPr>
+        <w:rFonts w:eastAsia="黑体"/>
         <w:b/>
         <w:bCs/>
         <w:i w:val="0"/>
@@ -11060,6 +11557,7 @@
     </w:tblStylePr>
     <w:tblStylePr w:type="firstCol">
       <w:rPr>
+        <w:rFonts w:eastAsia="黑体"/>
         <w:b/>
         <w:bCs/>
         <w:i w:val="0"/>
@@ -11079,6 +11577,7 @@
     </w:tblStylePr>
     <w:tblStylePr w:type="lastCol">
       <w:rPr>
+        <w:rFonts w:eastAsia="黑体"/>
         <w:b/>
         <w:bCs/>
         <w:i w:val="0"/>
@@ -11159,6 +11658,7 @@
     </w:tcPr>
     <w:tblStylePr w:type="firstRow">
       <w:rPr>
+        <w:rFonts w:eastAsia="黑体"/>
         <w:b/>
         <w:bCs/>
         <w:i w:val="0"/>
@@ -11180,6 +11680,7 @@
     </w:tblStylePr>
     <w:tblStylePr w:type="lastRow">
       <w:rPr>
+        <w:rFonts w:eastAsia="黑体"/>
         <w:b/>
         <w:bCs/>
         <w:i w:val="0"/>
@@ -11201,6 +11702,7 @@
     </w:tblStylePr>
     <w:tblStylePr w:type="firstCol">
       <w:rPr>
+        <w:rFonts w:eastAsia="黑体"/>
         <w:b/>
         <w:bCs/>
         <w:i w:val="0"/>
@@ -11220,6 +11722,7 @@
     </w:tblStylePr>
     <w:tblStylePr w:type="lastCol">
       <w:rPr>
+        <w:rFonts w:eastAsia="黑体"/>
         <w:b/>
         <w:bCs/>
         <w:i w:val="0"/>
@@ -11300,6 +11803,7 @@
     </w:tcPr>
     <w:tblStylePr w:type="firstRow">
       <w:rPr>
+        <w:rFonts w:eastAsia="黑体"/>
         <w:b/>
         <w:bCs/>
         <w:i w:val="0"/>
@@ -11321,6 +11825,7 @@
     </w:tblStylePr>
     <w:tblStylePr w:type="lastRow">
       <w:rPr>
+        <w:rFonts w:eastAsia="黑体"/>
         <w:b/>
         <w:bCs/>
         <w:i w:val="0"/>
@@ -11342,6 +11847,7 @@
     </w:tblStylePr>
     <w:tblStylePr w:type="firstCol">
       <w:rPr>
+        <w:rFonts w:eastAsia="黑体"/>
         <w:b/>
         <w:bCs/>
         <w:i w:val="0"/>
@@ -11361,6 +11867,7 @@
     </w:tblStylePr>
     <w:tblStylePr w:type="lastCol">
       <w:rPr>
+        <w:rFonts w:eastAsia="黑体"/>
         <w:b/>
         <w:bCs/>
         <w:i w:val="0"/>
@@ -11441,6 +11948,7 @@
     </w:tcPr>
     <w:tblStylePr w:type="firstRow">
       <w:rPr>
+        <w:rFonts w:eastAsia="黑体"/>
         <w:b/>
         <w:bCs/>
         <w:i w:val="0"/>
@@ -11462,6 +11970,7 @@
     </w:tblStylePr>
     <w:tblStylePr w:type="lastRow">
       <w:rPr>
+        <w:rFonts w:eastAsia="黑体"/>
         <w:b/>
         <w:bCs/>
         <w:i w:val="0"/>
@@ -11483,6 +11992,7 @@
     </w:tblStylePr>
     <w:tblStylePr w:type="firstCol">
       <w:rPr>
+        <w:rFonts w:eastAsia="黑体"/>
         <w:b/>
         <w:bCs/>
         <w:i w:val="0"/>
@@ -11502,6 +12012,7 @@
     </w:tblStylePr>
     <w:tblStylePr w:type="lastCol">
       <w:rPr>
+        <w:rFonts w:eastAsia="黑体"/>
         <w:b/>
         <w:bCs/>
         <w:i w:val="0"/>
@@ -11582,6 +12093,7 @@
     </w:tcPr>
     <w:tblStylePr w:type="firstRow">
       <w:rPr>
+        <w:rFonts w:eastAsia="黑体"/>
         <w:b/>
         <w:bCs/>
         <w:i w:val="0"/>
@@ -11603,6 +12115,7 @@
     </w:tblStylePr>
     <w:tblStylePr w:type="lastRow">
       <w:rPr>
+        <w:rFonts w:eastAsia="黑体"/>
         <w:b/>
         <w:bCs/>
         <w:i w:val="0"/>
@@ -11624,6 +12137,7 @@
     </w:tblStylePr>
     <w:tblStylePr w:type="firstCol">
       <w:rPr>
+        <w:rFonts w:eastAsia="黑体"/>
         <w:b/>
         <w:bCs/>
         <w:i w:val="0"/>
@@ -11643,6 +12157,7 @@
     </w:tblStylePr>
     <w:tblStylePr w:type="lastCol">
       <w:rPr>
+        <w:rFonts w:eastAsia="黑体"/>
         <w:b/>
         <w:bCs/>
         <w:i w:val="0"/>
@@ -11723,6 +12238,7 @@
     </w:tcPr>
     <w:tblStylePr w:type="firstRow">
       <w:rPr>
+        <w:rFonts w:eastAsia="黑体"/>
         <w:b/>
         <w:bCs/>
         <w:i w:val="0"/>
@@ -11744,6 +12260,7 @@
     </w:tblStylePr>
     <w:tblStylePr w:type="lastRow">
       <w:rPr>
+        <w:rFonts w:eastAsia="黑体"/>
         <w:b/>
         <w:bCs/>
         <w:i w:val="0"/>
@@ -11765,6 +12282,7 @@
     </w:tblStylePr>
     <w:tblStylePr w:type="firstCol">
       <w:rPr>
+        <w:rFonts w:eastAsia="黑体"/>
         <w:b/>
         <w:bCs/>
         <w:i w:val="0"/>
@@ -11784,6 +12302,7 @@
     </w:tblStylePr>
     <w:tblStylePr w:type="lastCol">
       <w:rPr>
+        <w:rFonts w:eastAsia="黑体"/>
         <w:b/>
         <w:bCs/>
         <w:i w:val="0"/>
@@ -11841,6 +12360,7 @@
       <w:spacing w:after="0" w:line="240" w:lineRule="auto"/>
     </w:pPr>
     <w:rPr>
+      <w:rFonts w:eastAsia="黑体"/>
       <w:color w:themeColor="background1" w:val="FFFFFF"/>
     </w:rPr>
     <w:tblPr>
@@ -11859,6 +12379,7 @@
     </w:tcPr>
     <w:tblStylePr w:type="firstRow">
       <w:rPr>
+        <w:rFonts w:eastAsia="黑体"/>
         <w:b/>
         <w:bCs/>
       </w:rPr>
@@ -11955,6 +12476,7 @@
       <w:spacing w:after="0" w:line="240" w:lineRule="auto"/>
     </w:pPr>
     <w:rPr>
+      <w:rFonts w:eastAsia="黑体"/>
       <w:color w:themeColor="background1" w:val="FFFFFF"/>
     </w:rPr>
     <w:tblPr>
@@ -11973,6 +12495,7 @@
     </w:tcPr>
     <w:tblStylePr w:type="firstRow">
       <w:rPr>
+        <w:rFonts w:eastAsia="黑体"/>
         <w:b/>
         <w:bCs/>
       </w:rPr>
@@ -12069,6 +12592,7 @@
       <w:spacing w:after="0" w:line="240" w:lineRule="auto"/>
     </w:pPr>
     <w:rPr>
+      <w:rFonts w:eastAsia="黑体"/>
       <w:color w:themeColor="background1" w:val="FFFFFF"/>
     </w:rPr>
     <w:tblPr>
@@ -12087,6 +12611,7 @@
     </w:tcPr>
     <w:tblStylePr w:type="firstRow">
       <w:rPr>
+        <w:rFonts w:eastAsia="黑体"/>
         <w:b/>
         <w:bCs/>
       </w:rPr>
@@ -12183,6 +12708,7 @@
       <w:spacing w:after="0" w:line="240" w:lineRule="auto"/>
     </w:pPr>
     <w:rPr>
+      <w:rFonts w:eastAsia="黑体"/>
       <w:color w:themeColor="background1" w:val="FFFFFF"/>
     </w:rPr>
     <w:tblPr>
@@ -12201,6 +12727,7 @@
     </w:tcPr>
     <w:tblStylePr w:type="firstRow">
       <w:rPr>
+        <w:rFonts w:eastAsia="黑体"/>
         <w:b/>
         <w:bCs/>
       </w:rPr>
@@ -12297,6 +12824,7 @@
       <w:spacing w:after="0" w:line="240" w:lineRule="auto"/>
     </w:pPr>
     <w:rPr>
+      <w:rFonts w:eastAsia="黑体"/>
       <w:color w:themeColor="background1" w:val="FFFFFF"/>
     </w:rPr>
     <w:tblPr>
@@ -12315,6 +12843,7 @@
     </w:tcPr>
     <w:tblStylePr w:type="firstRow">
       <w:rPr>
+        <w:rFonts w:eastAsia="黑体"/>
         <w:b/>
         <w:bCs/>
       </w:rPr>
@@ -12411,6 +12940,7 @@
       <w:spacing w:after="0" w:line="240" w:lineRule="auto"/>
     </w:pPr>
     <w:rPr>
+      <w:rFonts w:eastAsia="黑体"/>
       <w:color w:themeColor="background1" w:val="FFFFFF"/>
     </w:rPr>
     <w:tblPr>
@@ -12429,6 +12959,7 @@
     </w:tcPr>
     <w:tblStylePr w:type="firstRow">
       <w:rPr>
+        <w:rFonts w:eastAsia="黑体"/>
         <w:b/>
         <w:bCs/>
       </w:rPr>
@@ -12525,6 +13056,7 @@
       <w:spacing w:after="0" w:line="240" w:lineRule="auto"/>
     </w:pPr>
     <w:rPr>
+      <w:rFonts w:eastAsia="黑体"/>
       <w:color w:themeColor="background1" w:val="FFFFFF"/>
     </w:rPr>
     <w:tblPr>
@@ -12543,6 +13075,7 @@
     </w:tcPr>
     <w:tblStylePr w:type="firstRow">
       <w:rPr>
+        <w:rFonts w:eastAsia="黑体"/>
         <w:b/>
         <w:bCs/>
       </w:rPr>
@@ -12639,6 +13172,7 @@
       <w:spacing w:after="0" w:line="240" w:lineRule="auto"/>
     </w:pPr>
     <w:rPr>
+      <w:rFonts w:eastAsia="黑体"/>
       <w:color w:themeColor="text1" w:val="000000"/>
     </w:rPr>
     <w:tblPr>
@@ -12665,6 +13199,7 @@
     </w:tcPr>
     <w:tblStylePr w:type="firstRow">
       <w:rPr>
+        <w:rFonts w:eastAsia="黑体"/>
         <w:b/>
         <w:bCs/>
       </w:rPr>
@@ -12683,6 +13218,7 @@
     </w:tblStylePr>
     <w:tblStylePr w:type="lastRow">
       <w:rPr>
+        <w:rFonts w:eastAsia="黑体"/>
         <w:b/>
         <w:bCs/>
         <w:color w:themeColor="background1" w:val="FFFFFF"/>
@@ -12697,6 +13233,7 @@
     </w:tblStylePr>
     <w:tblStylePr w:type="firstCol">
       <w:rPr>
+        <w:rFonts w:eastAsia="黑体"/>
         <w:color w:themeColor="background1" w:val="FFFFFF"/>
       </w:rPr>
       <w:tblPr/>
@@ -12714,6 +13251,7 @@
     </w:tblStylePr>
     <w:tblStylePr w:type="lastCol">
       <w:rPr>
+        <w:rFonts w:eastAsia="黑体"/>
         <w:color w:themeColor="background1" w:val="FFFFFF"/>
       </w:rPr>
       <w:tblPr/>
@@ -12743,11 +13281,13 @@
     </w:tblStylePr>
     <w:tblStylePr w:type="neCell">
       <w:rPr>
+        <w:rFonts w:eastAsia="黑体"/>
         <w:color w:themeColor="text1" w:val="000000"/>
       </w:rPr>
     </w:tblStylePr>
     <w:tblStylePr w:type="nwCell">
       <w:rPr>
+        <w:rFonts w:eastAsia="黑体"/>
         <w:color w:themeColor="text1" w:val="000000"/>
       </w:rPr>
     </w:tblStylePr>
@@ -12761,6 +13301,7 @@
       <w:spacing w:after="0" w:line="240" w:lineRule="auto"/>
     </w:pPr>
     <w:rPr>
+      <w:rFonts w:eastAsia="黑体"/>
       <w:color w:themeColor="text1" w:val="000000"/>
     </w:rPr>
     <w:tblPr>
@@ -12787,6 +13328,7 @@
     </w:tcPr>
     <w:tblStylePr w:type="firstRow">
       <w:rPr>
+        <w:rFonts w:eastAsia="黑体"/>
         <w:b/>
         <w:bCs/>
       </w:rPr>
@@ -12805,6 +13347,7 @@
     </w:tblStylePr>
     <w:tblStylePr w:type="lastRow">
       <w:rPr>
+        <w:rFonts w:eastAsia="黑体"/>
         <w:b/>
         <w:bCs/>
         <w:color w:themeColor="background1" w:val="FFFFFF"/>
@@ -12819,6 +13362,7 @@
     </w:tblStylePr>
     <w:tblStylePr w:type="firstCol">
       <w:rPr>
+        <w:rFonts w:eastAsia="黑体"/>
         <w:color w:themeColor="background1" w:val="FFFFFF"/>
       </w:rPr>
       <w:tblPr/>
@@ -12836,6 +13380,7 @@
     </w:tblStylePr>
     <w:tblStylePr w:type="lastCol">
       <w:rPr>
+        <w:rFonts w:eastAsia="黑体"/>
         <w:color w:themeColor="background1" w:val="FFFFFF"/>
       </w:rPr>
       <w:tblPr/>
@@ -12865,11 +13410,13 @@
     </w:tblStylePr>
     <w:tblStylePr w:type="neCell">
       <w:rPr>
+        <w:rFonts w:eastAsia="黑体"/>
         <w:color w:themeColor="text1" w:val="000000"/>
       </w:rPr>
     </w:tblStylePr>
     <w:tblStylePr w:type="nwCell">
       <w:rPr>
+        <w:rFonts w:eastAsia="黑体"/>
         <w:color w:themeColor="text1" w:val="000000"/>
       </w:rPr>
     </w:tblStylePr>
@@ -12883,6 +13430,7 @@
       <w:spacing w:after="0" w:line="240" w:lineRule="auto"/>
     </w:pPr>
     <w:rPr>
+      <w:rFonts w:eastAsia="黑体"/>
       <w:color w:themeColor="text1" w:val="000000"/>
     </w:rPr>
     <w:tblPr>
@@ -12909,6 +13457,7 @@
     </w:tcPr>
     <w:tblStylePr w:type="firstRow">
       <w:rPr>
+        <w:rFonts w:eastAsia="黑体"/>
         <w:b/>
         <w:bCs/>
       </w:rPr>
@@ -12927,6 +13476,7 @@
     </w:tblStylePr>
     <w:tblStylePr w:type="lastRow">
       <w:rPr>
+        <w:rFonts w:eastAsia="黑体"/>
         <w:b/>
         <w:bCs/>
         <w:color w:themeColor="background1" w:val="FFFFFF"/>
@@ -12941,6 +13491,7 @@
     </w:tblStylePr>
     <w:tblStylePr w:type="firstCol">
       <w:rPr>
+        <w:rFonts w:eastAsia="黑体"/>
         <w:color w:themeColor="background1" w:val="FFFFFF"/>
       </w:rPr>
       <w:tblPr/>
@@ -12958,6 +13509,7 @@
     </w:tblStylePr>
     <w:tblStylePr w:type="lastCol">
       <w:rPr>
+        <w:rFonts w:eastAsia="黑体"/>
         <w:color w:themeColor="background1" w:val="FFFFFF"/>
       </w:rPr>
       <w:tblPr/>
@@ -12987,11 +13539,13 @@
     </w:tblStylePr>
     <w:tblStylePr w:type="neCell">
       <w:rPr>
+        <w:rFonts w:eastAsia="黑体"/>
         <w:color w:themeColor="text1" w:val="000000"/>
       </w:rPr>
     </w:tblStylePr>
     <w:tblStylePr w:type="nwCell">
       <w:rPr>
+        <w:rFonts w:eastAsia="黑体"/>
         <w:color w:themeColor="text1" w:val="000000"/>
       </w:rPr>
     </w:tblStylePr>
@@ -13005,6 +13559,7 @@
       <w:spacing w:after="0" w:line="240" w:lineRule="auto"/>
     </w:pPr>
     <w:rPr>
+      <w:rFonts w:eastAsia="黑体"/>
       <w:color w:themeColor="text1" w:val="000000"/>
     </w:rPr>
     <w:tblPr>
@@ -13031,6 +13586,7 @@
     </w:tcPr>
     <w:tblStylePr w:type="firstRow">
       <w:rPr>
+        <w:rFonts w:eastAsia="黑体"/>
         <w:b/>
         <w:bCs/>
       </w:rPr>
@@ -13049,6 +13605,7 @@
     </w:tblStylePr>
     <w:tblStylePr w:type="lastRow">
       <w:rPr>
+        <w:rFonts w:eastAsia="黑体"/>
         <w:b/>
         <w:bCs/>
         <w:color w:themeColor="background1" w:val="FFFFFF"/>
@@ -13063,6 +13620,7 @@
     </w:tblStylePr>
     <w:tblStylePr w:type="firstCol">
       <w:rPr>
+        <w:rFonts w:eastAsia="黑体"/>
         <w:color w:themeColor="background1" w:val="FFFFFF"/>
       </w:rPr>
       <w:tblPr/>
@@ -13080,6 +13638,7 @@
     </w:tblStylePr>
     <w:tblStylePr w:type="lastCol">
       <w:rPr>
+        <w:rFonts w:eastAsia="黑体"/>
         <w:color w:themeColor="background1" w:val="FFFFFF"/>
       </w:rPr>
       <w:tblPr/>
@@ -13117,6 +13676,7 @@
       <w:spacing w:after="0" w:line="240" w:lineRule="auto"/>
     </w:pPr>
     <w:rPr>
+      <w:rFonts w:eastAsia="黑体"/>
       <w:color w:themeColor="text1" w:val="000000"/>
     </w:rPr>
     <w:tblPr>
@@ -13143,6 +13703,7 @@
     </w:tcPr>
     <w:tblStylePr w:type="firstRow">
       <w:rPr>
+        <w:rFonts w:eastAsia="黑体"/>
         <w:b/>
         <w:bCs/>
       </w:rPr>
@@ -13161,6 +13722,7 @@
     </w:tblStylePr>
     <w:tblStylePr w:type="lastRow">
       <w:rPr>
+        <w:rFonts w:eastAsia="黑体"/>
         <w:b/>
         <w:bCs/>
         <w:color w:themeColor="background1" w:val="FFFFFF"/>
@@ -13175,6 +13737,7 @@
     </w:tblStylePr>
     <w:tblStylePr w:type="firstCol">
       <w:rPr>
+        <w:rFonts w:eastAsia="黑体"/>
         <w:color w:themeColor="background1" w:val="FFFFFF"/>
       </w:rPr>
       <w:tblPr/>
@@ -13192,6 +13755,7 @@
     </w:tblStylePr>
     <w:tblStylePr w:type="lastCol">
       <w:rPr>
+        <w:rFonts w:eastAsia="黑体"/>
         <w:color w:themeColor="background1" w:val="FFFFFF"/>
       </w:rPr>
       <w:tblPr/>
@@ -13221,11 +13785,13 @@
     </w:tblStylePr>
     <w:tblStylePr w:type="neCell">
       <w:rPr>
+        <w:rFonts w:eastAsia="黑体"/>
         <w:color w:themeColor="text1" w:val="000000"/>
       </w:rPr>
     </w:tblStylePr>
     <w:tblStylePr w:type="nwCell">
       <w:rPr>
+        <w:rFonts w:eastAsia="黑体"/>
         <w:color w:themeColor="text1" w:val="000000"/>
       </w:rPr>
     </w:tblStylePr>
@@ -13239,6 +13805,7 @@
       <w:spacing w:after="0" w:line="240" w:lineRule="auto"/>
     </w:pPr>
     <w:rPr>
+      <w:rFonts w:eastAsia="黑体"/>
       <w:color w:themeColor="text1" w:val="000000"/>
     </w:rPr>
     <w:tblPr>
@@ -13265,6 +13832,7 @@
     </w:tcPr>
     <w:tblStylePr w:type="firstRow">
       <w:rPr>
+        <w:rFonts w:eastAsia="黑体"/>
         <w:b/>
         <w:bCs/>
       </w:rPr>
@@ -13283,6 +13851,7 @@
     </w:tblStylePr>
     <w:tblStylePr w:type="lastRow">
       <w:rPr>
+        <w:rFonts w:eastAsia="黑体"/>
         <w:b/>
         <w:bCs/>
         <w:color w:themeColor="background1" w:val="FFFFFF"/>
@@ -13297,6 +13866,7 @@
     </w:tblStylePr>
     <w:tblStylePr w:type="firstCol">
       <w:rPr>
+        <w:rFonts w:eastAsia="黑体"/>
         <w:color w:themeColor="background1" w:val="FFFFFF"/>
       </w:rPr>
       <w:tblPr/>
@@ -13314,6 +13884,7 @@
     </w:tblStylePr>
     <w:tblStylePr w:type="lastCol">
       <w:rPr>
+        <w:rFonts w:eastAsia="黑体"/>
         <w:color w:themeColor="background1" w:val="FFFFFF"/>
       </w:rPr>
       <w:tblPr/>
@@ -13343,11 +13914,13 @@
     </w:tblStylePr>
     <w:tblStylePr w:type="neCell">
       <w:rPr>
+        <w:rFonts w:eastAsia="黑体"/>
         <w:color w:themeColor="text1" w:val="000000"/>
       </w:rPr>
     </w:tblStylePr>
     <w:tblStylePr w:type="nwCell">
       <w:rPr>
+        <w:rFonts w:eastAsia="黑体"/>
         <w:color w:themeColor="text1" w:val="000000"/>
       </w:rPr>
     </w:tblStylePr>
@@ -13361,6 +13934,7 @@
       <w:spacing w:after="0" w:line="240" w:lineRule="auto"/>
     </w:pPr>
     <w:rPr>
+      <w:rFonts w:eastAsia="黑体"/>
       <w:color w:themeColor="text1" w:val="000000"/>
     </w:rPr>
     <w:tblPr>
@@ -13387,6 +13961,7 @@
     </w:tcPr>
     <w:tblStylePr w:type="firstRow">
       <w:rPr>
+        <w:rFonts w:eastAsia="黑体"/>
         <w:b/>
         <w:bCs/>
       </w:rPr>
@@ -13405,6 +13980,7 @@
     </w:tblStylePr>
     <w:tblStylePr w:type="lastRow">
       <w:rPr>
+        <w:rFonts w:eastAsia="黑体"/>
         <w:b/>
         <w:bCs/>
         <w:color w:themeColor="background1" w:val="FFFFFF"/>
@@ -13419,6 +13995,7 @@
     </w:tblStylePr>
     <w:tblStylePr w:type="firstCol">
       <w:rPr>
+        <w:rFonts w:eastAsia="黑体"/>
         <w:color w:themeColor="background1" w:val="FFFFFF"/>
       </w:rPr>
       <w:tblPr/>
@@ -13436,6 +14013,7 @@
     </w:tblStylePr>
     <w:tblStylePr w:type="lastCol">
       <w:rPr>
+        <w:rFonts w:eastAsia="黑体"/>
         <w:color w:themeColor="background1" w:val="FFFFFF"/>
       </w:rPr>
       <w:tblPr/>
@@ -13465,11 +14043,13 @@
     </w:tblStylePr>
     <w:tblStylePr w:type="neCell">
       <w:rPr>
+        <w:rFonts w:eastAsia="黑体"/>
         <w:color w:themeColor="text1" w:val="000000"/>
       </w:rPr>
     </w:tblStylePr>
     <w:tblStylePr w:type="nwCell">
       <w:rPr>
+        <w:rFonts w:eastAsia="黑体"/>
         <w:color w:themeColor="text1" w:val="000000"/>
       </w:rPr>
     </w:tblStylePr>
@@ -13483,6 +14063,7 @@
       <w:spacing w:after="0" w:line="240" w:lineRule="auto"/>
     </w:pPr>
     <w:rPr>
+      <w:rFonts w:eastAsia="黑体"/>
       <w:color w:themeColor="text1" w:val="000000"/>
     </w:rPr>
     <w:tblPr>
@@ -13501,6 +14082,7 @@
     </w:tcPr>
     <w:tblStylePr w:type="firstRow">
       <w:rPr>
+        <w:rFonts w:eastAsia="黑体"/>
         <w:b/>
         <w:bCs/>
         <w:color w:themeColor="background1" w:val="FFFFFF"/>
@@ -13515,6 +14097,7 @@
     </w:tblStylePr>
     <w:tblStylePr w:type="lastRow">
       <w:rPr>
+        <w:rFonts w:eastAsia="黑体"/>
         <w:b/>
         <w:bCs/>
         <w:color w:themeColor="accent2" w:themeShade="CC" w:val="9E3A38"/>
@@ -13529,12 +14112,14 @@
     </w:tblStylePr>
     <w:tblStylePr w:type="firstCol">
       <w:rPr>
+        <w:rFonts w:eastAsia="黑体"/>
         <w:b/>
         <w:bCs/>
       </w:rPr>
     </w:tblStylePr>
     <w:tblStylePr w:type="lastCol">
       <w:rPr>
+        <w:rFonts w:eastAsia="黑体"/>
         <w:b/>
         <w:bCs/>
       </w:rPr>
@@ -13569,6 +14154,7 @@
       <w:spacing w:after="0" w:line="240" w:lineRule="auto"/>
     </w:pPr>
     <w:rPr>
+      <w:rFonts w:eastAsia="黑体"/>
       <w:color w:themeColor="text1" w:val="000000"/>
     </w:rPr>
     <w:tblPr>
@@ -13587,6 +14173,7 @@
     </w:tcPr>
     <w:tblStylePr w:type="firstRow">
       <w:rPr>
+        <w:rFonts w:eastAsia="黑体"/>
         <w:b/>
         <w:bCs/>
         <w:color w:themeColor="background1" w:val="FFFFFF"/>
@@ -13601,6 +14188,7 @@
     </w:tblStylePr>
     <w:tblStylePr w:type="lastRow">
       <w:rPr>
+        <w:rFonts w:eastAsia="黑体"/>
         <w:b/>
         <w:bCs/>
         <w:color w:themeColor="accent2" w:themeShade="CC" w:val="9E3A38"/>
@@ -13615,12 +14203,14 @@
     </w:tblStylePr>
     <w:tblStylePr w:type="firstCol">
       <w:rPr>
+        <w:rFonts w:eastAsia="黑体"/>
         <w:b/>
         <w:bCs/>
       </w:rPr>
     </w:tblStylePr>
     <w:tblStylePr w:type="lastCol">
       <w:rPr>
+        <w:rFonts w:eastAsia="黑体"/>
         <w:b/>
         <w:bCs/>
       </w:rPr>
@@ -13655,6 +14245,7 @@
       <w:spacing w:after="0" w:line="240" w:lineRule="auto"/>
     </w:pPr>
     <w:rPr>
+      <w:rFonts w:eastAsia="黑体"/>
       <w:color w:themeColor="text1" w:val="000000"/>
     </w:rPr>
     <w:tblPr>
@@ -13673,6 +14264,7 @@
     </w:tcPr>
     <w:tblStylePr w:type="firstRow">
       <w:rPr>
+        <w:rFonts w:eastAsia="黑体"/>
         <w:b/>
         <w:bCs/>
         <w:color w:themeColor="background1" w:val="FFFFFF"/>
@@ -13687,6 +14279,7 @@
     </w:tblStylePr>
     <w:tblStylePr w:type="lastRow">
       <w:rPr>
+        <w:rFonts w:eastAsia="黑体"/>
         <w:b/>
         <w:bCs/>
         <w:color w:themeColor="accent2" w:themeShade="CC" w:val="9E3A38"/>
@@ -13701,12 +14294,14 @@
     </w:tblStylePr>
     <w:tblStylePr w:type="firstCol">
       <w:rPr>
+        <w:rFonts w:eastAsia="黑体"/>
         <w:b/>
         <w:bCs/>
       </w:rPr>
     </w:tblStylePr>
     <w:tblStylePr w:type="lastCol">
       <w:rPr>
+        <w:rFonts w:eastAsia="黑体"/>
         <w:b/>
         <w:bCs/>
       </w:rPr>
@@ -13741,6 +14336,7 @@
       <w:spacing w:after="0" w:line="240" w:lineRule="auto"/>
     </w:pPr>
     <w:rPr>
+      <w:rFonts w:eastAsia="黑体"/>
       <w:color w:themeColor="text1" w:val="000000"/>
     </w:rPr>
     <w:tblPr>
@@ -13759,6 +14355,7 @@
     </w:tcPr>
     <w:tblStylePr w:type="firstRow">
       <w:rPr>
+        <w:rFonts w:eastAsia="黑体"/>
         <w:b/>
         <w:bCs/>
         <w:color w:themeColor="background1" w:val="FFFFFF"/>
@@ -13773,6 +14370,7 @@
     </w:tblStylePr>
     <w:tblStylePr w:type="lastRow">
       <w:rPr>
+        <w:rFonts w:eastAsia="黑体"/>
         <w:b/>
         <w:bCs/>
         <w:color w:themeColor="accent4" w:themeShade="CC" w:val="664E82"/>
@@ -13787,12 +14385,14 @@
     </w:tblStylePr>
     <w:tblStylePr w:type="firstCol">
       <w:rPr>
+        <w:rFonts w:eastAsia="黑体"/>
         <w:b/>
         <w:bCs/>
       </w:rPr>
     </w:tblStylePr>
     <w:tblStylePr w:type="lastCol">
       <w:rPr>
+        <w:rFonts w:eastAsia="黑体"/>
         <w:b/>
         <w:bCs/>
       </w:rPr>
@@ -13827,6 +14427,7 @@
       <w:spacing w:after="0" w:line="240" w:lineRule="auto"/>
     </w:pPr>
     <w:rPr>
+      <w:rFonts w:eastAsia="黑体"/>
       <w:color w:themeColor="text1" w:val="000000"/>
     </w:rPr>
     <w:tblPr>
@@ -13845,6 +14446,7 @@
     </w:tcPr>
     <w:tblStylePr w:type="firstRow">
       <w:rPr>
+        <w:rFonts w:eastAsia="黑体"/>
         <w:b/>
         <w:bCs/>
         <w:color w:themeColor="background1" w:val="FFFFFF"/>
@@ -13859,6 +14461,7 @@
     </w:tblStylePr>
     <w:tblStylePr w:type="lastRow">
       <w:rPr>
+        <w:rFonts w:eastAsia="黑体"/>
         <w:b/>
         <w:bCs/>
         <w:color w:themeColor="accent3" w:themeShade="CC" w:val="7E9C40"/>
@@ -13873,12 +14476,14 @@
     </w:tblStylePr>
     <w:tblStylePr w:type="firstCol">
       <w:rPr>
+        <w:rFonts w:eastAsia="黑体"/>
         <w:b/>
         <w:bCs/>
       </w:rPr>
     </w:tblStylePr>
     <w:tblStylePr w:type="lastCol">
       <w:rPr>
+        <w:rFonts w:eastAsia="黑体"/>
         <w:b/>
         <w:bCs/>
       </w:rPr>
@@ -13913,6 +14518,7 @@
       <w:spacing w:after="0" w:line="240" w:lineRule="auto"/>
     </w:pPr>
     <w:rPr>
+      <w:rFonts w:eastAsia="黑体"/>
       <w:color w:themeColor="text1" w:val="000000"/>
     </w:rPr>
     <w:tblPr>
@@ -13931,6 +14537,7 @@
     </w:tcPr>
     <w:tblStylePr w:type="firstRow">
       <w:rPr>
+        <w:rFonts w:eastAsia="黑体"/>
         <w:b/>
         <w:bCs/>
         <w:color w:themeColor="background1" w:val="FFFFFF"/>
@@ -13945,6 +14552,7 @@
     </w:tblStylePr>
     <w:tblStylePr w:type="lastRow">
       <w:rPr>
+        <w:rFonts w:eastAsia="黑体"/>
         <w:b/>
         <w:bCs/>
         <w:color w:themeColor="accent6" w:themeShade="CC" w:val="F2730A"/>
@@ -13959,12 +14567,14 @@
     </w:tblStylePr>
     <w:tblStylePr w:type="firstCol">
       <w:rPr>
+        <w:rFonts w:eastAsia="黑体"/>
         <w:b/>
         <w:bCs/>
       </w:rPr>
     </w:tblStylePr>
     <w:tblStylePr w:type="lastCol">
       <w:rPr>
+        <w:rFonts w:eastAsia="黑体"/>
         <w:b/>
         <w:bCs/>
       </w:rPr>
@@ -13999,6 +14609,7 @@
       <w:spacing w:after="0" w:line="240" w:lineRule="auto"/>
     </w:pPr>
     <w:rPr>
+      <w:rFonts w:eastAsia="黑体"/>
       <w:color w:themeColor="text1" w:val="000000"/>
     </w:rPr>
     <w:tblPr>
@@ -14017,6 +14628,7 @@
     </w:tcPr>
     <w:tblStylePr w:type="firstRow">
       <w:rPr>
+        <w:rFonts w:eastAsia="黑体"/>
         <w:b/>
         <w:bCs/>
         <w:color w:themeColor="background1" w:val="FFFFFF"/>
@@ -14031,6 +14643,7 @@
     </w:tblStylePr>
     <w:tblStylePr w:type="lastRow">
       <w:rPr>
+        <w:rFonts w:eastAsia="黑体"/>
         <w:b/>
         <w:bCs/>
         <w:color w:themeColor="accent5" w:themeShade="CC" w:val="348DA5"/>
@@ -14045,12 +14658,14 @@
     </w:tblStylePr>
     <w:tblStylePr w:type="firstCol">
       <w:rPr>
+        <w:rFonts w:eastAsia="黑体"/>
         <w:b/>
         <w:bCs/>
       </w:rPr>
     </w:tblStylePr>
     <w:tblStylePr w:type="lastCol">
       <w:rPr>
+        <w:rFonts w:eastAsia="黑体"/>
         <w:b/>
         <w:bCs/>
       </w:rPr>
@@ -14085,6 +14700,7 @@
       <w:spacing w:after="0" w:line="240" w:lineRule="auto"/>
     </w:pPr>
     <w:rPr>
+      <w:rFonts w:eastAsia="黑体"/>
       <w:color w:themeColor="text1" w:val="000000"/>
     </w:rPr>
     <w:tblPr>
@@ -14106,6 +14722,7 @@
     </w:tcPr>
     <w:tblStylePr w:type="firstRow">
       <w:rPr>
+        <w:rFonts w:eastAsia="黑体"/>
         <w:b/>
         <w:bCs/>
       </w:rPr>
@@ -14116,6 +14733,7 @@
     </w:tblStylePr>
     <w:tblStylePr w:type="lastRow">
       <w:rPr>
+        <w:rFonts w:eastAsia="黑体"/>
         <w:b/>
         <w:bCs/>
         <w:color w:themeColor="text1" w:val="000000"/>
@@ -14127,6 +14745,7 @@
     </w:tblStylePr>
     <w:tblStylePr w:type="firstCol">
       <w:rPr>
+        <w:rFonts w:eastAsia="黑体"/>
         <w:color w:themeColor="background1" w:val="FFFFFF"/>
       </w:rPr>
       <w:tblPr/>
@@ -14136,6 +14755,7 @@
     </w:tblStylePr>
     <w:tblStylePr w:type="lastCol">
       <w:rPr>
+        <w:rFonts w:eastAsia="黑体"/>
         <w:color w:themeColor="background1" w:val="FFFFFF"/>
       </w:rPr>
       <w:tblPr/>
@@ -14165,6 +14785,7 @@
       <w:spacing w:after="0" w:line="240" w:lineRule="auto"/>
     </w:pPr>
     <w:rPr>
+      <w:rFonts w:eastAsia="黑体"/>
       <w:color w:themeColor="text1" w:val="000000"/>
     </w:rPr>
     <w:tblPr>
@@ -14186,6 +14807,7 @@
     </w:tcPr>
     <w:tblStylePr w:type="firstRow">
       <w:rPr>
+        <w:rFonts w:eastAsia="黑体"/>
         <w:b/>
         <w:bCs/>
       </w:rPr>
@@ -14196,6 +14818,7 @@
     </w:tblStylePr>
     <w:tblStylePr w:type="lastRow">
       <w:rPr>
+        <w:rFonts w:eastAsia="黑体"/>
         <w:b/>
         <w:bCs/>
         <w:color w:themeColor="text1" w:val="000000"/>
@@ -14207,6 +14830,7 @@
     </w:tblStylePr>
     <w:tblStylePr w:type="firstCol">
       <w:rPr>
+        <w:rFonts w:eastAsia="黑体"/>
         <w:color w:themeColor="background1" w:val="FFFFFF"/>
       </w:rPr>
       <w:tblPr/>
@@ -14216,6 +14840,7 @@
     </w:tblStylePr>
     <w:tblStylePr w:type="lastCol">
       <w:rPr>
+        <w:rFonts w:eastAsia="黑体"/>
         <w:color w:themeColor="background1" w:val="FFFFFF"/>
       </w:rPr>
       <w:tblPr/>
@@ -14245,6 +14870,7 @@
       <w:spacing w:after="0" w:line="240" w:lineRule="auto"/>
     </w:pPr>
     <w:rPr>
+      <w:rFonts w:eastAsia="黑体"/>
       <w:color w:themeColor="text1" w:val="000000"/>
     </w:rPr>
     <w:tblPr>
@@ -14266,6 +14892,7 @@
     </w:tcPr>
     <w:tblStylePr w:type="firstRow">
       <w:rPr>
+        <w:rFonts w:eastAsia="黑体"/>
         <w:b/>
         <w:bCs/>
       </w:rPr>
@@ -14276,6 +14903,7 @@
     </w:tblStylePr>
     <w:tblStylePr w:type="lastRow">
       <w:rPr>
+        <w:rFonts w:eastAsia="黑体"/>
         <w:b/>
         <w:bCs/>
         <w:color w:themeColor="text1" w:val="000000"/>
@@ -14287,6 +14915,7 @@
     </w:tblStylePr>
     <w:tblStylePr w:type="firstCol">
       <w:rPr>
+        <w:rFonts w:eastAsia="黑体"/>
         <w:color w:themeColor="background1" w:val="FFFFFF"/>
       </w:rPr>
       <w:tblPr/>
@@ -14296,6 +14925,7 @@
     </w:tblStylePr>
     <w:tblStylePr w:type="lastCol">
       <w:rPr>
+        <w:rFonts w:eastAsia="黑体"/>
         <w:color w:themeColor="background1" w:val="FFFFFF"/>
       </w:rPr>
       <w:tblPr/>
@@ -14325,6 +14955,7 @@
       <w:spacing w:after="0" w:line="240" w:lineRule="auto"/>
     </w:pPr>
     <w:rPr>
+      <w:rFonts w:eastAsia="黑体"/>
       <w:color w:themeColor="text1" w:val="000000"/>
     </w:rPr>
     <w:tblPr>
@@ -14346,6 +14977,7 @@
     </w:tcPr>
     <w:tblStylePr w:type="firstRow">
       <w:rPr>
+        <w:rFonts w:eastAsia="黑体"/>
         <w:b/>
         <w:bCs/>
       </w:rPr>
@@ -14356,6 +14988,7 @@
     </w:tblStylePr>
     <w:tblStylePr w:type="lastRow">
       <w:rPr>
+        <w:rFonts w:eastAsia="黑体"/>
         <w:b/>
         <w:bCs/>
         <w:color w:themeColor="text1" w:val="000000"/>
@@ -14367,6 +15000,7 @@
     </w:tblStylePr>
     <w:tblStylePr w:type="firstCol">
       <w:rPr>
+        <w:rFonts w:eastAsia="黑体"/>
         <w:color w:themeColor="background1" w:val="FFFFFF"/>
       </w:rPr>
       <w:tblPr/>
@@ -14376,6 +15010,7 @@
     </w:tblStylePr>
     <w:tblStylePr w:type="lastCol">
       <w:rPr>
+        <w:rFonts w:eastAsia="黑体"/>
         <w:color w:themeColor="background1" w:val="FFFFFF"/>
       </w:rPr>
       <w:tblPr/>
@@ -14405,6 +15040,7 @@
       <w:spacing w:after="0" w:line="240" w:lineRule="auto"/>
     </w:pPr>
     <w:rPr>
+      <w:rFonts w:eastAsia="黑体"/>
       <w:color w:themeColor="text1" w:val="000000"/>
     </w:rPr>
     <w:tblPr>
@@ -14426,6 +15062,7 @@
     </w:tcPr>
     <w:tblStylePr w:type="firstRow">
       <w:rPr>
+        <w:rFonts w:eastAsia="黑体"/>
         <w:b/>
         <w:bCs/>
       </w:rPr>
@@ -14436,6 +15073,7 @@
     </w:tblStylePr>
     <w:tblStylePr w:type="lastRow">
       <w:rPr>
+        <w:rFonts w:eastAsia="黑体"/>
         <w:b/>
         <w:bCs/>
         <w:color w:themeColor="text1" w:val="000000"/>
@@ -14447,6 +15085,7 @@
     </w:tblStylePr>
     <w:tblStylePr w:type="firstCol">
       <w:rPr>
+        <w:rFonts w:eastAsia="黑体"/>
         <w:color w:themeColor="background1" w:val="FFFFFF"/>
       </w:rPr>
       <w:tblPr/>
@@ -14456,6 +15095,7 @@
     </w:tblStylePr>
     <w:tblStylePr w:type="lastCol">
       <w:rPr>
+        <w:rFonts w:eastAsia="黑体"/>
         <w:color w:themeColor="background1" w:val="FFFFFF"/>
       </w:rPr>
       <w:tblPr/>
@@ -14485,6 +15125,7 @@
       <w:spacing w:after="0" w:line="240" w:lineRule="auto"/>
     </w:pPr>
     <w:rPr>
+      <w:rFonts w:eastAsia="黑体"/>
       <w:color w:themeColor="text1" w:val="000000"/>
     </w:rPr>
     <w:tblPr>
@@ -14506,6 +15147,7 @@
     </w:tcPr>
     <w:tblStylePr w:type="firstRow">
       <w:rPr>
+        <w:rFonts w:eastAsia="黑体"/>
         <w:b/>
         <w:bCs/>
       </w:rPr>
@@ -14516,6 +15158,7 @@
     </w:tblStylePr>
     <w:tblStylePr w:type="lastRow">
       <w:rPr>
+        <w:rFonts w:eastAsia="黑体"/>
         <w:b/>
         <w:bCs/>
         <w:color w:themeColor="text1" w:val="000000"/>
@@ -14527,6 +15170,7 @@
     </w:tblStylePr>
     <w:tblStylePr w:type="firstCol">
       <w:rPr>
+        <w:rFonts w:eastAsia="黑体"/>
         <w:color w:themeColor="background1" w:val="FFFFFF"/>
       </w:rPr>
       <w:tblPr/>
@@ -14536,6 +15180,7 @@
     </w:tblStylePr>
     <w:tblStylePr w:type="lastCol">
       <w:rPr>
+        <w:rFonts w:eastAsia="黑体"/>
         <w:color w:themeColor="background1" w:val="FFFFFF"/>
       </w:rPr>
       <w:tblPr/>
@@ -14565,6 +15210,7 @@
       <w:spacing w:after="0" w:line="240" w:lineRule="auto"/>
     </w:pPr>
     <w:rPr>
+      <w:rFonts w:eastAsia="黑体"/>
       <w:color w:themeColor="text1" w:val="000000"/>
     </w:rPr>
     <w:tblPr>
@@ -14586,6 +15232,7 @@
     </w:tcPr>
     <w:tblStylePr w:type="firstRow">
       <w:rPr>
+        <w:rFonts w:eastAsia="黑体"/>
         <w:b/>
         <w:bCs/>
       </w:rPr>
@@ -14596,6 +15243,7 @@
     </w:tblStylePr>
     <w:tblStylePr w:type="lastRow">
       <w:rPr>
+        <w:rFonts w:eastAsia="黑体"/>
         <w:b/>
         <w:bCs/>
         <w:color w:themeColor="text1" w:val="000000"/>
@@ -14607,6 +15255,7 @@
     </w:tblStylePr>
     <w:tblStylePr w:type="firstCol">
       <w:rPr>
+        <w:rFonts w:eastAsia="黑体"/>
         <w:color w:themeColor="background1" w:val="FFFFFF"/>
       </w:rPr>
       <w:tblPr/>
@@ -14616,6 +15265,7 @@
     </w:tblStylePr>
     <w:tblStylePr w:type="lastCol">
       <w:rPr>
+        <w:rFonts w:eastAsia="黑体"/>
         <w:color w:themeColor="background1" w:val="FFFFFF"/>
       </w:rPr>
       <w:tblPr/>
@@ -14648,6 +15298,7 @@
     <w:name w:val="KeywordTok"/>
     <w:basedOn w:val="VerbatimChar"/>
     <w:rPr>
+      <w:rFonts w:eastAsia="黑体"/>
       <w:b/>
       <w:color w:val="007020"/>
     </w:rPr>
@@ -14656,6 +15307,7 @@
     <w:name w:val="DataTypeTok"/>
     <w:basedOn w:val="VerbatimChar"/>
     <w:rPr>
+      <w:rFonts w:eastAsia="黑体"/>
       <w:color w:val="902000"/>
     </w:rPr>
   </w:style>
@@ -14663,6 +15315,7 @@
     <w:name w:val="DecValTok"/>
     <w:basedOn w:val="VerbatimChar"/>
     <w:rPr>
+      <w:rFonts w:eastAsia="黑体"/>
       <w:color w:val="40a070"/>
     </w:rPr>
   </w:style>
@@ -14670,6 +15323,7 @@
     <w:name w:val="BaseNTok"/>
     <w:basedOn w:val="VerbatimChar"/>
     <w:rPr>
+      <w:rFonts w:eastAsia="黑体"/>
       <w:color w:val="40a070"/>
     </w:rPr>
   </w:style>
@@ -14677,6 +15331,7 @@
     <w:name w:val="FloatTok"/>
     <w:basedOn w:val="VerbatimChar"/>
     <w:rPr>
+      <w:rFonts w:eastAsia="黑体"/>
       <w:color w:val="40a070"/>
     </w:rPr>
   </w:style>
@@ -14684,6 +15339,7 @@
     <w:name w:val="ConstantTok"/>
     <w:basedOn w:val="VerbatimChar"/>
     <w:rPr>
+      <w:rFonts w:eastAsia="黑体"/>
       <w:color w:val="880000"/>
     </w:rPr>
   </w:style>
@@ -14691,6 +15347,7 @@
     <w:name w:val="CharTok"/>
     <w:basedOn w:val="VerbatimChar"/>
     <w:rPr>
+      <w:rFonts w:eastAsia="黑体"/>
       <w:color w:val="4070a0"/>
     </w:rPr>
   </w:style>
@@ -14698,6 +15355,7 @@
     <w:name w:val="SpecialCharTok"/>
     <w:basedOn w:val="VerbatimChar"/>
     <w:rPr>
+      <w:rFonts w:eastAsia="黑体"/>
       <w:color w:val="4070a0"/>
     </w:rPr>
   </w:style>
@@ -14705,6 +15363,7 @@
     <w:name w:val="StringTok"/>
     <w:basedOn w:val="VerbatimChar"/>
     <w:rPr>
+      <w:rFonts w:eastAsia="黑体"/>
       <w:color w:val="4070a0"/>
     </w:rPr>
   </w:style>
@@ -14712,6 +15371,7 @@
     <w:name w:val="VerbatimStringTok"/>
     <w:basedOn w:val="VerbatimChar"/>
     <w:rPr>
+      <w:rFonts w:eastAsia="黑体"/>
       <w:color w:val="4070a0"/>
     </w:rPr>
   </w:style>
@@ -14719,6 +15379,7 @@
     <w:name w:val="SpecialStringTok"/>
     <w:basedOn w:val="VerbatimChar"/>
     <w:rPr>
+      <w:rFonts w:eastAsia="黑体"/>
       <w:color w:val="bb6688"/>
     </w:rPr>
   </w:style>
@@ -14726,6 +15387,7 @@
     <w:name w:val="ImportTok"/>
     <w:basedOn w:val="VerbatimChar"/>
     <w:rPr>
+      <w:rFonts w:eastAsia="黑体"/>
       <w:b/>
       <w:color w:val="008000"/>
     </w:rPr>
@@ -14734,6 +15396,7 @@
     <w:name w:val="CommentTok"/>
     <w:basedOn w:val="VerbatimChar"/>
     <w:rPr>
+      <w:rFonts w:eastAsia="黑体"/>
       <w:i/>
       <w:color w:val="60a0b0"/>
     </w:rPr>
@@ -14742,6 +15405,7 @@
     <w:name w:val="DocumentationTok"/>
     <w:basedOn w:val="VerbatimChar"/>
     <w:rPr>
+      <w:rFonts w:eastAsia="黑体"/>
       <w:i/>
       <w:color w:val="ba2121"/>
     </w:rPr>
@@ -14750,6 +15414,7 @@
     <w:name w:val="AnnotationTok"/>
     <w:basedOn w:val="VerbatimChar"/>
     <w:rPr>
+      <w:rFonts w:eastAsia="黑体"/>
       <w:b/>
       <w:i/>
       <w:color w:val="60a0b0"/>
@@ -14759,6 +15424,7 @@
     <w:name w:val="CommentVarTok"/>
     <w:basedOn w:val="VerbatimChar"/>
     <w:rPr>
+      <w:rFonts w:eastAsia="黑体"/>
       <w:b/>
       <w:i/>
       <w:color w:val="60a0b0"/>
@@ -14768,6 +15434,7 @@
     <w:name w:val="OtherTok"/>
     <w:basedOn w:val="VerbatimChar"/>
     <w:rPr>
+      <w:rFonts w:eastAsia="黑体"/>
       <w:color w:val="007020"/>
     </w:rPr>
   </w:style>
@@ -14775,6 +15442,7 @@
     <w:name w:val="FunctionTok"/>
     <w:basedOn w:val="VerbatimChar"/>
     <w:rPr>
+      <w:rFonts w:eastAsia="黑体"/>
       <w:color w:val="06287e"/>
     </w:rPr>
   </w:style>
@@ -14782,6 +15450,7 @@
     <w:name w:val="VariableTok"/>
     <w:basedOn w:val="VerbatimChar"/>
     <w:rPr>
+      <w:rFonts w:eastAsia="黑体"/>
       <w:color w:val="19177c"/>
     </w:rPr>
   </w:style>
@@ -14789,6 +15458,7 @@
     <w:name w:val="ControlFlowTok"/>
     <w:basedOn w:val="VerbatimChar"/>
     <w:rPr>
+      <w:rFonts w:eastAsia="黑体"/>
       <w:b/>
       <w:color w:val="007020"/>
     </w:rPr>
@@ -14797,6 +15467,7 @@
     <w:name w:val="OperatorTok"/>
     <w:basedOn w:val="VerbatimChar"/>
     <w:rPr>
+      <w:rFonts w:eastAsia="黑体"/>
       <w:color w:val="666666"/>
     </w:rPr>
   </w:style>
@@ -14804,18 +15475,22 @@
     <w:name w:val="BuiltInTok"/>
     <w:basedOn w:val="VerbatimChar"/>
     <w:rPr>
+      <w:rFonts w:eastAsia="黑体"/>
       <w:color w:val="008000"/>
     </w:rPr>
   </w:style>
   <w:style w:type="character" w:customStyle="1" w:styleId="ExtensionTok">
     <w:name w:val="ExtensionTok"/>
     <w:basedOn w:val="VerbatimChar"/>
-    <w:rPr/>
+    <w:rPr>
+      <w:rFonts w:eastAsia="黑体"/>
+    </w:rPr>
   </w:style>
   <w:style w:type="character" w:customStyle="1" w:styleId="PreprocessorTok">
     <w:name w:val="PreprocessorTok"/>
     <w:basedOn w:val="VerbatimChar"/>
     <w:rPr>
+      <w:rFonts w:eastAsia="黑体"/>
       <w:color w:val="bc7a00"/>
     </w:rPr>
   </w:style>
@@ -14823,18 +15498,22 @@
     <w:name w:val="AttributeTok"/>
     <w:basedOn w:val="VerbatimChar"/>
     <w:rPr>
+      <w:rFonts w:eastAsia="黑体"/>
       <w:color w:val="7d9029"/>
     </w:rPr>
   </w:style>
   <w:style w:type="character" w:customStyle="1" w:styleId="RegionMarkerTok">
     <w:name w:val="RegionMarkerTok"/>
     <w:basedOn w:val="VerbatimChar"/>
-    <w:rPr/>
+    <w:rPr>
+      <w:rFonts w:eastAsia="黑体"/>
+    </w:rPr>
   </w:style>
   <w:style w:type="character" w:customStyle="1" w:styleId="InformationTok">
     <w:name w:val="InformationTok"/>
     <w:basedOn w:val="VerbatimChar"/>
     <w:rPr>
+      <w:rFonts w:eastAsia="黑体"/>
       <w:b/>
       <w:i/>
       <w:color w:val="60a0b0"/>
@@ -14844,6 +15523,7 @@
     <w:name w:val="WarningTok"/>
     <w:basedOn w:val="VerbatimChar"/>
     <w:rPr>
+      <w:rFonts w:eastAsia="黑体"/>
       <w:b/>
       <w:i/>
       <w:color w:val="60a0b0"/>
@@ -14853,6 +15533,7 @@
     <w:name w:val="AlertTok"/>
     <w:basedOn w:val="VerbatimChar"/>
     <w:rPr>
+      <w:rFonts w:eastAsia="黑体"/>
       <w:b/>
       <w:color w:val="ff0000"/>
     </w:rPr>
@@ -14861,6 +15542,7 @@
     <w:name w:val="ErrorTok"/>
     <w:basedOn w:val="VerbatimChar"/>
     <w:rPr>
+      <w:rFonts w:eastAsia="黑体"/>
       <w:b/>
       <w:color w:val="ff0000"/>
     </w:rPr>
@@ -14868,7 +15550,9 @@
   <w:style w:type="character" w:customStyle="1" w:styleId="NormalTok">
     <w:name w:val="NormalTok"/>
     <w:basedOn w:val="VerbatimChar"/>
-    <w:rPr/>
+    <w:rPr>
+      <w:rFonts w:eastAsia="黑体"/>
+    </w:rPr>
   </w:style>
 </w:styles>
 </file>
@@ -14917,12 +15601,12 @@
     <a:fontScheme name="Office">
       <a:majorFont>
         <a:latin typeface="Calibri"/>
-        <a:ea typeface=""/>
+        <a:ea typeface="黑体"/>
         <a:cs typeface=""/>
         <a:font script="Jpan" typeface="ＭＳ ゴシック"/>
         <a:font script="Hang" typeface="맑은 고딕"/>
-        <a:font script="Hans" typeface="宋体"/>
-        <a:font script="Hant" typeface="新細明體"/>
+        <a:font script="Hans" typeface="黑体"/>
+        <a:font script="Hant" typeface="黑体"/>
         <a:font script="Arab" typeface="Times New Roman"/>
         <a:font script="Hebr" typeface="Times New Roman"/>
         <a:font script="Thai" typeface="Angsana New"/>
@@ -14952,12 +15636,12 @@
       </a:majorFont>
       <a:minorFont>
         <a:latin typeface="Cambria"/>
-        <a:ea typeface=""/>
+        <a:ea typeface="黑体"/>
         <a:cs typeface=""/>
         <a:font script="Jpan" typeface="ＭＳ 明朝"/>
         <a:font script="Hang" typeface="맑은 고딕"/>
-        <a:font script="Hans" typeface="宋体"/>
-        <a:font script="Hant" typeface="新細明體"/>
+        <a:font script="Hans" typeface="黑体"/>
+        <a:font script="Hant" typeface="黑体"/>
         <a:font script="Arab" typeface="Arial"/>
         <a:font script="Hebr" typeface="Arial"/>
         <a:font script="Thai" typeface="Cordia New"/>

--- a/01-电源电路/04-电池充放电管理/备用电池切换电路/备用电池切换电路.docx
+++ b/01-电源电路/04-电池充放电管理/备用电池切换电路/备用电池切换电路.docx
@@ -2530,7 +2530,7 @@
           <w:color w:val="555555"/>
           <w:sz w:val="21"/>
         </w:rPr>
-        <w:t>材料收集者：杜文杰，WX手机：19519196569，QQ:3478827729</w:t>
+        <w:t>材料收集者：杜文杰，微信/手机：19519196569，QQ:3478827729</w:t>
       </w:r>
     </w:p>
     <w:sectPr>
